--- a/Unidad1/Actividad_n_nombre_estudiante.docx
+++ b/Unidad1/Actividad_n_nombre_estudiante.docx
@@ -4,7 +4,6 @@
   <w:body>
     <w:p>
       <w:pPr>
-        <w:spacing w:line="360" w:lineRule="auto"/>
         <w:jc w:val="center"/>
         <w:rPr>
           <w:rFonts w:ascii="Arial" w:hAnsi="Arial" w:cs="Arial"/>
@@ -16,7 +15,6 @@
     </w:p>
     <w:p>
       <w:pPr>
-        <w:spacing w:line="360" w:lineRule="auto"/>
         <w:jc w:val="center"/>
         <w:rPr>
           <w:rFonts w:ascii="Arial" w:hAnsi="Arial" w:cs="Arial"/>
@@ -28,7 +26,7 @@
     </w:p>
     <w:p>
       <w:pPr>
-        <w:spacing w:after="0" w:line="240" w:lineRule="auto"/>
+        <w:spacing w:line="240" w:lineRule="auto"/>
         <w:jc w:val="right"/>
         <w:rPr>
           <w:rFonts w:ascii="Arial" w:hAnsi="Arial" w:cs="Arial"/>
@@ -53,7 +51,7 @@
     </w:p>
     <w:p>
       <w:pPr>
-        <w:spacing w:after="0" w:line="240" w:lineRule="auto"/>
+        <w:spacing w:line="240" w:lineRule="auto"/>
         <w:jc w:val="right"/>
         <w:rPr>
           <w:rFonts w:ascii="Arial" w:hAnsi="Arial" w:cs="Arial"/>
@@ -78,7 +76,7 @@
     </w:p>
     <w:p>
       <w:pPr>
-        <w:spacing w:after="0" w:line="240" w:lineRule="auto"/>
+        <w:spacing w:line="240" w:lineRule="auto"/>
         <w:jc w:val="right"/>
         <w:rPr>
           <w:rFonts w:ascii="Arial" w:hAnsi="Arial" w:cs="Arial"/>
@@ -115,7 +113,6 @@
     </w:p>
     <w:p>
       <w:pPr>
-        <w:spacing w:line="360" w:lineRule="auto"/>
         <w:jc w:val="right"/>
         <w:rPr>
           <w:rFonts w:ascii="Arial" w:hAnsi="Arial" w:cs="Arial"/>
@@ -128,7 +125,6 @@
     </w:p>
     <w:p>
       <w:pPr>
-        <w:spacing w:line="360" w:lineRule="auto"/>
         <w:jc w:val="right"/>
         <w:rPr>
           <w:rFonts w:ascii="Arial" w:hAnsi="Arial" w:cs="Arial"/>
@@ -141,7 +137,6 @@
     </w:p>
     <w:p>
       <w:pPr>
-        <w:spacing w:line="360" w:lineRule="auto"/>
         <w:jc w:val="right"/>
         <w:rPr>
           <w:rFonts w:ascii="Arial" w:hAnsi="Arial" w:cs="Arial"/>
@@ -214,7 +209,6 @@
     </w:p>
     <w:p>
       <w:pPr>
-        <w:spacing w:line="360" w:lineRule="auto"/>
         <w:rPr>
           <w:rFonts w:ascii="Arial" w:hAnsi="Arial" w:cs="Arial"/>
           <w:b/>
@@ -356,7 +350,6 @@
           </w:tcPr>
           <w:p>
             <w:pPr>
-              <w:spacing w:line="360" w:lineRule="auto"/>
               <w:jc w:val="center"/>
               <w:rPr>
                 <w:rFonts w:ascii="Arial" w:hAnsi="Arial" w:cs="Arial"/>
@@ -385,7 +378,6 @@
           </w:tcPr>
           <w:p>
             <w:pPr>
-              <w:spacing w:line="360" w:lineRule="auto"/>
               <w:jc w:val="center"/>
               <w:rPr>
                 <w:rFonts w:ascii="Arial" w:hAnsi="Arial" w:cs="Arial"/>
@@ -424,7 +416,6 @@
                 <w:ilvl w:val="0"/>
                 <w:numId w:val="2"/>
               </w:numPr>
-              <w:spacing w:line="360" w:lineRule="auto"/>
               <w:rPr>
                 <w:rFonts w:ascii="Arial" w:hAnsi="Arial" w:cs="Arial"/>
                 <w:b/>
@@ -457,7 +448,6 @@
           </w:tcPr>
           <w:p>
             <w:pPr>
-              <w:spacing w:line="360" w:lineRule="auto"/>
               <w:jc w:val="center"/>
               <w:rPr>
                 <w:rFonts w:ascii="Arial" w:hAnsi="Arial" w:cs="Arial"/>
@@ -487,7 +477,6 @@
     </w:tbl>
     <w:p>
       <w:pPr>
-        <w:spacing w:line="360" w:lineRule="auto"/>
         <w:rPr>
           <w:rFonts w:ascii="Arial" w:hAnsi="Arial" w:cs="Arial"/>
           <w:noProof/>
@@ -497,7 +486,6 @@
     </w:p>
     <w:p>
       <w:pPr>
-        <w:spacing w:line="360" w:lineRule="auto"/>
         <w:rPr>
           <w:rFonts w:ascii="Arial" w:hAnsi="Arial" w:cs="Arial"/>
           <w:noProof/>
@@ -506,12 +494,6 @@
       </w:pPr>
     </w:p>
     <w:p>
-      <w:pPr>
-        <w:rPr>
-          <w:b/>
-          <w:bCs/>
-        </w:rPr>
-      </w:pPr>
       <w:r>
         <w:rPr>
           <w:b/>
@@ -534,25 +516,15 @@
         <w:t xml:space="preserve">: </w:t>
       </w:r>
       <w:r>
-        <w:rPr>
-          <w:b/>
-          <w:bCs/>
-        </w:rPr>
-        <w:t xml:space="preserve">Jeniffer </w:t>
-      </w:r>
-      <w:proofErr w:type="spellStart"/>
-      <w:r>
-        <w:rPr>
-          <w:b/>
-          <w:bCs/>
-        </w:rPr>
-        <w:t>Lil</w:t>
-      </w:r>
-      <w:proofErr w:type="spellEnd"/>
-    </w:p>
-    <w:p>
-      <w:pPr>
-        <w:ind w:left="720" w:firstLine="720"/>
+        <w:t>Jeniffer Lil</w:t>
+      </w:r>
+      <w:r>
+        <w:t>ibeth Cedeño Andrade</w:t>
+      </w:r>
+    </w:p>
+    <w:p>
+      <w:pPr>
+        <w:ind w:firstLine="720"/>
       </w:pPr>
     </w:p>
     <w:p>
@@ -569,6 +541,16 @@
         </w:rPr>
         <w:t>PARALELO:</w:t>
       </w:r>
+      <w:r>
+        <w:rPr>
+          <w:b/>
+          <w:bCs/>
+        </w:rPr>
+        <w:t xml:space="preserve"> </w:t>
+      </w:r>
+      <w:r>
+        <w:t>“A”</w:t>
+      </w:r>
     </w:p>
     <w:p>
       <w:r>
@@ -592,10 +574,20 @@
         </w:rPr>
         <w:t>SEMESTRE:</w:t>
       </w:r>
-    </w:p>
-    <w:p>
-      <w:pPr>
-        <w:ind w:left="720" w:firstLine="720"/>
+      <w:r>
+        <w:rPr>
+          <w:b/>
+          <w:bCs/>
+        </w:rPr>
+        <w:t xml:space="preserve"> </w:t>
+      </w:r>
+      <w:r>
+        <w:t>Quinto Semestre</w:t>
+      </w:r>
+    </w:p>
+    <w:p>
+      <w:pPr>
+        <w:ind w:firstLine="720"/>
       </w:pPr>
     </w:p>
     <w:p>
@@ -625,7 +617,6 @@
     </w:p>
     <w:p>
       <w:pPr>
-        <w:spacing w:line="360" w:lineRule="auto"/>
         <w:rPr>
           <w:rFonts w:ascii="Arial" w:hAnsi="Arial" w:cs="Arial"/>
           <w:noProof/>
@@ -651,7 +642,6 @@
     </w:p>
     <w:p>
       <w:pPr>
-        <w:spacing w:line="360" w:lineRule="auto"/>
         <w:rPr>
           <w:rFonts w:cstheme="minorHAnsi"/>
           <w:noProof/>
@@ -672,7 +662,6 @@
         <w:tabs>
           <w:tab w:val="left" w:pos="3780"/>
         </w:tabs>
-        <w:spacing w:line="360" w:lineRule="auto"/>
         <w:rPr>
           <w:rFonts w:ascii="Arial" w:hAnsi="Arial" w:cs="Arial"/>
           <w:b/>
@@ -785,7 +774,6 @@
     </w:p>
     <w:p>
       <w:pPr>
-        <w:spacing w:line="360" w:lineRule="auto"/>
         <w:rPr>
           <w:rFonts w:ascii="Arial" w:hAnsi="Arial" w:cs="Arial"/>
           <w:b/>
@@ -1397,16 +1385,89 @@
       <w:pPr>
         <w:rPr>
           <w:rFonts w:cs="Arial"/>
-          <w:b/>
-          <w:bCs/>
-          <w:lang w:eastAsia="es-EC"/>
-        </w:rPr>
-      </w:pPr>
-      <w:r>
-        <w:rPr>
-          <w:rFonts w:cs="Arial"/>
-          <w:lang w:eastAsia="es-EC"/>
-        </w:rPr>
+          <w:lang w:eastAsia="es-EC"/>
+        </w:rPr>
+      </w:pPr>
+    </w:p>
+    <w:p>
+      <w:pPr>
+        <w:rPr>
+          <w:rFonts w:cs="Arial"/>
+          <w:lang w:eastAsia="es-EC"/>
+        </w:rPr>
+      </w:pPr>
+    </w:p>
+    <w:p>
+      <w:pPr>
+        <w:rPr>
+          <w:rFonts w:cs="Arial"/>
+          <w:lang w:eastAsia="es-EC"/>
+        </w:rPr>
+      </w:pPr>
+    </w:p>
+    <w:p>
+      <w:pPr>
+        <w:rPr>
+          <w:rFonts w:cs="Arial"/>
+          <w:lang w:eastAsia="es-EC"/>
+        </w:rPr>
+      </w:pPr>
+    </w:p>
+    <w:p>
+      <w:pPr>
+        <w:rPr>
+          <w:rFonts w:cs="Arial"/>
+          <w:lang w:eastAsia="es-EC"/>
+        </w:rPr>
+      </w:pPr>
+    </w:p>
+    <w:p>
+      <w:pPr>
+        <w:rPr>
+          <w:rFonts w:cs="Arial"/>
+          <w:lang w:eastAsia="es-EC"/>
+        </w:rPr>
+      </w:pPr>
+    </w:p>
+    <w:p>
+      <w:pPr>
+        <w:rPr>
+          <w:rFonts w:cs="Arial"/>
+          <w:lang w:eastAsia="es-EC"/>
+        </w:rPr>
+      </w:pPr>
+    </w:p>
+    <w:p>
+      <w:pPr>
+        <w:rPr>
+          <w:rFonts w:cs="Arial"/>
+          <w:lang w:eastAsia="es-EC"/>
+        </w:rPr>
+      </w:pPr>
+    </w:p>
+    <w:p>
+      <w:pPr>
+        <w:rPr>
+          <w:rFonts w:cs="Arial"/>
+          <w:lang w:eastAsia="es-EC"/>
+        </w:rPr>
+      </w:pPr>
+    </w:p>
+    <w:p>
+      <w:pPr>
+        <w:rPr>
+          <w:rFonts w:cs="Arial"/>
+          <w:b/>
+          <w:bCs/>
+          <w:lang w:eastAsia="es-EC"/>
+        </w:rPr>
+      </w:pPr>
+      <w:r>
+        <w:rPr>
+          <w:rFonts w:cs="Arial"/>
+          <w:lang w:eastAsia="es-EC"/>
+        </w:rPr>
+        <w:lastRenderedPageBreak/>
         <w:t xml:space="preserve"> </w:t>
       </w:r>
       <w:r>
@@ -1536,13 +1597,7 @@
         <w:rPr>
           <w:color w:val="auto"/>
         </w:rPr>
-        <w:t xml:space="preserve"> que rastrea el Origen, el Proceso (la veterinaria/refugio) y el Destino (el hogar definitivo)</w:t>
-      </w:r>
-      <w:r>
-        <w:rPr>
-          <w:color w:val="auto"/>
-        </w:rPr>
-        <w:t>.</w:t>
+        <w:t xml:space="preserve"> que rastrea el Origen, el Proceso (la veterinaria/refugio) y el Destino (el hogar definitivo).</w:t>
       </w:r>
     </w:p>
     <w:p>
@@ -1568,7 +1623,6 @@
           <w:sz w:val="22"/>
           <w:szCs w:val="22"/>
         </w:rPr>
-        <w:lastRenderedPageBreak/>
         <w:t>2. OBJETIVOS</w:t>
       </w:r>
     </w:p>
@@ -1601,6 +1655,7 @@
     <w:p>
       <w:pPr>
         <w:pStyle w:val="Descripcin"/>
+        <w:spacing w:line="360" w:lineRule="auto"/>
         <w:rPr>
           <w:i w:val="0"/>
           <w:iCs w:val="0"/>
@@ -1677,10 +1732,7 @@
       </w:r>
       <w:proofErr w:type="spellEnd"/>
       <w:r>
-        <w:t>, Voluntario/Veterinario, Administrador del Refugio)</w:t>
-      </w:r>
-      <w:r>
-        <w:t xml:space="preserve"> que interactúan con el sistema y establecer los requerimientos funcionales y no funcionales. </w:t>
+        <w:t xml:space="preserve">, Voluntario/Veterinario, Administrador del Refugio) que interactúan con el sistema y establecer los requerimientos funcionales y no funcionales. </w:t>
       </w:r>
     </w:p>
     <w:p>
@@ -1757,6 +1809,7 @@
           <w:b/>
           <w:bCs/>
         </w:rPr>
+        <w:lastRenderedPageBreak/>
         <w:t xml:space="preserve">3. ALCANCE DEL SISTEMA </w:t>
       </w:r>
     </w:p>
@@ -1769,9 +1822,6 @@
       </w:r>
       <w:r>
         <w:t xml:space="preserve"> enfocado en la administración de los casos de rescate que son atendidos por un refugio para animales. Incluirá el registro de los animales, la determinación de su especie, la asignación de veterinarios o voluntarios y el monitoreo de su condición.</w:t>
-      </w:r>
-      <w:r>
-        <w:br/>
       </w:r>
       <w:r>
         <w:br/>
@@ -1790,18 +1840,6 @@
       <w:r>
         <w:t>, los veterinarios o voluntarios y los encargados del refugio. Cada actor tendrá responsabilidades particulares de acuerdo con sus funciones.</w:t>
       </w:r>
-      <w:r>
-        <w:br/>
-      </w:r>
-      <w:r>
-        <w:br/>
-      </w:r>
-      <w:r>
-        <w:rPr>
-          <w:highlight w:val="yellow"/>
-        </w:rPr>
-        <w:t>El diseño de la solución, los diagramas, los patrones y la gestión de versiones serán el enfoque del trabajo. A menos que el profesor imponga un requisito adicional, no se considera necesario implementar una aplicación completamente funcional.</w:t>
-      </w:r>
     </w:p>
     <w:p>
       <w:pPr>
@@ -1820,31 +1858,24 @@
     </w:p>
     <w:p>
       <w:r>
-        <w:t>Los actores que se menciona</w:t>
-      </w:r>
-      <w:r>
-        <w:t xml:space="preserve">n son las personas que interactúan con el Sistema de Control de Rescate y Adopción animal. </w:t>
+        <w:t xml:space="preserve">Los actores que se mencionan son las personas que interactúan con el Sistema de Control de Rescate y Adopción animal. </w:t>
       </w:r>
       <w:r>
         <w:t>A continuación, en la tabla 1 se identifican los tres actores en base al escenario de la actividad.</w:t>
       </w:r>
     </w:p>
-    <w:p/>
-    <w:p/>
-    <w:p/>
-    <w:p>
-      <w:pPr>
-        <w:rPr>
-          <w:b/>
-          <w:bCs/>
-        </w:rPr>
-      </w:pPr>
-      <w:r>
-        <w:rPr>
-          <w:b/>
-          <w:bCs/>
-        </w:rPr>
-        <w:lastRenderedPageBreak/>
+    <w:p>
+      <w:pPr>
+        <w:rPr>
+          <w:b/>
+          <w:bCs/>
+        </w:rPr>
+      </w:pPr>
+      <w:r>
+        <w:rPr>
+          <w:b/>
+          <w:bCs/>
+        </w:rPr>
         <w:t>Tabla 1</w:t>
       </w:r>
     </w:p>
@@ -1880,8 +1911,8 @@
       </w:tblPr>
       <w:tblGrid>
         <w:gridCol w:w="2273"/>
-        <w:gridCol w:w="2968"/>
-        <w:gridCol w:w="3638"/>
+        <w:gridCol w:w="2969"/>
+        <w:gridCol w:w="3637"/>
       </w:tblGrid>
       <w:tr>
         <w:trPr>
@@ -2036,10 +2067,7 @@
           <w:p/>
           <w:p>
             <w:r>
-              <w:t>U</w:t>
-            </w:r>
-            <w:r>
-              <w:t>suario externo (</w:t>
+              <w:t>Usuario externo (</w:t>
             </w:r>
             <w:r>
               <w:t>público</w:t>
@@ -2188,7 +2216,11 @@
               <w:t xml:space="preserve"> </w:t>
             </w:r>
             <w:r>
-              <w:t>cuidado directo y seguimiento de los animales</w:t>
+              <w:t xml:space="preserve">cuidado </w:t>
+            </w:r>
+            <w:r>
+              <w:lastRenderedPageBreak/>
+              <w:t>directo y seguimiento de los animales</w:t>
             </w:r>
             <w:r>
               <w:t>.</w:t>
@@ -2209,6 +2241,7 @@
               <w:ind w:left="40" w:hanging="40"/>
             </w:pPr>
             <w:r>
+              <w:lastRenderedPageBreak/>
               <w:t>• Ver casos de rescate asignados.</w:t>
             </w:r>
           </w:p>
@@ -2223,7 +2256,7 @@
             </w:pPr>
             <w:r>
               <w:rPr>
-                <w:rFonts w:ascii="Arial" w:hAnsi="Arial" w:cs="Arial"/>
+                <w:rFonts w:cs="Arial"/>
                 <w:sz w:val="21"/>
                 <w:szCs w:val="21"/>
               </w:rPr>
@@ -2231,7 +2264,7 @@
             </w:r>
             <w:r>
               <w:rPr>
-                <w:rFonts w:ascii="Arial" w:hAnsi="Arial" w:cs="Arial"/>
+                <w:rFonts w:cs="Arial"/>
                 <w:sz w:val="21"/>
                 <w:szCs w:val="21"/>
               </w:rPr>
@@ -2239,7 +2272,7 @@
             </w:r>
             <w:r>
               <w:rPr>
-                <w:rFonts w:ascii="Arial" w:hAnsi="Arial" w:cs="Arial"/>
+                <w:rFonts w:cs="Arial"/>
                 <w:sz w:val="21"/>
                 <w:szCs w:val="21"/>
               </w:rPr>
@@ -2247,7 +2280,7 @@
             </w:r>
             <w:r>
               <w:rPr>
-                <w:rFonts w:ascii="Arial" w:hAnsi="Arial" w:cs="Arial"/>
+                <w:rFonts w:cs="Arial"/>
                 <w:sz w:val="21"/>
                 <w:szCs w:val="21"/>
               </w:rPr>
@@ -2265,7 +2298,7 @@
             </w:pPr>
             <w:r>
               <w:rPr>
-                <w:rFonts w:ascii="Arial" w:hAnsi="Arial" w:cs="Arial"/>
+                <w:rFonts w:cs="Arial"/>
                 <w:sz w:val="21"/>
                 <w:szCs w:val="21"/>
               </w:rPr>
@@ -2283,10 +2316,11 @@
             </w:pPr>
             <w:r>
               <w:rPr>
-                <w:rFonts w:ascii="Arial" w:hAnsi="Arial" w:cs="Arial"/>
+                <w:rFonts w:cs="Arial"/>
                 <w:sz w:val="21"/>
                 <w:szCs w:val="21"/>
               </w:rPr>
+              <w:lastRenderedPageBreak/>
               <w:t>Recibir notificaciones de nuevos casos.</w:t>
             </w:r>
           </w:p>
@@ -2455,15 +2489,7 @@
           <w:iCs w:val="0"/>
           <w:color w:val="auto"/>
         </w:rPr>
-        <w:t>Elaboración propia</w:t>
-      </w:r>
-      <w:r>
-        <w:rPr>
-          <w:i w:val="0"/>
-          <w:iCs w:val="0"/>
-          <w:color w:val="auto"/>
-        </w:rPr>
-        <w:t xml:space="preserve"> </w:t>
+        <w:t xml:space="preserve">Elaboración propia </w:t>
       </w:r>
     </w:p>
     <w:p>
@@ -2560,7 +2586,7 @@
           </w:tcPr>
           <w:p>
             <w:pPr>
-              <w:spacing w:after="0" w:line="240" w:lineRule="auto"/>
+              <w:spacing w:line="240" w:lineRule="auto"/>
               <w:rPr>
                 <w:rFonts w:eastAsia="Times New Roman" w:cs="Times New Roman"/>
                 <w:b/>
@@ -2591,7 +2617,7 @@
           </w:tcPr>
           <w:p>
             <w:pPr>
-              <w:spacing w:after="0" w:line="240" w:lineRule="auto"/>
+              <w:spacing w:line="240" w:lineRule="auto"/>
               <w:rPr>
                 <w:rFonts w:eastAsia="Times New Roman" w:cs="Times New Roman"/>
                 <w:b/>
@@ -2624,7 +2650,7 @@
           </w:tcPr>
           <w:p>
             <w:pPr>
-              <w:spacing w:after="0" w:line="240" w:lineRule="auto"/>
+              <w:spacing w:line="240" w:lineRule="auto"/>
               <w:rPr>
                 <w:rFonts w:eastAsia="Times New Roman" w:cs="Times New Roman"/>
                 <w:lang w:eastAsia="es-EC"/>
@@ -2647,7 +2673,7 @@
           </w:tcPr>
           <w:p>
             <w:pPr>
-              <w:spacing w:after="0" w:line="240" w:lineRule="auto"/>
+              <w:spacing w:line="240" w:lineRule="auto"/>
               <w:rPr>
                 <w:rFonts w:eastAsia="Times New Roman" w:cs="Times New Roman"/>
                 <w:lang w:eastAsia="es-EC"/>
@@ -2676,7 +2702,7 @@
           </w:tcPr>
           <w:p>
             <w:pPr>
-              <w:spacing w:after="0" w:line="240" w:lineRule="auto"/>
+              <w:spacing w:line="240" w:lineRule="auto"/>
               <w:rPr>
                 <w:rFonts w:eastAsia="Times New Roman" w:cs="Times New Roman"/>
                 <w:lang w:eastAsia="es-EC"/>
@@ -2699,7 +2725,7 @@
           </w:tcPr>
           <w:p>
             <w:pPr>
-              <w:spacing w:after="0" w:line="240" w:lineRule="auto"/>
+              <w:spacing w:line="240" w:lineRule="auto"/>
               <w:rPr>
                 <w:rFonts w:eastAsia="Times New Roman" w:cs="Times New Roman"/>
                 <w:lang w:eastAsia="es-EC"/>
@@ -2728,7 +2754,7 @@
           </w:tcPr>
           <w:p>
             <w:pPr>
-              <w:spacing w:after="0" w:line="240" w:lineRule="auto"/>
+              <w:spacing w:line="240" w:lineRule="auto"/>
               <w:rPr>
                 <w:rFonts w:eastAsia="Times New Roman" w:cs="Times New Roman"/>
                 <w:lang w:eastAsia="es-EC"/>
@@ -2751,7 +2777,7 @@
           </w:tcPr>
           <w:p>
             <w:pPr>
-              <w:spacing w:after="0" w:line="240" w:lineRule="auto"/>
+              <w:spacing w:line="240" w:lineRule="auto"/>
               <w:rPr>
                 <w:rFonts w:eastAsia="Times New Roman" w:cs="Times New Roman"/>
                 <w:lang w:eastAsia="es-EC"/>
@@ -2780,7 +2806,7 @@
           </w:tcPr>
           <w:p>
             <w:pPr>
-              <w:spacing w:after="0" w:line="240" w:lineRule="auto"/>
+              <w:spacing w:line="240" w:lineRule="auto"/>
               <w:rPr>
                 <w:rFonts w:eastAsia="Times New Roman" w:cs="Times New Roman"/>
                 <w:lang w:eastAsia="es-EC"/>
@@ -2803,7 +2829,7 @@
           </w:tcPr>
           <w:p>
             <w:pPr>
-              <w:spacing w:after="0" w:line="240" w:lineRule="auto"/>
+              <w:spacing w:line="240" w:lineRule="auto"/>
               <w:rPr>
                 <w:rFonts w:eastAsia="Times New Roman" w:cs="Times New Roman"/>
                 <w:lang w:eastAsia="es-EC"/>
@@ -2832,7 +2858,7 @@
           </w:tcPr>
           <w:p>
             <w:pPr>
-              <w:spacing w:after="0" w:line="240" w:lineRule="auto"/>
+              <w:spacing w:line="240" w:lineRule="auto"/>
               <w:rPr>
                 <w:rFonts w:eastAsia="Times New Roman" w:cs="Times New Roman"/>
                 <w:lang w:eastAsia="es-EC"/>
@@ -2855,7 +2881,7 @@
           </w:tcPr>
           <w:p>
             <w:pPr>
-              <w:spacing w:after="0" w:line="240" w:lineRule="auto"/>
+              <w:spacing w:line="240" w:lineRule="auto"/>
               <w:rPr>
                 <w:rFonts w:eastAsia="Times New Roman" w:cs="Times New Roman"/>
                 <w:lang w:eastAsia="es-EC"/>
@@ -2884,7 +2910,7 @@
           </w:tcPr>
           <w:p>
             <w:pPr>
-              <w:spacing w:after="0" w:line="240" w:lineRule="auto"/>
+              <w:spacing w:line="240" w:lineRule="auto"/>
               <w:rPr>
                 <w:rFonts w:eastAsia="Times New Roman" w:cs="Times New Roman"/>
                 <w:lang w:eastAsia="es-EC"/>
@@ -2907,7 +2933,7 @@
           </w:tcPr>
           <w:p>
             <w:pPr>
-              <w:spacing w:after="0" w:line="240" w:lineRule="auto"/>
+              <w:spacing w:line="240" w:lineRule="auto"/>
               <w:rPr>
                 <w:rFonts w:eastAsia="Times New Roman" w:cs="Times New Roman"/>
                 <w:lang w:eastAsia="es-EC"/>
@@ -2936,7 +2962,7 @@
           </w:tcPr>
           <w:p>
             <w:pPr>
-              <w:spacing w:after="0" w:line="240" w:lineRule="auto"/>
+              <w:spacing w:line="240" w:lineRule="auto"/>
               <w:rPr>
                 <w:rFonts w:eastAsia="Times New Roman" w:cs="Times New Roman"/>
                 <w:lang w:eastAsia="es-EC"/>
@@ -2947,7 +2973,6 @@
                 <w:rFonts w:eastAsia="Times New Roman" w:cs="Times New Roman"/>
                 <w:lang w:eastAsia="es-EC"/>
               </w:rPr>
-              <w:lastRenderedPageBreak/>
               <w:t>RF07</w:t>
             </w:r>
           </w:p>
@@ -2960,7 +2985,7 @@
           </w:tcPr>
           <w:p>
             <w:pPr>
-              <w:spacing w:after="0" w:line="240" w:lineRule="auto"/>
+              <w:spacing w:line="240" w:lineRule="auto"/>
               <w:rPr>
                 <w:rFonts w:eastAsia="Times New Roman" w:cs="Times New Roman"/>
                 <w:lang w:eastAsia="es-EC"/>
@@ -2993,7 +3018,7 @@
           </w:tcPr>
           <w:p>
             <w:pPr>
-              <w:spacing w:after="0" w:line="240" w:lineRule="auto"/>
+              <w:spacing w:line="240" w:lineRule="auto"/>
               <w:rPr>
                 <w:rFonts w:eastAsia="Times New Roman" w:cs="Times New Roman"/>
                 <w:lang w:eastAsia="es-EC"/>
@@ -3021,7 +3046,7 @@
           <w:p>
             <w:pPr>
               <w:keepNext/>
-              <w:spacing w:after="0" w:line="240" w:lineRule="auto"/>
+              <w:spacing w:line="240" w:lineRule="auto"/>
               <w:rPr>
                 <w:rFonts w:eastAsia="Times New Roman" w:cs="Times New Roman"/>
                 <w:lang w:eastAsia="es-EC"/>
@@ -3089,13 +3114,22 @@
     </w:p>
     <w:p>
       <w:r>
-        <w:t>Son las características de calidad que debe considerar el diseño del sistema</w:t>
-      </w:r>
-      <w:r>
-        <w:t xml:space="preserve"> ver en la tabla 3</w:t>
-      </w:r>
-      <w:r>
-        <w:t>.</w:t>
+        <w:lastRenderedPageBreak/>
+        <w:t xml:space="preserve">Son las características de calidad que debe considerar el diseño del sistema </w:t>
+      </w:r>
+      <w:r>
+        <w:t xml:space="preserve">como se </w:t>
+      </w:r>
+      <w:proofErr w:type="gramStart"/>
+      <w:r>
+        <w:t xml:space="preserve">muestra </w:t>
+      </w:r>
+      <w:r>
+        <w:t xml:space="preserve"> en</w:t>
+      </w:r>
+      <w:proofErr w:type="gramEnd"/>
+      <w:r>
+        <w:t xml:space="preserve"> la tabla 3.</w:t>
       </w:r>
     </w:p>
     <w:p>
@@ -3482,21 +3516,27 @@
         <w:t xml:space="preserve"> </w:t>
       </w:r>
     </w:p>
+    <w:p/>
+    <w:p/>
+    <w:p/>
+    <w:p/>
+    <w:p/>
+    <w:p/>
     <w:p>
       <w:pPr>
         <w:pStyle w:val="Sinespaciado"/>
         <w:spacing w:line="360" w:lineRule="auto"/>
         <w:jc w:val="center"/>
         <w:rPr>
-          <w:rFonts w:ascii="Arial" w:hAnsi="Arial" w:cs="Arial"/>
-          <w:b/>
-          <w:bCs/>
-          <w:lang w:eastAsia="es-EC"/>
-        </w:rPr>
-      </w:pPr>
-      <w:r>
-        <w:rPr>
-          <w:rFonts w:ascii="Arial" w:hAnsi="Arial" w:cs="Arial"/>
+          <w:rFonts w:cs="Arial"/>
+          <w:b/>
+          <w:bCs/>
+          <w:lang w:eastAsia="es-EC"/>
+        </w:rPr>
+      </w:pPr>
+      <w:r>
+        <w:rPr>
+          <w:rFonts w:cs="Arial"/>
           <w:b/>
           <w:bCs/>
           <w:highlight w:val="cyan"/>
@@ -3508,7 +3548,7 @@
     <w:p>
       <w:r>
         <w:rPr>
-          <w:rFonts w:ascii="Arial" w:hAnsi="Arial" w:cs="Arial"/>
+          <w:rFonts w:cs="Arial"/>
           <w:b/>
           <w:bCs/>
           <w:i/>
@@ -3521,7 +3561,7 @@
       </w:r>
       <w:r>
         <w:rPr>
-          <w:rFonts w:ascii="Arial" w:eastAsia="Arial" w:hAnsi="Arial" w:cs="Arial"/>
+          <w:rFonts w:eastAsia="Arial" w:cs="Arial"/>
           <w:i/>
           <w:iCs/>
           <w:color w:val="000000"/>
@@ -3538,8 +3578,11 @@
     <w:p/>
     <w:p/>
     <w:p/>
-    <w:p/>
-    <w:p/>
+    <w:p>
+      <w:pPr>
+        <w:ind w:left="0" w:firstLine="0"/>
+      </w:pPr>
+    </w:p>
     <w:p>
       <w:pPr>
         <w:rPr>
@@ -3735,16 +3778,9 @@
         <w:t xml:space="preserve"> en el Software </w:t>
       </w:r>
       <w:r>
-        <w:t xml:space="preserve">Draw.io - </w:t>
-      </w:r>
-      <w:r>
-        <w:t>https://app.diagrams.net/</w:t>
-      </w:r>
-      <w:r>
-        <w:t>.</w:t>
-      </w:r>
-    </w:p>
-    <w:p/>
+        <w:t>Draw.io - https://app.diagrams.net/.</w:t>
+      </w:r>
+    </w:p>
     <w:p/>
     <w:p/>
     <w:p/>
@@ -3758,6 +3794,7 @@
     <w:bookmarkEnd w:id="0"/>
     <w:p>
       <w:pPr>
+        <w:ind w:left="0" w:firstLine="0"/>
         <w:rPr>
           <w:b/>
           <w:bCs/>
@@ -3786,13 +3823,7 @@
         <w:t xml:space="preserve">7. </w:t>
       </w:r>
       <w:r>
-        <w:t>D</w:t>
-      </w:r>
-      <w:r>
-        <w:t>IAGRAMA DE CLASES EN D</w:t>
-      </w:r>
-      <w:r>
-        <w:t>iagrams.net</w:t>
+        <w:t>DIAGRAMA DE CLASES EN Diagrams.net</w:t>
       </w:r>
     </w:p>
     <w:p>
@@ -3815,7 +3846,7 @@
     <w:p>
       <w:pPr>
         <w:rPr>
-          <w:rFonts w:ascii="Arial" w:hAnsi="Arial" w:cs="Arial"/>
+          <w:rFonts w:cs="Arial"/>
           <w:i/>
           <w:iCs/>
         </w:rPr>
@@ -3835,7 +3866,7 @@
       </w:pPr>
       <w:r>
         <w:rPr>
-          <w:rFonts w:ascii="Arial" w:hAnsi="Arial" w:cs="Arial"/>
+          <w:rFonts w:cs="Arial"/>
           <w:noProof/>
           <w:lang w:eastAsia="es-EC"/>
         </w:rPr>
@@ -3902,32 +3933,66 @@
         <w:t>,</w:t>
       </w:r>
       <w:r>
-        <w:t xml:space="preserve"> hecho en el Software Draw.io - </w:t>
-      </w:r>
-      <w:r>
-        <w:t>https://app.diagrams.net/</w:t>
-      </w:r>
-      <w:r>
-        <w:t>.</w:t>
+        <w:t xml:space="preserve"> hecho en el Software Draw.io - https://app.diagrams.net/.</w:t>
       </w:r>
     </w:p>
     <w:p>
       <w:pPr>
         <w:jc w:val="center"/>
-      </w:pPr>
-      <w:r>
+        <w:rPr>
+          <w:b/>
+          <w:bCs/>
+        </w:rPr>
+      </w:pPr>
+    </w:p>
+    <w:p>
+      <w:pPr>
+        <w:jc w:val="center"/>
+        <w:rPr>
+          <w:b/>
+          <w:bCs/>
+        </w:rPr>
+      </w:pPr>
+    </w:p>
+    <w:p>
+      <w:pPr>
+        <w:jc w:val="center"/>
+        <w:rPr>
+          <w:b/>
+          <w:bCs/>
+        </w:rPr>
+      </w:pPr>
+    </w:p>
+    <w:p>
+      <w:pPr>
+        <w:jc w:val="center"/>
+        <w:rPr>
+          <w:b/>
+          <w:bCs/>
+        </w:rPr>
+      </w:pPr>
+      <w:r>
+        <w:rPr>
+          <w:b/>
+          <w:bCs/>
+        </w:rPr>
         <w:lastRenderedPageBreak/>
-        <w:t>C</w:t>
-      </w:r>
-      <w:r>
-        <w:t xml:space="preserve">onsola Git </w:t>
+        <w:t xml:space="preserve">Consola Git </w:t>
       </w:r>
       <w:proofErr w:type="spellStart"/>
       <w:r>
+        <w:rPr>
+          <w:b/>
+          <w:bCs/>
+        </w:rPr>
         <w:t>Bash</w:t>
       </w:r>
       <w:proofErr w:type="spellEnd"/>
       <w:r>
+        <w:rPr>
+          <w:b/>
+          <w:bCs/>
+        </w:rPr>
         <w:t xml:space="preserve"> con los comandos iniciales</w:t>
       </w:r>
     </w:p>
@@ -3936,19 +4001,7 @@
         <w:t xml:space="preserve">En la figura 3 se observa </w:t>
       </w:r>
       <w:r>
-        <w:t xml:space="preserve">la configuración por primera vez de </w:t>
-      </w:r>
-      <w:r>
-        <w:t>la aplicaci</w:t>
-      </w:r>
-      <w:r>
-        <w:rPr>
-          <w:rFonts w:hint="eastAsia"/>
-        </w:rPr>
-        <w:t>ó</w:t>
-      </w:r>
-      <w:r>
-        <w:t xml:space="preserve">n </w:t>
+        <w:t xml:space="preserve">la configuración por primera vez de la aplicación </w:t>
       </w:r>
       <w:r>
         <w:rPr>
@@ -3974,31 +4027,7 @@
         <w:t xml:space="preserve"> </w:t>
       </w:r>
       <w:r>
-        <w:t xml:space="preserve">en </w:t>
-      </w:r>
-      <w:r>
-        <w:t xml:space="preserve">el </w:t>
-      </w:r>
-      <w:r>
-        <w:t xml:space="preserve">Windows </w:t>
-      </w:r>
-      <w:r>
-        <w:t>para que</w:t>
-      </w:r>
-      <w:r>
-        <w:t xml:space="preserve"> Git sepa qui</w:t>
-      </w:r>
-      <w:r>
-        <w:rPr>
-          <w:rFonts w:hint="eastAsia"/>
-        </w:rPr>
-        <w:t>é</w:t>
-      </w:r>
-      <w:r>
-        <w:t>n hace los cambios</w:t>
-      </w:r>
-      <w:r>
-        <w:t>.</w:t>
+        <w:t>en el Windows para que Git sepa quién hace los cambios.</w:t>
       </w:r>
     </w:p>
     <w:p>
@@ -4037,12 +4066,13 @@
       </w:pPr>
       <w:r>
         <w:rPr>
-          <w:rFonts w:ascii="Arial" w:hAnsi="Arial" w:cs="Arial"/>
+          <w:rFonts w:cs="Arial"/>
+          <w:noProof/>
           <w:lang w:eastAsia="es-EC"/>
         </w:rPr>
         <w:drawing>
-          <wp:inline distT="0" distB="0" distL="0" distR="0" wp14:anchorId="118E7EF6" wp14:editId="5E7503AE">
-            <wp:extent cx="5400040" cy="3035935"/>
+          <wp:inline distT="0" distB="0" distL="0" distR="0" wp14:anchorId="118E7EF6" wp14:editId="1F469574">
+            <wp:extent cx="5397927" cy="2628900"/>
             <wp:effectExtent l="0" t="0" r="0" b="0"/>
             <wp:docPr id="11" name="Imagen 11"/>
             <wp:cNvGraphicFramePr>
@@ -4064,7 +4094,7 @@
                   <pic:spPr>
                     <a:xfrm>
                       <a:off x="0" y="0"/>
-                      <a:ext cx="5400040" cy="3035935"/>
+                      <a:ext cx="5415203" cy="2637314"/>
                     </a:xfrm>
                     <a:prstGeom prst="rect">
                       <a:avLst/>
@@ -4080,31 +4110,25 @@
     <w:p>
       <w:pPr>
         <w:rPr>
-          <w:rFonts w:ascii="Arial" w:hAnsi="Arial" w:cs="Arial"/>
-          <w:lang w:eastAsia="es-EC"/>
-        </w:rPr>
-      </w:pPr>
-      <w:r>
-        <w:rPr>
-          <w:b/>
-          <w:bCs/>
           <w:i/>
           <w:iCs/>
           <w:color w:val="44546A" w:themeColor="text2"/>
           <w:sz w:val="18"/>
           <w:szCs w:val="18"/>
         </w:rPr>
-        <w:t>Nota</w:t>
-      </w:r>
-      <w:r>
-        <w:rPr>
+      </w:pPr>
+      <w:bookmarkStart w:id="2" w:name="_Hlk243244127"/>
+      <w:r>
+        <w:rPr>
+          <w:b/>
+          <w:bCs/>
           <w:i/>
           <w:iCs/>
           <w:color w:val="44546A" w:themeColor="text2"/>
           <w:sz w:val="18"/>
           <w:szCs w:val="18"/>
         </w:rPr>
-        <w:t>: Elaboración propia</w:t>
+        <w:t>Nota</w:t>
       </w:r>
       <w:r>
         <w:rPr>
@@ -4114,386 +4138,104 @@
           <w:sz w:val="18"/>
           <w:szCs w:val="18"/>
         </w:rPr>
-        <w:t xml:space="preserve"> </w:t>
-      </w:r>
-      <w:r>
-        <w:rPr>
-          <w:rFonts w:ascii="Arial" w:hAnsi="Arial" w:cs="Arial"/>
-          <w:lang w:eastAsia="es-EC"/>
-        </w:rPr>
-        <w:br w:type="page"/>
-      </w:r>
-    </w:p>
-    <w:p>
-      <w:pPr>
-        <w:widowControl w:val="0"/>
-        <w:pBdr>
-          <w:top w:val="nil"/>
-          <w:left w:val="nil"/>
-          <w:bottom w:val="nil"/>
-          <w:right w:val="nil"/>
-          <w:between w:val="nil"/>
-        </w:pBdr>
-        <w:spacing w:after="0" w:line="240" w:lineRule="auto"/>
-        <w:jc w:val="both"/>
-        <w:rPr>
-          <w:rFonts w:ascii="Arial" w:eastAsiaTheme="majorEastAsia" w:hAnsi="Arial" w:cs="Arial"/>
-          <w:b/>
-          <w:bCs/>
-          <w:color w:val="2F5496" w:themeColor="accent1" w:themeShade="BF"/>
+        <w:t xml:space="preserve">: Elaboración propia </w:t>
+      </w:r>
+    </w:p>
+    <w:bookmarkEnd w:id="2"/>
+    <w:p>
+      <w:pPr>
+        <w:rPr>
+          <w:rFonts w:cs="Times New Roman"/>
+          <w:color w:val="000000" w:themeColor="text1"/>
+        </w:rPr>
+      </w:pPr>
+      <w:r>
+        <w:rPr>
+          <w:rFonts w:cs="Times New Roman"/>
+          <w:color w:val="000000" w:themeColor="text1"/>
+        </w:rPr>
+        <w:t xml:space="preserve">En la figura </w:t>
+      </w:r>
+      <w:r>
+        <w:rPr>
+          <w:rFonts w:cs="Times New Roman"/>
+          <w:color w:val="000000" w:themeColor="text1"/>
+        </w:rPr>
+        <w:t>4 se muestra la aparición de la primera versión, en la cual muestra la carpeta que contiene</w:t>
+      </w:r>
+      <w:r>
+        <w:rPr>
+          <w:rFonts w:cs="Times New Roman"/>
+          <w:color w:val="000000" w:themeColor="text1"/>
+        </w:rPr>
+        <w:t xml:space="preserve"> algunos archivos Word y PDF.</w:t>
+      </w:r>
+    </w:p>
+    <w:p>
+      <w:pPr>
+        <w:rPr>
+          <w:rFonts w:cs="Times New Roman"/>
+          <w:b/>
+          <w:bCs/>
+          <w:color w:val="000000" w:themeColor="text1"/>
+        </w:rPr>
+      </w:pPr>
+      <w:r>
+        <w:rPr>
+          <w:rFonts w:cs="Times New Roman"/>
+          <w:b/>
+          <w:bCs/>
+          <w:color w:val="000000" w:themeColor="text1"/>
+        </w:rPr>
+        <w:t>Figura 4</w:t>
+      </w:r>
+    </w:p>
+    <w:p>
+      <w:pPr>
+        <w:rPr>
+          <w:rFonts w:cs="Times New Roman"/>
+          <w:i/>
+          <w:iCs/>
+          <w:color w:val="000000" w:themeColor="text1"/>
+        </w:rPr>
+      </w:pPr>
+      <w:r>
+        <w:rPr>
+          <w:rFonts w:cs="Times New Roman"/>
+          <w:i/>
+          <w:iCs/>
+          <w:color w:val="000000" w:themeColor="text1"/>
+        </w:rPr>
+        <w:t xml:space="preserve">Primera </w:t>
+      </w:r>
+      <w:r>
+        <w:rPr>
+          <w:rFonts w:cs="Times New Roman"/>
+          <w:i/>
+          <w:iCs/>
+          <w:color w:val="000000" w:themeColor="text1"/>
+        </w:rPr>
+        <w:t xml:space="preserve">versión </w:t>
+      </w:r>
+    </w:p>
+    <w:p>
+      <w:pPr>
+        <w:keepNext/>
+        <w:jc w:val="center"/>
+      </w:pPr>
+      <w:r>
+        <w:rPr>
+          <w:rFonts w:cs="Times New Roman"/>
+          <w:noProof/>
           <w:sz w:val="24"/>
           <w:szCs w:val="24"/>
           <w:lang w:eastAsia="es-EC"/>
         </w:rPr>
-      </w:pPr>
-      <w:r>
-        <w:rPr>
-          <w:rFonts w:ascii="Arial" w:hAnsi="Arial" w:cs="Arial"/>
-          <w:b/>
-          <w:bCs/>
-          <w:sz w:val="24"/>
-          <w:szCs w:val="24"/>
-          <w:lang w:eastAsia="es-EC"/>
-        </w:rPr>
-        <w:lastRenderedPageBreak/>
-        <w:br w:type="page"/>
-      </w:r>
-    </w:p>
-    <w:p>
-      <w:pPr>
-        <w:pStyle w:val="Sinespaciado"/>
-        <w:spacing w:line="360" w:lineRule="auto"/>
-        <w:jc w:val="both"/>
-        <w:rPr>
-          <w:rFonts w:ascii="Arial" w:hAnsi="Arial" w:cs="Arial"/>
-          <w:b/>
-          <w:bCs/>
-          <w:lang w:eastAsia="es-EC"/>
-        </w:rPr>
-      </w:pPr>
-      <w:r>
-        <w:rPr>
-          <w:rFonts w:ascii="Arial" w:hAnsi="Arial" w:cs="Arial"/>
-          <w:b/>
-          <w:bCs/>
-          <w:lang w:eastAsia="es-EC"/>
-        </w:rPr>
-        <w:lastRenderedPageBreak/>
-        <w:t>Bibliografía</w:t>
-      </w:r>
-    </w:p>
-    <w:p>
-      <w:pPr>
-        <w:widowControl w:val="0"/>
-        <w:pBdr>
-          <w:top w:val="nil"/>
-          <w:left w:val="nil"/>
-          <w:bottom w:val="nil"/>
-          <w:right w:val="nil"/>
-          <w:between w:val="nil"/>
-        </w:pBdr>
-        <w:spacing w:after="0" w:line="240" w:lineRule="auto"/>
-        <w:jc w:val="both"/>
-        <w:rPr>
-          <w:rFonts w:ascii="Arial" w:hAnsi="Arial" w:cs="Arial"/>
-          <w:i/>
-          <w:iCs/>
-          <w:sz w:val="20"/>
-          <w:szCs w:val="20"/>
-          <w:lang w:eastAsia="es-EC"/>
-        </w:rPr>
-      </w:pPr>
-      <w:r>
-        <w:rPr>
-          <w:rFonts w:ascii="Arial" w:hAnsi="Arial" w:cs="Arial"/>
-          <w:i/>
-          <w:iCs/>
-          <w:sz w:val="20"/>
-          <w:szCs w:val="20"/>
-          <w:lang w:eastAsia="es-EC"/>
-        </w:rPr>
-        <w:t>(</w:t>
-      </w:r>
-      <w:r>
-        <w:rPr>
-          <w:rFonts w:ascii="Arial" w:hAnsi="Arial" w:cs="Arial"/>
-          <w:i/>
-          <w:iCs/>
-          <w:sz w:val="20"/>
-          <w:szCs w:val="20"/>
-          <w:lang w:eastAsia="es-EC"/>
-        </w:rPr>
-        <w:t>Referencias bibliográficas y/o enlaces en Internet (normas APA) que se utilizaron para realizar la práctica.</w:t>
-      </w:r>
-      <w:r>
-        <w:rPr>
-          <w:rFonts w:ascii="Arial" w:hAnsi="Arial" w:cs="Arial"/>
-          <w:i/>
-          <w:iCs/>
-          <w:sz w:val="20"/>
-          <w:szCs w:val="20"/>
-          <w:lang w:eastAsia="es-EC"/>
-        </w:rPr>
-        <w:t>)</w:t>
-      </w:r>
-    </w:p>
-    <w:p>
-      <w:pPr>
-        <w:rPr>
-          <w:rFonts w:ascii="Arial" w:hAnsi="Arial" w:cs="Arial"/>
-          <w:sz w:val="20"/>
-          <w:szCs w:val="20"/>
-          <w:lang w:eastAsia="es-EC"/>
-        </w:rPr>
-      </w:pPr>
-    </w:p>
-    <w:p>
-      <w:pPr>
-        <w:rPr>
-          <w:rFonts w:ascii="Arial" w:hAnsi="Arial" w:cs="Arial"/>
-          <w:sz w:val="20"/>
-          <w:szCs w:val="20"/>
-          <w:lang w:eastAsia="es-EC"/>
-        </w:rPr>
-      </w:pPr>
-    </w:p>
-    <w:p>
-      <w:pPr>
-        <w:rPr>
-          <w:rFonts w:ascii="Arial" w:hAnsi="Arial" w:cs="Arial"/>
-          <w:sz w:val="20"/>
-          <w:szCs w:val="20"/>
-          <w:lang w:eastAsia="es-EC"/>
-        </w:rPr>
-      </w:pPr>
-    </w:p>
-    <w:p>
-      <w:pPr>
-        <w:rPr>
-          <w:rFonts w:ascii="Arial" w:hAnsi="Arial" w:cs="Arial"/>
-          <w:i/>
-          <w:iCs/>
-          <w:sz w:val="20"/>
-          <w:szCs w:val="20"/>
-          <w:lang w:eastAsia="es-EC"/>
-        </w:rPr>
-      </w:pPr>
-    </w:p>
-    <w:p>
-      <w:pPr>
-        <w:rPr>
-          <w:rFonts w:ascii="Arial" w:hAnsi="Arial" w:cs="Arial"/>
-          <w:b/>
-          <w:bCs/>
-          <w:sz w:val="20"/>
-          <w:szCs w:val="20"/>
-          <w:lang w:eastAsia="es-EC"/>
-        </w:rPr>
-      </w:pPr>
-      <w:r>
-        <w:rPr>
-          <w:rFonts w:ascii="Arial" w:hAnsi="Arial" w:cs="Arial"/>
-          <w:b/>
-          <w:bCs/>
-          <w:sz w:val="20"/>
-          <w:szCs w:val="20"/>
-          <w:lang w:eastAsia="es-EC"/>
-        </w:rPr>
-        <w:t>Referencias en formato APA 7</w:t>
-      </w:r>
-    </w:p>
-    <w:p>
-      <w:pPr>
-        <w:rPr>
-          <w:rFonts w:ascii="Arial" w:hAnsi="Arial" w:cs="Arial"/>
-          <w:sz w:val="20"/>
-          <w:szCs w:val="20"/>
-          <w:lang w:eastAsia="es-EC"/>
-        </w:rPr>
-      </w:pPr>
-      <w:r>
-        <w:rPr>
-          <w:rFonts w:ascii="Arial" w:hAnsi="Arial" w:cs="Arial"/>
-          <w:sz w:val="20"/>
-          <w:szCs w:val="20"/>
-          <w:lang w:eastAsia="es-EC"/>
-        </w:rPr>
-        <w:t>1. Diagramas UML</w:t>
-      </w:r>
-    </w:p>
-    <w:p>
-      <w:pPr>
-        <w:rPr>
-          <w:rFonts w:ascii="Arial" w:hAnsi="Arial" w:cs="Arial"/>
-          <w:sz w:val="20"/>
-          <w:szCs w:val="20"/>
-          <w:lang w:eastAsia="es-EC"/>
-        </w:rPr>
-      </w:pPr>
-      <w:proofErr w:type="spellStart"/>
-      <w:r>
-        <w:rPr>
-          <w:rFonts w:ascii="Arial" w:hAnsi="Arial" w:cs="Arial"/>
-          <w:sz w:val="20"/>
-          <w:szCs w:val="20"/>
-          <w:lang w:eastAsia="es-EC"/>
-        </w:rPr>
-        <w:t>Object</w:t>
-      </w:r>
-      <w:proofErr w:type="spellEnd"/>
-      <w:r>
-        <w:rPr>
-          <w:rFonts w:ascii="Arial" w:hAnsi="Arial" w:cs="Arial"/>
-          <w:sz w:val="20"/>
-          <w:szCs w:val="20"/>
-          <w:lang w:eastAsia="es-EC"/>
-        </w:rPr>
-        <w:t xml:space="preserve"> Management </w:t>
-      </w:r>
-      <w:proofErr w:type="spellStart"/>
-      <w:r>
-        <w:rPr>
-          <w:rFonts w:ascii="Arial" w:hAnsi="Arial" w:cs="Arial"/>
-          <w:sz w:val="20"/>
-          <w:szCs w:val="20"/>
-          <w:lang w:eastAsia="es-EC"/>
-        </w:rPr>
-        <w:t>Group</w:t>
-      </w:r>
-      <w:proofErr w:type="spellEnd"/>
-      <w:r>
-        <w:rPr>
-          <w:rFonts w:ascii="Arial" w:hAnsi="Arial" w:cs="Arial"/>
-          <w:sz w:val="20"/>
-          <w:szCs w:val="20"/>
-          <w:lang w:eastAsia="es-EC"/>
-        </w:rPr>
-        <w:t xml:space="preserve">. (2017). OMG </w:t>
-      </w:r>
-      <w:proofErr w:type="spellStart"/>
-      <w:r>
-        <w:rPr>
-          <w:rFonts w:ascii="Arial" w:hAnsi="Arial" w:cs="Arial"/>
-          <w:sz w:val="20"/>
-          <w:szCs w:val="20"/>
-          <w:lang w:eastAsia="es-EC"/>
-        </w:rPr>
-        <w:t>Unified</w:t>
-      </w:r>
-      <w:proofErr w:type="spellEnd"/>
-      <w:r>
-        <w:rPr>
-          <w:rFonts w:ascii="Arial" w:hAnsi="Arial" w:cs="Arial"/>
-          <w:sz w:val="20"/>
-          <w:szCs w:val="20"/>
-          <w:lang w:eastAsia="es-EC"/>
-        </w:rPr>
-        <w:t xml:space="preserve"> </w:t>
-      </w:r>
-      <w:proofErr w:type="spellStart"/>
-      <w:r>
-        <w:rPr>
-          <w:rFonts w:ascii="Arial" w:hAnsi="Arial" w:cs="Arial"/>
-          <w:sz w:val="20"/>
-          <w:szCs w:val="20"/>
-          <w:lang w:eastAsia="es-EC"/>
-        </w:rPr>
-        <w:t>Modeling</w:t>
-      </w:r>
-      <w:proofErr w:type="spellEnd"/>
-      <w:r>
-        <w:rPr>
-          <w:rFonts w:ascii="Arial" w:hAnsi="Arial" w:cs="Arial"/>
-          <w:sz w:val="20"/>
-          <w:szCs w:val="20"/>
-          <w:lang w:eastAsia="es-EC"/>
-        </w:rPr>
-        <w:t xml:space="preserve"> </w:t>
-      </w:r>
-      <w:proofErr w:type="spellStart"/>
-      <w:r>
-        <w:rPr>
-          <w:rFonts w:ascii="Arial" w:hAnsi="Arial" w:cs="Arial"/>
-          <w:sz w:val="20"/>
-          <w:szCs w:val="20"/>
-          <w:lang w:eastAsia="es-EC"/>
-        </w:rPr>
-        <w:t>Language</w:t>
-      </w:r>
-      <w:proofErr w:type="spellEnd"/>
-      <w:r>
-        <w:rPr>
-          <w:rFonts w:ascii="Arial" w:hAnsi="Arial" w:cs="Arial"/>
-          <w:sz w:val="20"/>
-          <w:szCs w:val="20"/>
-          <w:lang w:eastAsia="es-EC"/>
-        </w:rPr>
-        <w:t xml:space="preserve"> (OMG UML), </w:t>
-      </w:r>
-      <w:proofErr w:type="spellStart"/>
-      <w:r>
-        <w:rPr>
-          <w:rFonts w:ascii="Arial" w:hAnsi="Arial" w:cs="Arial"/>
-          <w:sz w:val="20"/>
-          <w:szCs w:val="20"/>
-          <w:lang w:eastAsia="es-EC"/>
-        </w:rPr>
-        <w:t>version</w:t>
-      </w:r>
-      <w:proofErr w:type="spellEnd"/>
-      <w:r>
-        <w:rPr>
-          <w:rFonts w:ascii="Arial" w:hAnsi="Arial" w:cs="Arial"/>
-          <w:sz w:val="20"/>
-          <w:szCs w:val="20"/>
-          <w:lang w:eastAsia="es-EC"/>
-        </w:rPr>
-        <w:t xml:space="preserve"> 2.5.1. </w:t>
-      </w:r>
-      <w:hyperlink r:id="rId18" w:history="1">
-        <w:r>
-          <w:rPr>
-            <w:rStyle w:val="Hipervnculo"/>
-            <w:rFonts w:ascii="Arial" w:hAnsi="Arial" w:cs="Arial"/>
-            <w:sz w:val="20"/>
-            <w:szCs w:val="20"/>
-            <w:lang w:eastAsia="es-EC"/>
-          </w:rPr>
-          <w:t>https://www.omg.org/spec/UML/2.5.1</w:t>
-        </w:r>
-      </w:hyperlink>
-      <w:r>
-        <w:rPr>
-          <w:rFonts w:ascii="Arial" w:hAnsi="Arial" w:cs="Arial"/>
-          <w:sz w:val="20"/>
-          <w:szCs w:val="20"/>
-          <w:lang w:eastAsia="es-EC"/>
-        </w:rPr>
-        <w:t xml:space="preserve"> </w:t>
-      </w:r>
-    </w:p>
-    <w:p>
-      <w:pPr>
-        <w:rPr>
-          <w:rFonts w:ascii="Arial" w:hAnsi="Arial" w:cs="Arial"/>
-          <w:sz w:val="20"/>
-          <w:szCs w:val="20"/>
-          <w:lang w:eastAsia="es-EC"/>
-        </w:rPr>
-      </w:pPr>
-      <w:r>
-        <w:rPr>
-          <w:rFonts w:ascii="Arial" w:hAnsi="Arial" w:cs="Arial"/>
-          <w:noProof/>
-          <w:sz w:val="20"/>
-          <w:szCs w:val="20"/>
-          <w:lang w:eastAsia="es-EC"/>
-        </w:rPr>
         <w:drawing>
-          <wp:inline distT="0" distB="0" distL="0" distR="0" wp14:anchorId="06BF889C" wp14:editId="08179492">
-            <wp:extent cx="304800" cy="304800"/>
+          <wp:inline distT="0" distB="0" distL="0" distR="0" wp14:anchorId="11DBF2DC" wp14:editId="72380EE6">
+            <wp:extent cx="5400040" cy="2940908"/>
             <wp:effectExtent l="0" t="0" r="0" b="0"/>
-            <wp:docPr id="9" name="Imagen 9"/>
+            <wp:docPr id="13" name="Imagen 13"/>
             <wp:cNvGraphicFramePr>
               <a:graphicFrameLocks xmlns:a="http://schemas.openxmlformats.org/drawingml/2006/main" noChangeAspect="1"/>
             </wp:cNvGraphicFramePr>
@@ -4507,7 +4249,7 @@
                     </pic:cNvPicPr>
                   </pic:nvPicPr>
                   <pic:blipFill>
-                    <a:blip r:embed="rId19">
+                    <a:blip r:embed="rId18" cstate="print">
                       <a:extLst>
                         <a:ext uri="{28A0092B-C50C-407E-A947-70E740481C1C}">
                           <a14:useLocalDpi xmlns:a14="http://schemas.microsoft.com/office/drawing/2010/main" val="0"/>
@@ -4522,7 +4264,7 @@
                   <pic:spPr bwMode="auto">
                     <a:xfrm>
                       <a:off x="0" y="0"/>
-                      <a:ext cx="304800" cy="304800"/>
+                      <a:ext cx="5401074" cy="2941471"/>
                     </a:xfrm>
                     <a:prstGeom prst="rect">
                       <a:avLst/>
@@ -4542,240 +4284,156 @@
     <w:p>
       <w:pPr>
         <w:rPr>
-          <w:rFonts w:ascii="Arial" w:hAnsi="Arial" w:cs="Arial"/>
-          <w:sz w:val="20"/>
-          <w:szCs w:val="20"/>
-          <w:lang w:eastAsia="es-EC"/>
-        </w:rPr>
-      </w:pPr>
-      <w:r>
-        <w:rPr>
-          <w:rFonts w:ascii="Arial" w:hAnsi="Arial" w:cs="Arial"/>
-          <w:sz w:val="20"/>
-          <w:szCs w:val="20"/>
-          <w:lang w:eastAsia="es-EC"/>
-        </w:rPr>
-        <w:t>OMG</w:t>
-      </w:r>
-    </w:p>
-    <w:p>
-      <w:pPr>
-        <w:rPr>
-          <w:rFonts w:ascii="Arial" w:hAnsi="Arial" w:cs="Arial"/>
-          <w:sz w:val="20"/>
-          <w:szCs w:val="20"/>
-          <w:lang w:eastAsia="es-EC"/>
-        </w:rPr>
-      </w:pPr>
-      <w:r>
-        <w:rPr>
-          <w:rFonts w:ascii="Arial" w:hAnsi="Arial" w:cs="Arial"/>
-          <w:sz w:val="20"/>
-          <w:szCs w:val="20"/>
-          <w:lang w:eastAsia="es-EC"/>
-        </w:rPr>
-        <w:t>+1</w:t>
-      </w:r>
-    </w:p>
-    <w:p>
-      <w:pPr>
-        <w:rPr>
-          <w:rFonts w:ascii="Arial" w:hAnsi="Arial" w:cs="Arial"/>
-          <w:sz w:val="20"/>
-          <w:szCs w:val="20"/>
-          <w:lang w:eastAsia="es-EC"/>
-        </w:rPr>
-      </w:pPr>
-      <w:r>
-        <w:rPr>
-          <w:rFonts w:ascii="Arial" w:hAnsi="Arial" w:cs="Arial"/>
-          <w:sz w:val="20"/>
-          <w:szCs w:val="20"/>
-          <w:lang w:eastAsia="es-EC"/>
-        </w:rPr>
-        <w:t>¿Para qué te sirve? Para fundamentar los diagramas de casos de uso y de clases de tu sistema.</w:t>
-      </w:r>
-    </w:p>
-    <w:p>
-      <w:pPr>
-        <w:rPr>
-          <w:rFonts w:ascii="Arial" w:hAnsi="Arial" w:cs="Arial"/>
-          <w:sz w:val="20"/>
-          <w:szCs w:val="20"/>
-          <w:lang w:eastAsia="es-EC"/>
-        </w:rPr>
-      </w:pPr>
-      <w:r>
-        <w:rPr>
-          <w:rFonts w:ascii="Arial" w:hAnsi="Arial" w:cs="Arial"/>
-          <w:sz w:val="20"/>
-          <w:szCs w:val="20"/>
-          <w:lang w:eastAsia="es-EC"/>
-        </w:rPr>
-        <w:t>2. Patrones de diseño de software</w:t>
-      </w:r>
-    </w:p>
-    <w:p>
-      <w:pPr>
-        <w:rPr>
-          <w:rFonts w:ascii="Arial" w:hAnsi="Arial" w:cs="Arial"/>
-          <w:sz w:val="20"/>
-          <w:szCs w:val="20"/>
-          <w:lang w:eastAsia="es-EC"/>
-        </w:rPr>
-      </w:pPr>
-      <w:r>
-        <w:rPr>
-          <w:rFonts w:ascii="Arial" w:hAnsi="Arial" w:cs="Arial"/>
-          <w:sz w:val="20"/>
-          <w:szCs w:val="20"/>
-          <w:lang w:eastAsia="es-EC"/>
-        </w:rPr>
-        <w:t xml:space="preserve">Gamma, E., Helm, R., Johnson, R., &amp; </w:t>
-      </w:r>
-      <w:proofErr w:type="spellStart"/>
-      <w:r>
-        <w:rPr>
-          <w:rFonts w:ascii="Arial" w:hAnsi="Arial" w:cs="Arial"/>
-          <w:sz w:val="20"/>
-          <w:szCs w:val="20"/>
-          <w:lang w:eastAsia="es-EC"/>
-        </w:rPr>
-        <w:t>Vlissides</w:t>
-      </w:r>
-      <w:proofErr w:type="spellEnd"/>
-      <w:r>
-        <w:rPr>
-          <w:rFonts w:ascii="Arial" w:hAnsi="Arial" w:cs="Arial"/>
-          <w:sz w:val="20"/>
-          <w:szCs w:val="20"/>
-          <w:lang w:eastAsia="es-EC"/>
-        </w:rPr>
-        <w:t xml:space="preserve">, J. (1994). </w:t>
-      </w:r>
-      <w:proofErr w:type="spellStart"/>
-      <w:r>
-        <w:rPr>
-          <w:rFonts w:ascii="Arial" w:hAnsi="Arial" w:cs="Arial"/>
-          <w:sz w:val="20"/>
-          <w:szCs w:val="20"/>
-          <w:lang w:eastAsia="es-EC"/>
-        </w:rPr>
-        <w:t>Design</w:t>
-      </w:r>
-      <w:proofErr w:type="spellEnd"/>
-      <w:r>
-        <w:rPr>
-          <w:rFonts w:ascii="Arial" w:hAnsi="Arial" w:cs="Arial"/>
-          <w:sz w:val="20"/>
-          <w:szCs w:val="20"/>
-          <w:lang w:eastAsia="es-EC"/>
-        </w:rPr>
-        <w:t xml:space="preserve"> </w:t>
-      </w:r>
-      <w:proofErr w:type="spellStart"/>
-      <w:r>
-        <w:rPr>
-          <w:rFonts w:ascii="Arial" w:hAnsi="Arial" w:cs="Arial"/>
-          <w:sz w:val="20"/>
-          <w:szCs w:val="20"/>
-          <w:lang w:eastAsia="es-EC"/>
-        </w:rPr>
-        <w:t>patterns</w:t>
-      </w:r>
-      <w:proofErr w:type="spellEnd"/>
-      <w:r>
-        <w:rPr>
-          <w:rFonts w:ascii="Arial" w:hAnsi="Arial" w:cs="Arial"/>
-          <w:sz w:val="20"/>
-          <w:szCs w:val="20"/>
-          <w:lang w:eastAsia="es-EC"/>
-        </w:rPr>
-        <w:t xml:space="preserve">: </w:t>
-      </w:r>
-      <w:proofErr w:type="spellStart"/>
-      <w:r>
-        <w:rPr>
-          <w:rFonts w:ascii="Arial" w:hAnsi="Arial" w:cs="Arial"/>
-          <w:sz w:val="20"/>
-          <w:szCs w:val="20"/>
-          <w:lang w:eastAsia="es-EC"/>
-        </w:rPr>
-        <w:t>Elements</w:t>
-      </w:r>
-      <w:proofErr w:type="spellEnd"/>
-      <w:r>
-        <w:rPr>
-          <w:rFonts w:ascii="Arial" w:hAnsi="Arial" w:cs="Arial"/>
-          <w:sz w:val="20"/>
-          <w:szCs w:val="20"/>
-          <w:lang w:eastAsia="es-EC"/>
-        </w:rPr>
-        <w:t xml:space="preserve"> </w:t>
-      </w:r>
-      <w:proofErr w:type="spellStart"/>
-      <w:r>
-        <w:rPr>
-          <w:rFonts w:ascii="Arial" w:hAnsi="Arial" w:cs="Arial"/>
-          <w:sz w:val="20"/>
-          <w:szCs w:val="20"/>
-          <w:lang w:eastAsia="es-EC"/>
-        </w:rPr>
-        <w:t>of</w:t>
-      </w:r>
-      <w:proofErr w:type="spellEnd"/>
-      <w:r>
-        <w:rPr>
-          <w:rFonts w:ascii="Arial" w:hAnsi="Arial" w:cs="Arial"/>
-          <w:sz w:val="20"/>
-          <w:szCs w:val="20"/>
-          <w:lang w:eastAsia="es-EC"/>
-        </w:rPr>
-        <w:t xml:space="preserve"> reusable </w:t>
-      </w:r>
-      <w:proofErr w:type="spellStart"/>
-      <w:r>
-        <w:rPr>
-          <w:rFonts w:ascii="Arial" w:hAnsi="Arial" w:cs="Arial"/>
-          <w:sz w:val="20"/>
-          <w:szCs w:val="20"/>
-          <w:lang w:eastAsia="es-EC"/>
-        </w:rPr>
-        <w:t>object-oriented</w:t>
-      </w:r>
-      <w:proofErr w:type="spellEnd"/>
-      <w:r>
-        <w:rPr>
-          <w:rFonts w:ascii="Arial" w:hAnsi="Arial" w:cs="Arial"/>
-          <w:sz w:val="20"/>
-          <w:szCs w:val="20"/>
-          <w:lang w:eastAsia="es-EC"/>
-        </w:rPr>
-        <w:t xml:space="preserve"> software. Addison-Wesley Professional. </w:t>
-      </w:r>
-    </w:p>
-    <w:p>
-      <w:pPr>
-        <w:rPr>
-          <w:rFonts w:ascii="Arial" w:hAnsi="Arial" w:cs="Arial"/>
-          <w:sz w:val="20"/>
-          <w:szCs w:val="20"/>
-          <w:lang w:eastAsia="es-EC"/>
-        </w:rPr>
-      </w:pPr>
-      <w:r>
-        <w:rPr>
-          <w:rFonts w:ascii="Arial" w:hAnsi="Arial" w:cs="Arial"/>
+          <w:i/>
+          <w:iCs/>
+          <w:color w:val="44546A" w:themeColor="text2"/>
+          <w:sz w:val="18"/>
+          <w:szCs w:val="18"/>
+        </w:rPr>
+      </w:pPr>
+      <w:r>
+        <w:rPr>
+          <w:b/>
+          <w:bCs/>
+          <w:i/>
+          <w:iCs/>
+          <w:color w:val="44546A" w:themeColor="text2"/>
+          <w:sz w:val="18"/>
+          <w:szCs w:val="18"/>
+        </w:rPr>
+        <w:t>Nota</w:t>
+      </w:r>
+      <w:r>
+        <w:rPr>
+          <w:i/>
+          <w:iCs/>
+          <w:color w:val="44546A" w:themeColor="text2"/>
+          <w:sz w:val="18"/>
+          <w:szCs w:val="18"/>
+        </w:rPr>
+        <w:t xml:space="preserve">: Elaboración propia </w:t>
+      </w:r>
+    </w:p>
+    <w:p>
+      <w:pPr>
+        <w:rPr>
+          <w:rFonts w:cs="Times New Roman"/>
+          <w:color w:val="000000" w:themeColor="text1"/>
+          <w:sz w:val="24"/>
+          <w:szCs w:val="24"/>
+        </w:rPr>
+      </w:pPr>
+      <w:r>
+        <w:rPr>
+          <w:rFonts w:cs="Times New Roman"/>
+          <w:color w:val="000000" w:themeColor="text1"/>
+          <w:sz w:val="24"/>
+          <w:szCs w:val="24"/>
+        </w:rPr>
+        <w:lastRenderedPageBreak/>
+        <w:t xml:space="preserve">Aquí se </w:t>
+      </w:r>
+      <w:r>
+        <w:rPr>
+          <w:rFonts w:cs="Times New Roman"/>
+          <w:color w:val="000000" w:themeColor="text1"/>
+          <w:sz w:val="24"/>
+          <w:szCs w:val="24"/>
+        </w:rPr>
+        <w:t>entró</w:t>
+      </w:r>
+      <w:r>
+        <w:rPr>
+          <w:rFonts w:cs="Times New Roman"/>
+          <w:color w:val="000000" w:themeColor="text1"/>
+          <w:sz w:val="24"/>
+          <w:szCs w:val="24"/>
+        </w:rPr>
+        <w:t xml:space="preserve"> en la </w:t>
+      </w:r>
+      <w:r>
+        <w:rPr>
+          <w:rFonts w:cs="Times New Roman"/>
+          <w:color w:val="000000" w:themeColor="text1"/>
+          <w:sz w:val="24"/>
+          <w:szCs w:val="24"/>
+        </w:rPr>
+        <w:t>github.com</w:t>
+      </w:r>
+    </w:p>
+    <w:p>
+      <w:pPr>
+        <w:rPr>
+          <w:rFonts w:cs="Times New Roman"/>
+          <w:b/>
+          <w:bCs/>
+          <w:color w:val="000000" w:themeColor="text1"/>
+          <w:sz w:val="24"/>
+          <w:szCs w:val="24"/>
+        </w:rPr>
+      </w:pPr>
+      <w:r>
+        <w:rPr>
+          <w:rFonts w:cs="Times New Roman"/>
+          <w:b/>
+          <w:bCs/>
+          <w:color w:val="000000" w:themeColor="text1"/>
+          <w:sz w:val="24"/>
+          <w:szCs w:val="24"/>
+        </w:rPr>
+        <w:t>Figura 5</w:t>
+      </w:r>
+    </w:p>
+    <w:p>
+      <w:pPr>
+        <w:rPr>
+          <w:rFonts w:cs="Times New Roman"/>
+          <w:b/>
+          <w:bCs/>
+          <w:i/>
+          <w:iCs/>
+          <w:color w:val="000000" w:themeColor="text1"/>
+        </w:rPr>
+      </w:pPr>
+      <w:r>
+        <w:rPr>
+          <w:rFonts w:cs="Times New Roman"/>
+          <w:i/>
+          <w:iCs/>
+          <w:color w:val="000000" w:themeColor="text1"/>
+        </w:rPr>
+        <w:t xml:space="preserve">Inicio de sesión </w:t>
+      </w:r>
+      <w:bookmarkStart w:id="3" w:name="_Hlk243257448"/>
+      <w:r>
+        <w:rPr>
+          <w:rFonts w:cs="Times New Roman"/>
+          <w:i/>
+          <w:iCs/>
+          <w:color w:val="000000" w:themeColor="text1"/>
+        </w:rPr>
+        <w:t>github.com</w:t>
+      </w:r>
+      <w:bookmarkEnd w:id="3"/>
+    </w:p>
+    <w:p>
+      <w:pPr>
+        <w:keepNext/>
+        <w:jc w:val="center"/>
+      </w:pPr>
+      <w:r>
+        <w:rPr>
+          <w:rFonts w:cs="Times New Roman"/>
           <w:noProof/>
-          <w:sz w:val="20"/>
-          <w:szCs w:val="20"/>
+          <w:sz w:val="24"/>
+          <w:szCs w:val="24"/>
           <w:lang w:eastAsia="es-EC"/>
         </w:rPr>
         <w:drawing>
-          <wp:inline distT="0" distB="0" distL="0" distR="0" wp14:anchorId="7CE87E04" wp14:editId="039F473E">
-            <wp:extent cx="304800" cy="304800"/>
+          <wp:inline distT="0" distB="0" distL="0" distR="0" wp14:anchorId="296EB4D0" wp14:editId="78AE62B4">
+            <wp:extent cx="5397234" cy="2100649"/>
             <wp:effectExtent l="0" t="0" r="0" b="0"/>
-            <wp:docPr id="8" name="Imagen 8"/>
+            <wp:docPr id="18" name="Imagen 18"/>
             <wp:cNvGraphicFramePr>
               <a:graphicFrameLocks xmlns:a="http://schemas.openxmlformats.org/drawingml/2006/main" noChangeAspect="1"/>
             </wp:cNvGraphicFramePr>
@@ -4783,13 +4441,13 @@
               <a:graphicData uri="http://schemas.openxmlformats.org/drawingml/2006/picture">
                 <pic:pic xmlns:pic="http://schemas.openxmlformats.org/drawingml/2006/picture">
                   <pic:nvPicPr>
-                    <pic:cNvPr id="0" name="Picture 3"/>
+                    <pic:cNvPr id="0" name="Picture 5"/>
                     <pic:cNvPicPr>
                       <a:picLocks noChangeAspect="1" noChangeArrowheads="1"/>
                     </pic:cNvPicPr>
                   </pic:nvPicPr>
                   <pic:blipFill>
-                    <a:blip r:embed="rId20">
+                    <a:blip r:embed="rId19" cstate="print">
                       <a:extLst>
                         <a:ext uri="{28A0092B-C50C-407E-A947-70E740481C1C}">
                           <a14:useLocalDpi xmlns:a14="http://schemas.microsoft.com/office/drawing/2010/main" val="0"/>
@@ -4804,7 +4462,7 @@
                   <pic:spPr bwMode="auto">
                     <a:xfrm>
                       <a:off x="0" y="0"/>
-                      <a:ext cx="304800" cy="304800"/>
+                      <a:ext cx="5422148" cy="2110346"/>
                     </a:xfrm>
                     <a:prstGeom prst="rect">
                       <a:avLst/>
@@ -4824,260 +4482,111 @@
     <w:p>
       <w:pPr>
         <w:rPr>
-          <w:rFonts w:ascii="Arial" w:hAnsi="Arial" w:cs="Arial"/>
-          <w:sz w:val="20"/>
-          <w:szCs w:val="20"/>
-          <w:lang w:eastAsia="es-EC"/>
-        </w:rPr>
-      </w:pPr>
-      <w:r>
-        <w:rPr>
-          <w:rFonts w:ascii="Arial" w:hAnsi="Arial" w:cs="Arial"/>
-          <w:sz w:val="20"/>
-          <w:szCs w:val="20"/>
-          <w:lang w:eastAsia="es-EC"/>
-        </w:rPr>
-        <w:t>Pearson</w:t>
-      </w:r>
-    </w:p>
-    <w:p>
-      <w:pPr>
-        <w:rPr>
-          <w:rFonts w:ascii="Arial" w:hAnsi="Arial" w:cs="Arial"/>
-          <w:sz w:val="20"/>
-          <w:szCs w:val="20"/>
-          <w:lang w:eastAsia="es-EC"/>
-        </w:rPr>
-      </w:pPr>
-      <w:r>
-        <w:rPr>
-          <w:rFonts w:ascii="Arial" w:hAnsi="Arial" w:cs="Arial"/>
-          <w:sz w:val="20"/>
-          <w:szCs w:val="20"/>
-          <w:lang w:eastAsia="es-EC"/>
-        </w:rPr>
-        <w:t>+1</w:t>
-      </w:r>
-    </w:p>
-    <w:p>
-      <w:pPr>
-        <w:rPr>
-          <w:rFonts w:ascii="Arial" w:hAnsi="Arial" w:cs="Arial"/>
-          <w:sz w:val="20"/>
-          <w:szCs w:val="20"/>
-          <w:lang w:eastAsia="es-EC"/>
-        </w:rPr>
-      </w:pPr>
-      <w:r>
-        <w:rPr>
-          <w:rFonts w:ascii="Arial" w:hAnsi="Arial" w:cs="Arial"/>
-          <w:sz w:val="20"/>
-          <w:szCs w:val="20"/>
-          <w:lang w:eastAsia="es-EC"/>
-        </w:rPr>
-        <w:t xml:space="preserve">¿Para qué te sirve? Es una obra clásica que puedes utilizar como fundamento de los patrones </w:t>
+          <w:i/>
+          <w:iCs/>
+          <w:color w:val="44546A" w:themeColor="text2"/>
+          <w:sz w:val="18"/>
+          <w:szCs w:val="18"/>
+        </w:rPr>
+      </w:pPr>
+      <w:bookmarkStart w:id="4" w:name="_Hlk243244862"/>
+      <w:r>
+        <w:rPr>
+          <w:b/>
+          <w:bCs/>
+          <w:i/>
+          <w:iCs/>
+          <w:color w:val="44546A" w:themeColor="text2"/>
+          <w:sz w:val="18"/>
+          <w:szCs w:val="18"/>
+        </w:rPr>
+        <w:t>Nota</w:t>
+      </w:r>
+      <w:r>
+        <w:rPr>
+          <w:i/>
+          <w:iCs/>
+          <w:color w:val="44546A" w:themeColor="text2"/>
+          <w:sz w:val="18"/>
+          <w:szCs w:val="18"/>
+        </w:rPr>
+        <w:t xml:space="preserve">: Elaboración propia </w:t>
+      </w:r>
+    </w:p>
+    <w:bookmarkEnd w:id="4"/>
+    <w:p>
+      <w:pPr>
+        <w:rPr>
+          <w:rFonts w:cs="Times New Roman"/>
+          <w:b/>
+          <w:bCs/>
+          <w:color w:val="000000" w:themeColor="text1"/>
+          <w:sz w:val="24"/>
+          <w:szCs w:val="24"/>
+        </w:rPr>
+      </w:pPr>
+      <w:r>
+        <w:rPr>
+          <w:rFonts w:cs="Times New Roman"/>
+          <w:b/>
+          <w:bCs/>
+          <w:color w:val="000000" w:themeColor="text1"/>
+          <w:sz w:val="24"/>
+          <w:szCs w:val="24"/>
+        </w:rPr>
+        <w:t>Figura 6</w:t>
+      </w:r>
+    </w:p>
+    <w:p>
+      <w:pPr>
+        <w:rPr>
+          <w:rFonts w:cs="Times New Roman"/>
+          <w:i/>
+          <w:iCs/>
+          <w:color w:val="000000" w:themeColor="text1"/>
+        </w:rPr>
+      </w:pPr>
+      <w:r>
+        <w:rPr>
+          <w:rFonts w:cs="Times New Roman"/>
+          <w:i/>
+          <w:iCs/>
+          <w:color w:val="000000" w:themeColor="text1"/>
+        </w:rPr>
+        <w:t xml:space="preserve">Repositorio renombrado a </w:t>
       </w:r>
       <w:proofErr w:type="spellStart"/>
       <w:r>
         <w:rPr>
-          <w:rFonts w:ascii="Arial" w:hAnsi="Arial" w:cs="Arial"/>
-          <w:sz w:val="20"/>
-          <w:szCs w:val="20"/>
-          <w:lang w:eastAsia="es-EC"/>
-        </w:rPr>
-        <w:t>Singleton</w:t>
+          <w:rFonts w:cs="Times New Roman"/>
+          <w:i/>
+          <w:iCs/>
+          <w:color w:val="000000" w:themeColor="text1"/>
+        </w:rPr>
+        <w:t>JenyDSI</w:t>
       </w:r>
       <w:proofErr w:type="spellEnd"/>
-      <w:r>
-        <w:rPr>
-          <w:rFonts w:ascii="Arial" w:hAnsi="Arial" w:cs="Arial"/>
-          <w:sz w:val="20"/>
-          <w:szCs w:val="20"/>
-          <w:lang w:eastAsia="es-EC"/>
-        </w:rPr>
-        <w:t xml:space="preserve">, </w:t>
-      </w:r>
-      <w:proofErr w:type="spellStart"/>
-      <w:r>
-        <w:rPr>
-          <w:rFonts w:ascii="Arial" w:hAnsi="Arial" w:cs="Arial"/>
-          <w:sz w:val="20"/>
-          <w:szCs w:val="20"/>
-          <w:lang w:eastAsia="es-EC"/>
-        </w:rPr>
-        <w:t>Observer</w:t>
-      </w:r>
-      <w:proofErr w:type="spellEnd"/>
-      <w:r>
-        <w:rPr>
-          <w:rFonts w:ascii="Arial" w:hAnsi="Arial" w:cs="Arial"/>
-          <w:sz w:val="20"/>
-          <w:szCs w:val="20"/>
-          <w:lang w:eastAsia="es-EC"/>
-        </w:rPr>
-        <w:t xml:space="preserve"> y Factory </w:t>
-      </w:r>
-      <w:proofErr w:type="spellStart"/>
-      <w:r>
-        <w:rPr>
-          <w:rFonts w:ascii="Arial" w:hAnsi="Arial" w:cs="Arial"/>
-          <w:sz w:val="20"/>
-          <w:szCs w:val="20"/>
-          <w:lang w:eastAsia="es-EC"/>
-        </w:rPr>
-        <w:t>Method</w:t>
-      </w:r>
-      <w:proofErr w:type="spellEnd"/>
-      <w:r>
-        <w:rPr>
-          <w:rFonts w:ascii="Arial" w:hAnsi="Arial" w:cs="Arial"/>
-          <w:sz w:val="20"/>
-          <w:szCs w:val="20"/>
-          <w:lang w:eastAsia="es-EC"/>
-        </w:rPr>
-        <w:t>.</w:t>
-      </w:r>
-    </w:p>
-    <w:p>
-      <w:pPr>
-        <w:rPr>
-          <w:rFonts w:ascii="Arial" w:hAnsi="Arial" w:cs="Arial"/>
-          <w:sz w:val="20"/>
-          <w:szCs w:val="20"/>
-          <w:lang w:eastAsia="es-EC"/>
-        </w:rPr>
-      </w:pPr>
-      <w:r>
-        <w:rPr>
-          <w:rFonts w:ascii="Arial" w:hAnsi="Arial" w:cs="Arial"/>
-          <w:sz w:val="20"/>
-          <w:szCs w:val="20"/>
-          <w:lang w:eastAsia="es-EC"/>
-        </w:rPr>
-        <w:t>3. Principios SOLID</w:t>
-      </w:r>
-    </w:p>
-    <w:p>
-      <w:pPr>
-        <w:rPr>
-          <w:rFonts w:ascii="Arial" w:hAnsi="Arial" w:cs="Arial"/>
-          <w:sz w:val="20"/>
-          <w:szCs w:val="20"/>
-          <w:lang w:eastAsia="es-EC"/>
-        </w:rPr>
-      </w:pPr>
-      <w:r>
-        <w:rPr>
-          <w:rFonts w:ascii="Arial" w:hAnsi="Arial" w:cs="Arial"/>
-          <w:sz w:val="20"/>
-          <w:szCs w:val="20"/>
-          <w:lang w:eastAsia="es-EC"/>
-        </w:rPr>
-        <w:t xml:space="preserve">Martin, R. C. (2002). Agile software </w:t>
-      </w:r>
-      <w:proofErr w:type="spellStart"/>
-      <w:r>
-        <w:rPr>
-          <w:rFonts w:ascii="Arial" w:hAnsi="Arial" w:cs="Arial"/>
-          <w:sz w:val="20"/>
-          <w:szCs w:val="20"/>
-          <w:lang w:eastAsia="es-EC"/>
-        </w:rPr>
-        <w:t>development</w:t>
-      </w:r>
-      <w:proofErr w:type="spellEnd"/>
-      <w:r>
-        <w:rPr>
-          <w:rFonts w:ascii="Arial" w:hAnsi="Arial" w:cs="Arial"/>
-          <w:sz w:val="20"/>
-          <w:szCs w:val="20"/>
-          <w:lang w:eastAsia="es-EC"/>
-        </w:rPr>
-        <w:t xml:space="preserve">: </w:t>
-      </w:r>
-      <w:proofErr w:type="spellStart"/>
-      <w:r>
-        <w:rPr>
-          <w:rFonts w:ascii="Arial" w:hAnsi="Arial" w:cs="Arial"/>
-          <w:sz w:val="20"/>
-          <w:szCs w:val="20"/>
-          <w:lang w:eastAsia="es-EC"/>
-        </w:rPr>
-        <w:t>Principles</w:t>
-      </w:r>
-      <w:proofErr w:type="spellEnd"/>
-      <w:r>
-        <w:rPr>
-          <w:rFonts w:ascii="Arial" w:hAnsi="Arial" w:cs="Arial"/>
-          <w:sz w:val="20"/>
-          <w:szCs w:val="20"/>
-          <w:lang w:eastAsia="es-EC"/>
-        </w:rPr>
-        <w:t xml:space="preserve">, </w:t>
-      </w:r>
-      <w:proofErr w:type="spellStart"/>
-      <w:r>
-        <w:rPr>
-          <w:rFonts w:ascii="Arial" w:hAnsi="Arial" w:cs="Arial"/>
-          <w:sz w:val="20"/>
-          <w:szCs w:val="20"/>
-          <w:lang w:eastAsia="es-EC"/>
-        </w:rPr>
-        <w:t>patterns</w:t>
-      </w:r>
-      <w:proofErr w:type="spellEnd"/>
-      <w:r>
-        <w:rPr>
-          <w:rFonts w:ascii="Arial" w:hAnsi="Arial" w:cs="Arial"/>
-          <w:sz w:val="20"/>
-          <w:szCs w:val="20"/>
-          <w:lang w:eastAsia="es-EC"/>
-        </w:rPr>
-        <w:t xml:space="preserve">, and </w:t>
-      </w:r>
-      <w:proofErr w:type="spellStart"/>
-      <w:r>
-        <w:rPr>
-          <w:rFonts w:ascii="Arial" w:hAnsi="Arial" w:cs="Arial"/>
-          <w:sz w:val="20"/>
-          <w:szCs w:val="20"/>
-          <w:lang w:eastAsia="es-EC"/>
-        </w:rPr>
-        <w:t>practices</w:t>
-      </w:r>
-      <w:proofErr w:type="spellEnd"/>
-      <w:r>
-        <w:rPr>
-          <w:rFonts w:ascii="Arial" w:hAnsi="Arial" w:cs="Arial"/>
-          <w:sz w:val="20"/>
-          <w:szCs w:val="20"/>
-          <w:lang w:eastAsia="es-EC"/>
-        </w:rPr>
-        <w:t xml:space="preserve">. Prentice Hall. </w:t>
-      </w:r>
-    </w:p>
-    <w:p>
-      <w:pPr>
-        <w:rPr>
-          <w:rFonts w:ascii="Arial" w:hAnsi="Arial" w:cs="Arial"/>
-          <w:sz w:val="20"/>
-          <w:szCs w:val="20"/>
-          <w:lang w:eastAsia="es-EC"/>
-        </w:rPr>
-      </w:pPr>
-      <w:r>
-        <w:rPr>
-          <w:rFonts w:ascii="Arial" w:hAnsi="Arial" w:cs="Arial"/>
+    </w:p>
+    <w:p>
+      <w:pPr>
+        <w:keepNext/>
+      </w:pPr>
+      <w:r>
+        <w:rPr>
+          <w:rFonts w:cs="Times New Roman"/>
+          <w:b/>
+          <w:bCs/>
           <w:noProof/>
-          <w:sz w:val="20"/>
-          <w:szCs w:val="20"/>
+          <w:color w:val="000000" w:themeColor="text1"/>
+          <w:sz w:val="24"/>
+          <w:szCs w:val="24"/>
           <w:lang w:eastAsia="es-EC"/>
         </w:rPr>
         <w:drawing>
-          <wp:inline distT="0" distB="0" distL="0" distR="0" wp14:anchorId="7E376C3D" wp14:editId="681D966C">
-            <wp:extent cx="304800" cy="304800"/>
-            <wp:effectExtent l="0" t="0" r="0" b="0"/>
-            <wp:docPr id="7" name="Imagen 7"/>
+          <wp:inline distT="0" distB="0" distL="0" distR="0" wp14:anchorId="171B4E0E" wp14:editId="52976FF1">
+            <wp:extent cx="5398770" cy="2208179"/>
+            <wp:effectExtent l="0" t="0" r="0" b="1905"/>
+            <wp:docPr id="17" name="Imagen 17"/>
             <wp:cNvGraphicFramePr>
               <a:graphicFrameLocks xmlns:a="http://schemas.openxmlformats.org/drawingml/2006/main" noChangeAspect="1"/>
             </wp:cNvGraphicFramePr>
@@ -5091,7 +4600,7 @@
                     </pic:cNvPicPr>
                   </pic:nvPicPr>
                   <pic:blipFill>
-                    <a:blip r:embed="rId21">
+                    <a:blip r:embed="rId20" cstate="print">
                       <a:extLst>
                         <a:ext uri="{28A0092B-C50C-407E-A947-70E740481C1C}">
                           <a14:useLocalDpi xmlns:a14="http://schemas.microsoft.com/office/drawing/2010/main" val="0"/>
@@ -5106,7 +4615,7 @@
                   <pic:spPr bwMode="auto">
                     <a:xfrm>
                       <a:off x="0" y="0"/>
-                      <a:ext cx="304800" cy="304800"/>
+                      <a:ext cx="5400782" cy="2209002"/>
                     </a:xfrm>
                     <a:prstGeom prst="rect">
                       <a:avLst/>
@@ -5126,184 +4635,331 @@
     <w:p>
       <w:pPr>
         <w:rPr>
-          <w:rFonts w:ascii="Arial" w:hAnsi="Arial" w:cs="Arial"/>
-          <w:sz w:val="20"/>
-          <w:szCs w:val="20"/>
-          <w:lang w:eastAsia="es-EC"/>
-        </w:rPr>
-      </w:pPr>
-      <w:r>
-        <w:rPr>
-          <w:rFonts w:ascii="Arial" w:hAnsi="Arial" w:cs="Arial"/>
-          <w:sz w:val="20"/>
-          <w:szCs w:val="20"/>
-          <w:lang w:eastAsia="es-EC"/>
-        </w:rPr>
-        <w:t>WorldCat.org</w:t>
-      </w:r>
-    </w:p>
-    <w:p>
-      <w:pPr>
-        <w:rPr>
-          <w:rFonts w:ascii="Arial" w:hAnsi="Arial" w:cs="Arial"/>
-          <w:sz w:val="20"/>
-          <w:szCs w:val="20"/>
-          <w:lang w:eastAsia="es-EC"/>
-        </w:rPr>
-      </w:pPr>
-      <w:r>
-        <w:rPr>
-          <w:rFonts w:ascii="Arial" w:hAnsi="Arial" w:cs="Arial"/>
-          <w:sz w:val="20"/>
-          <w:szCs w:val="20"/>
-          <w:lang w:eastAsia="es-EC"/>
-        </w:rPr>
-        <w:t>+1</w:t>
-      </w:r>
-    </w:p>
-    <w:p>
-      <w:pPr>
-        <w:rPr>
-          <w:rFonts w:ascii="Arial" w:hAnsi="Arial" w:cs="Arial"/>
-          <w:sz w:val="20"/>
-          <w:szCs w:val="20"/>
-          <w:lang w:eastAsia="es-EC"/>
-        </w:rPr>
-      </w:pPr>
-      <w:r>
-        <w:rPr>
-          <w:rFonts w:ascii="Arial" w:hAnsi="Arial" w:cs="Arial"/>
-          <w:sz w:val="20"/>
-          <w:szCs w:val="20"/>
-          <w:lang w:eastAsia="es-EC"/>
-        </w:rPr>
-        <w:t>¿Para qué te sirve? Para justificar cómo organizar las clases y responsabilidades del sistema, buscando que el diseño sea mantenible.</w:t>
-      </w:r>
-    </w:p>
-    <w:p>
-      <w:pPr>
-        <w:rPr>
-          <w:rFonts w:ascii="Arial" w:hAnsi="Arial" w:cs="Arial"/>
-          <w:sz w:val="20"/>
-          <w:szCs w:val="20"/>
-          <w:lang w:eastAsia="es-EC"/>
-        </w:rPr>
-      </w:pPr>
-      <w:r>
-        <w:rPr>
-          <w:rFonts w:ascii="Arial" w:hAnsi="Arial" w:cs="Arial"/>
-          <w:sz w:val="20"/>
-          <w:szCs w:val="20"/>
-          <w:lang w:eastAsia="es-EC"/>
-        </w:rPr>
-        <w:t xml:space="preserve">4. Flujo de trabajo </w:t>
-      </w:r>
-      <w:proofErr w:type="spellStart"/>
-      <w:r>
-        <w:rPr>
-          <w:rFonts w:ascii="Arial" w:hAnsi="Arial" w:cs="Arial"/>
-          <w:sz w:val="20"/>
-          <w:szCs w:val="20"/>
-          <w:lang w:eastAsia="es-EC"/>
-        </w:rPr>
-        <w:t>Gitflow</w:t>
-      </w:r>
-      <w:proofErr w:type="spellEnd"/>
-    </w:p>
-    <w:p>
-      <w:pPr>
-        <w:rPr>
-          <w:rFonts w:ascii="Arial" w:hAnsi="Arial" w:cs="Arial"/>
-          <w:sz w:val="20"/>
-          <w:szCs w:val="20"/>
-          <w:lang w:eastAsia="es-EC"/>
-        </w:rPr>
-      </w:pPr>
-      <w:proofErr w:type="spellStart"/>
-      <w:r>
-        <w:rPr>
-          <w:rFonts w:ascii="Arial" w:hAnsi="Arial" w:cs="Arial"/>
-          <w:sz w:val="20"/>
-          <w:szCs w:val="20"/>
-          <w:lang w:eastAsia="es-EC"/>
-        </w:rPr>
-        <w:t>Atlassian</w:t>
-      </w:r>
-      <w:proofErr w:type="spellEnd"/>
-      <w:r>
-        <w:rPr>
-          <w:rFonts w:ascii="Arial" w:hAnsi="Arial" w:cs="Arial"/>
-          <w:sz w:val="20"/>
-          <w:szCs w:val="20"/>
-          <w:lang w:eastAsia="es-EC"/>
-        </w:rPr>
-        <w:t xml:space="preserve">. (s. f.). Flujo de trabajo de </w:t>
-      </w:r>
-      <w:proofErr w:type="spellStart"/>
-      <w:r>
-        <w:rPr>
-          <w:rFonts w:ascii="Arial" w:hAnsi="Arial" w:cs="Arial"/>
-          <w:sz w:val="20"/>
-          <w:szCs w:val="20"/>
-          <w:lang w:eastAsia="es-EC"/>
-        </w:rPr>
-        <w:t>Gitflow</w:t>
-      </w:r>
-      <w:proofErr w:type="spellEnd"/>
-      <w:r>
-        <w:rPr>
-          <w:rFonts w:ascii="Arial" w:hAnsi="Arial" w:cs="Arial"/>
-          <w:sz w:val="20"/>
-          <w:szCs w:val="20"/>
-          <w:lang w:eastAsia="es-EC"/>
-        </w:rPr>
-        <w:t xml:space="preserve">. </w:t>
-      </w:r>
-      <w:hyperlink r:id="rId22" w:history="1">
-        <w:r>
-          <w:rPr>
-            <w:rStyle w:val="Hipervnculo"/>
-            <w:rFonts w:ascii="Arial" w:hAnsi="Arial" w:cs="Arial"/>
-            <w:sz w:val="20"/>
-            <w:szCs w:val="20"/>
-            <w:lang w:eastAsia="es-EC"/>
-          </w:rPr>
-          <w:t>https://www.atlassian.com/es/git/tutorials/comparing-workflows/gitflow-workflow</w:t>
-        </w:r>
-      </w:hyperlink>
-      <w:r>
-        <w:rPr>
-          <w:rFonts w:ascii="Arial" w:hAnsi="Arial" w:cs="Arial"/>
-          <w:sz w:val="20"/>
-          <w:szCs w:val="20"/>
-          <w:lang w:eastAsia="es-EC"/>
-        </w:rPr>
-        <w:t xml:space="preserve"> </w:t>
-      </w:r>
-    </w:p>
-    <w:p>
-      <w:pPr>
-        <w:rPr>
-          <w:rFonts w:ascii="Arial" w:hAnsi="Arial" w:cs="Arial"/>
-          <w:sz w:val="20"/>
-          <w:szCs w:val="20"/>
-          <w:lang w:eastAsia="es-EC"/>
-        </w:rPr>
-      </w:pPr>
-      <w:r>
-        <w:rPr>
-          <w:rFonts w:ascii="Arial" w:hAnsi="Arial" w:cs="Arial"/>
+          <w:i/>
+          <w:iCs/>
+          <w:color w:val="44546A" w:themeColor="text2"/>
+          <w:sz w:val="18"/>
+          <w:szCs w:val="18"/>
+        </w:rPr>
+      </w:pPr>
+      <w:r>
+        <w:rPr>
+          <w:b/>
+          <w:bCs/>
+          <w:i/>
+          <w:iCs/>
+          <w:color w:val="44546A" w:themeColor="text2"/>
+          <w:sz w:val="18"/>
+          <w:szCs w:val="18"/>
+        </w:rPr>
+        <w:t>Nota</w:t>
+      </w:r>
+      <w:r>
+        <w:rPr>
+          <w:i/>
+          <w:iCs/>
+          <w:color w:val="44546A" w:themeColor="text2"/>
+          <w:sz w:val="18"/>
+          <w:szCs w:val="18"/>
+        </w:rPr>
+        <w:t xml:space="preserve">: Elaboración propia </w:t>
+      </w:r>
+    </w:p>
+    <w:p>
+      <w:pPr>
+        <w:rPr>
+          <w:rFonts w:cs="Times New Roman"/>
+          <w:color w:val="000000" w:themeColor="text1"/>
+          <w:sz w:val="24"/>
+          <w:szCs w:val="24"/>
+        </w:rPr>
+      </w:pPr>
+      <w:r>
+        <w:rPr>
+          <w:rFonts w:cs="Times New Roman"/>
+          <w:color w:val="000000" w:themeColor="text1"/>
+        </w:rPr>
+        <w:t xml:space="preserve">¡A continuación de la instalación se presentaron unos errores en consola, pero fue porque no estaba habilitado </w:t>
+      </w:r>
+      <w:r>
+        <w:rPr>
+          <w:rFonts w:cs="Times New Roman"/>
+          <w:color w:val="000000" w:themeColor="text1"/>
+        </w:rPr>
+        <w:t>ciertos permisos en la parte del Token</w:t>
+      </w:r>
+      <w:r>
+        <w:rPr>
+          <w:rFonts w:cs="Times New Roman"/>
+          <w:color w:val="000000" w:themeColor="text1"/>
+        </w:rPr>
+        <w:t>, arreglándose</w:t>
+      </w:r>
+      <w:r>
+        <w:rPr>
+          <w:rFonts w:cs="Times New Roman"/>
+          <w:color w:val="000000" w:themeColor="text1"/>
+        </w:rPr>
+        <w:t xml:space="preserve"> con éxito!</w:t>
+      </w:r>
+    </w:p>
+    <w:p>
+      <w:pPr>
+        <w:rPr>
+          <w:rFonts w:cs="Times New Roman"/>
+          <w:sz w:val="24"/>
+          <w:szCs w:val="24"/>
+          <w:lang w:eastAsia="es-EC"/>
+        </w:rPr>
+      </w:pPr>
+    </w:p>
+    <w:p>
+      <w:pPr>
+        <w:jc w:val="center"/>
+        <w:rPr>
+          <w:rFonts w:cs="Times New Roman"/>
+          <w:sz w:val="24"/>
+          <w:szCs w:val="24"/>
+          <w:lang w:eastAsia="es-EC"/>
+        </w:rPr>
+      </w:pPr>
+    </w:p>
+    <w:p>
+      <w:pPr>
+        <w:rPr>
+          <w:rFonts w:cs="Times New Roman"/>
+          <w:b/>
+          <w:bCs/>
+          <w:sz w:val="24"/>
+          <w:szCs w:val="24"/>
+          <w:lang w:eastAsia="es-EC"/>
+        </w:rPr>
+      </w:pPr>
+    </w:p>
+    <w:p>
+      <w:pPr>
+        <w:rPr>
+          <w:rFonts w:cs="Times New Roman"/>
+          <w:b/>
+          <w:bCs/>
+          <w:sz w:val="24"/>
+          <w:szCs w:val="24"/>
+          <w:lang w:eastAsia="es-EC"/>
+        </w:rPr>
+      </w:pPr>
+    </w:p>
+    <w:p>
+      <w:pPr>
+        <w:rPr>
+          <w:rFonts w:cs="Times New Roman"/>
+          <w:b/>
+          <w:bCs/>
+          <w:sz w:val="24"/>
+          <w:szCs w:val="24"/>
+          <w:lang w:eastAsia="es-EC"/>
+        </w:rPr>
+      </w:pPr>
+    </w:p>
+    <w:p>
+      <w:pPr>
+        <w:rPr>
+          <w:rFonts w:cs="Times New Roman"/>
+          <w:b/>
+          <w:bCs/>
+          <w:sz w:val="24"/>
+          <w:szCs w:val="24"/>
+          <w:lang w:eastAsia="es-EC"/>
+        </w:rPr>
+      </w:pPr>
+    </w:p>
+    <w:p>
+      <w:pPr>
+        <w:rPr>
+          <w:rFonts w:cs="Times New Roman"/>
+          <w:b/>
+          <w:bCs/>
+          <w:lang w:eastAsia="es-EC"/>
+        </w:rPr>
+      </w:pPr>
+      <w:r>
+        <w:rPr>
+          <w:rFonts w:cs="Times New Roman"/>
+          <w:b/>
+          <w:bCs/>
+          <w:lang w:eastAsia="es-EC"/>
+        </w:rPr>
+        <w:lastRenderedPageBreak/>
+        <w:t>Figura 7</w:t>
+      </w:r>
+    </w:p>
+    <w:p>
+      <w:pPr>
+        <w:rPr>
+          <w:rFonts w:cs="Times New Roman"/>
+          <w:i/>
+          <w:iCs/>
+          <w:lang w:eastAsia="es-EC"/>
+        </w:rPr>
+      </w:pPr>
+      <w:r>
+        <w:rPr>
           <w:noProof/>
-          <w:sz w:val="20"/>
-          <w:szCs w:val="20"/>
-          <w:lang w:eastAsia="es-EC"/>
-        </w:rPr>
-        <w:lastRenderedPageBreak/>
+        </w:rPr>
+        <mc:AlternateContent>
+          <mc:Choice Requires="wps">
+            <w:drawing>
+              <wp:anchor distT="0" distB="0" distL="114300" distR="114300" simplePos="0" relativeHeight="251669504" behindDoc="0" locked="0" layoutInCell="1" allowOverlap="1" wp14:anchorId="11DB6874" wp14:editId="02656765">
+                <wp:simplePos x="0" y="0"/>
+                <wp:positionH relativeFrom="column">
+                  <wp:posOffset>-635</wp:posOffset>
+                </wp:positionH>
+                <wp:positionV relativeFrom="paragraph">
+                  <wp:posOffset>3002280</wp:posOffset>
+                </wp:positionV>
+                <wp:extent cx="5400040" cy="635"/>
+                <wp:effectExtent l="0" t="0" r="0" b="0"/>
+                <wp:wrapTopAndBottom/>
+                <wp:docPr id="22" name="Cuadro de texto 22"/>
+                <wp:cNvGraphicFramePr/>
+                <a:graphic xmlns:a="http://schemas.openxmlformats.org/drawingml/2006/main">
+                  <a:graphicData uri="http://schemas.microsoft.com/office/word/2010/wordprocessingShape">
+                    <wps:wsp>
+                      <wps:cNvSpPr txBox="1"/>
+                      <wps:spPr>
+                        <a:xfrm>
+                          <a:off x="0" y="0"/>
+                          <a:ext cx="5400040" cy="635"/>
+                        </a:xfrm>
+                        <a:prstGeom prst="rect">
+                          <a:avLst/>
+                        </a:prstGeom>
+                        <a:solidFill>
+                          <a:prstClr val="white"/>
+                        </a:solidFill>
+                        <a:ln>
+                          <a:noFill/>
+                        </a:ln>
+                      </wps:spPr>
+                      <wps:txbx>
+                        <w:txbxContent>
+                          <w:p>
+                            <w:pPr>
+                              <w:rPr>
+                                <w:i/>
+                                <w:iCs/>
+                                <w:color w:val="44546A" w:themeColor="text2"/>
+                                <w:sz w:val="18"/>
+                                <w:szCs w:val="18"/>
+                              </w:rPr>
+                            </w:pPr>
+                            <w:r>
+                              <w:rPr>
+                                <w:b/>
+                                <w:bCs/>
+                                <w:i/>
+                                <w:iCs/>
+                                <w:color w:val="44546A" w:themeColor="text2"/>
+                                <w:sz w:val="18"/>
+                                <w:szCs w:val="18"/>
+                              </w:rPr>
+                              <w:t>Nota</w:t>
+                            </w:r>
+                            <w:r>
+                              <w:rPr>
+                                <w:i/>
+                                <w:iCs/>
+                                <w:color w:val="44546A" w:themeColor="text2"/>
+                                <w:sz w:val="18"/>
+                                <w:szCs w:val="18"/>
+                              </w:rPr>
+                              <w:t xml:space="preserve">: Elaboración propia </w:t>
+                            </w:r>
+                          </w:p>
+                        </w:txbxContent>
+                      </wps:txbx>
+                      <wps:bodyPr rot="0" spcFirstLastPara="0" vertOverflow="overflow" horzOverflow="overflow" vert="horz" wrap="square" lIns="0" tIns="0" rIns="0" bIns="0" numCol="1" spcCol="0" rtlCol="0" fromWordArt="0" anchor="t" anchorCtr="0" forceAA="0" compatLnSpc="1">
+                        <a:prstTxWarp prst="textNoShape">
+                          <a:avLst/>
+                        </a:prstTxWarp>
+                        <a:spAutoFit/>
+                      </wps:bodyPr>
+                    </wps:wsp>
+                  </a:graphicData>
+                </a:graphic>
+              </wp:anchor>
+            </w:drawing>
+          </mc:Choice>
+          <mc:Fallback>
+            <w:pict>
+              <v:shapetype w14:anchorId="11DB6874" id="_x0000_t202" coordsize="21600,21600" o:spt="202" path="m,l,21600r21600,l21600,xe">
+                <v:stroke joinstyle="miter"/>
+                <v:path gradientshapeok="t" o:connecttype="rect"/>
+              </v:shapetype>
+              <v:shape id="Cuadro de texto 22" o:spid="_x0000_s1026" type="#_x0000_t202" style="position:absolute;left:0;text-align:left;margin-left:-.05pt;margin-top:236.4pt;width:425.2pt;height:.05pt;z-index:251669504;visibility:visible;mso-wrap-style:square;mso-wrap-distance-left:9pt;mso-wrap-distance-top:0;mso-wrap-distance-right:9pt;mso-wrap-distance-bottom:0;mso-position-horizontal:absolute;mso-position-horizontal-relative:text;mso-position-vertical:absolute;mso-position-vertical-relative:text;v-text-anchor:top" o:gfxdata="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" stroked="f">
+                <v:textbox style="mso-fit-shape-to-text:t" inset="0,0,0,0">
+                  <w:txbxContent>
+                    <w:p>
+                      <w:pPr>
+                        <w:rPr>
+                          <w:i/>
+                          <w:iCs/>
+                          <w:color w:val="44546A" w:themeColor="text2"/>
+                          <w:sz w:val="18"/>
+                          <w:szCs w:val="18"/>
+                        </w:rPr>
+                      </w:pPr>
+                      <w:r>
+                        <w:rPr>
+                          <w:b/>
+                          <w:bCs/>
+                          <w:i/>
+                          <w:iCs/>
+                          <w:color w:val="44546A" w:themeColor="text2"/>
+                          <w:sz w:val="18"/>
+                          <w:szCs w:val="18"/>
+                        </w:rPr>
+                        <w:t>Nota</w:t>
+                      </w:r>
+                      <w:r>
+                        <w:rPr>
+                          <w:i/>
+                          <w:iCs/>
+                          <w:color w:val="44546A" w:themeColor="text2"/>
+                          <w:sz w:val="18"/>
+                          <w:szCs w:val="18"/>
+                        </w:rPr>
+                        <w:t xml:space="preserve">: Elaboración propia </w:t>
+                      </w:r>
+                    </w:p>
+                  </w:txbxContent>
+                </v:textbox>
+                <w10:wrap type="topAndBottom"/>
+              </v:shape>
+            </w:pict>
+          </mc:Fallback>
+        </mc:AlternateContent>
+      </w:r>
+      <w:r>
+        <w:rPr>
+          <w:rFonts w:cs="Arial"/>
+          <w:b/>
+          <w:bCs/>
+          <w:noProof/>
+          <w:lang w:eastAsia="es-EC"/>
+        </w:rPr>
         <w:drawing>
-          <wp:inline distT="0" distB="0" distL="0" distR="0" wp14:anchorId="2F406C0D" wp14:editId="59E265F6">
-            <wp:extent cx="304800" cy="304800"/>
-            <wp:effectExtent l="0" t="0" r="0" b="0"/>
-            <wp:docPr id="5" name="Imagen 5"/>
+          <wp:anchor distT="0" distB="0" distL="114300" distR="114300" simplePos="0" relativeHeight="251666432" behindDoc="0" locked="0" layoutInCell="1" allowOverlap="1" wp14:anchorId="219C9AC9" wp14:editId="38633A20">
+            <wp:simplePos x="0" y="0"/>
+            <wp:positionH relativeFrom="column">
+              <wp:posOffset>-775</wp:posOffset>
+            </wp:positionH>
+            <wp:positionV relativeFrom="paragraph">
+              <wp:posOffset>317500</wp:posOffset>
+            </wp:positionV>
+            <wp:extent cx="5400040" cy="2627871"/>
+            <wp:effectExtent l="0" t="0" r="0" b="1270"/>
+            <wp:wrapTopAndBottom/>
+            <wp:docPr id="20" name="Imagen 20"/>
             <wp:cNvGraphicFramePr>
               <a:graphicFrameLocks xmlns:a="http://schemas.openxmlformats.org/drawingml/2006/main" noChangeAspect="1"/>
             </wp:cNvGraphicFramePr>
@@ -5311,13 +4967,13 @@
               <a:graphicData uri="http://schemas.openxmlformats.org/drawingml/2006/picture">
                 <pic:pic xmlns:pic="http://schemas.openxmlformats.org/drawingml/2006/picture">
                   <pic:nvPicPr>
-                    <pic:cNvPr id="0" name="Picture 5"/>
+                    <pic:cNvPr id="0" name="Picture 6"/>
                     <pic:cNvPicPr>
                       <a:picLocks noChangeAspect="1" noChangeArrowheads="1"/>
                     </pic:cNvPicPr>
                   </pic:nvPicPr>
                   <pic:blipFill>
-                    <a:blip r:embed="rId23">
+                    <a:blip r:embed="rId21" cstate="print">
                       <a:extLst>
                         <a:ext uri="{28A0092B-C50C-407E-A947-70E740481C1C}">
                           <a14:useLocalDpi xmlns:a14="http://schemas.microsoft.com/office/drawing/2010/main" val="0"/>
@@ -5332,7 +4988,833 @@
                   <pic:spPr bwMode="auto">
                     <a:xfrm>
                       <a:off x="0" y="0"/>
-                      <a:ext cx="304800" cy="304800"/>
+                      <a:ext cx="5400040" cy="2627871"/>
+                    </a:xfrm>
+                    <a:prstGeom prst="rect">
+                      <a:avLst/>
+                    </a:prstGeom>
+                    <a:noFill/>
+                    <a:ln>
+                      <a:noFill/>
+                    </a:ln>
+                  </pic:spPr>
+                </pic:pic>
+              </a:graphicData>
+            </a:graphic>
+          </wp:anchor>
+        </w:drawing>
+      </w:r>
+      <w:r>
+        <w:rPr>
+          <w:rFonts w:cs="Times New Roman"/>
+          <w:i/>
+          <w:iCs/>
+          <w:lang w:eastAsia="es-EC"/>
+        </w:rPr>
+        <w:t>Ventana de permisos en Fine-grained tokens</w:t>
+      </w:r>
+    </w:p>
+    <w:p>
+      <w:pPr>
+        <w:rPr>
+          <w:rFonts w:cs="Times New Roman"/>
+          <w:b/>
+          <w:bCs/>
+          <w:lang w:eastAsia="es-EC"/>
+        </w:rPr>
+      </w:pPr>
+      <w:r>
+        <w:rPr>
+          <w:rFonts w:cs="Times New Roman"/>
+          <w:b/>
+          <w:bCs/>
+          <w:lang w:eastAsia="es-EC"/>
+        </w:rPr>
+        <w:t>Figura 8</w:t>
+      </w:r>
+    </w:p>
+    <w:p>
+      <w:pPr>
+        <w:rPr>
+          <w:rFonts w:cs="Arial"/>
+          <w:i/>
+          <w:iCs/>
+          <w:lang w:eastAsia="es-EC"/>
+        </w:rPr>
+      </w:pPr>
+      <w:r>
+        <w:rPr>
+          <w:rFonts w:cs="Times New Roman"/>
+          <w:i/>
+          <w:iCs/>
+          <w:lang w:eastAsia="es-EC"/>
+        </w:rPr>
+        <w:t xml:space="preserve">Errores </w:t>
+      </w:r>
+      <w:r>
+        <w:rPr>
+          <w:rFonts w:cs="Times New Roman"/>
+          <w:i/>
+          <w:iCs/>
+          <w:lang w:eastAsia="es-EC"/>
+        </w:rPr>
+        <w:t>que se dieron</w:t>
+      </w:r>
+      <w:r>
+        <w:rPr>
+          <w:rFonts w:cs="Times New Roman"/>
+          <w:i/>
+          <w:iCs/>
+          <w:lang w:eastAsia="es-EC"/>
+        </w:rPr>
+        <w:t xml:space="preserve"> en: la conexión a GitHub</w:t>
+      </w:r>
+    </w:p>
+    <w:p>
+      <w:pPr>
+        <w:keepNext/>
+      </w:pPr>
+      <w:r>
+        <w:rPr>
+          <w:rFonts w:cs="Arial"/>
+          <w:b/>
+          <w:bCs/>
+          <w:sz w:val="24"/>
+          <w:szCs w:val="24"/>
+          <w:lang w:eastAsia="es-EC"/>
+        </w:rPr>
+        <w:drawing>
+          <wp:inline distT="0" distB="0" distL="0" distR="0" wp14:anchorId="30548DAA" wp14:editId="401BA708">
+            <wp:extent cx="5400040" cy="3035935"/>
+            <wp:effectExtent l="0" t="0" r="0" b="0"/>
+            <wp:docPr id="25" name="Imagen 25"/>
+            <wp:cNvGraphicFramePr>
+              <a:graphicFrameLocks xmlns:a="http://schemas.openxmlformats.org/drawingml/2006/main" noChangeAspect="1"/>
+            </wp:cNvGraphicFramePr>
+            <a:graphic xmlns:a="http://schemas.openxmlformats.org/drawingml/2006/main">
+              <a:graphicData uri="http://schemas.openxmlformats.org/drawingml/2006/picture">
+                <pic:pic xmlns:pic="http://schemas.openxmlformats.org/drawingml/2006/picture">
+                  <pic:nvPicPr>
+                    <pic:cNvPr id="1" name=""/>
+                    <pic:cNvPicPr/>
+                  </pic:nvPicPr>
+                  <pic:blipFill>
+                    <a:blip r:embed="rId22"/>
+                    <a:stretch>
+                      <a:fillRect/>
+                    </a:stretch>
+                  </pic:blipFill>
+                  <pic:spPr>
+                    <a:xfrm>
+                      <a:off x="0" y="0"/>
+                      <a:ext cx="5400040" cy="3035935"/>
+                    </a:xfrm>
+                    <a:prstGeom prst="rect">
+                      <a:avLst/>
+                    </a:prstGeom>
+                  </pic:spPr>
+                </pic:pic>
+              </a:graphicData>
+            </a:graphic>
+          </wp:inline>
+        </w:drawing>
+      </w:r>
+    </w:p>
+    <w:p>
+      <w:pPr>
+        <w:rPr>
+          <w:i/>
+          <w:iCs/>
+          <w:color w:val="44546A" w:themeColor="text2"/>
+          <w:sz w:val="18"/>
+          <w:szCs w:val="18"/>
+        </w:rPr>
+      </w:pPr>
+      <w:bookmarkStart w:id="5" w:name="_Hlk243248398"/>
+      <w:r>
+        <w:rPr>
+          <w:b/>
+          <w:bCs/>
+          <w:i/>
+          <w:iCs/>
+          <w:color w:val="44546A" w:themeColor="text2"/>
+          <w:sz w:val="18"/>
+          <w:szCs w:val="18"/>
+        </w:rPr>
+        <w:t>Nota</w:t>
+      </w:r>
+      <w:r>
+        <w:rPr>
+          <w:i/>
+          <w:iCs/>
+          <w:color w:val="44546A" w:themeColor="text2"/>
+          <w:sz w:val="18"/>
+          <w:szCs w:val="18"/>
+        </w:rPr>
+        <w:t xml:space="preserve">: Elaboración propia </w:t>
+      </w:r>
+    </w:p>
+    <w:bookmarkEnd w:id="5"/>
+    <w:p>
+      <w:pPr>
+        <w:rPr>
+          <w:rFonts w:cs="Arial"/>
+          <w:lang w:eastAsia="es-EC"/>
+        </w:rPr>
+      </w:pPr>
+      <w:r>
+        <w:rPr>
+          <w:rFonts w:cs="Arial"/>
+          <w:lang w:eastAsia="es-EC"/>
+        </w:rPr>
+        <w:t>Se solucion</w:t>
+      </w:r>
+      <w:r>
+        <w:rPr>
+          <w:rFonts w:cs="Arial"/>
+          <w:lang w:eastAsia="es-EC"/>
+        </w:rPr>
+        <w:t>ó</w:t>
+      </w:r>
+      <w:r>
+        <w:rPr>
+          <w:rFonts w:cs="Arial"/>
+          <w:lang w:eastAsia="es-EC"/>
+        </w:rPr>
+        <w:t xml:space="preserve"> seleccionando en el token clásico y </w:t>
+      </w:r>
+      <w:r>
+        <w:rPr>
+          <w:rFonts w:cs="Arial"/>
+          <w:lang w:eastAsia="es-EC"/>
+        </w:rPr>
+        <w:t xml:space="preserve">activando los </w:t>
+      </w:r>
+      <w:r>
+        <w:rPr>
+          <w:rFonts w:cs="Arial"/>
+          <w:lang w:eastAsia="es-EC"/>
+        </w:rPr>
+        <w:t xml:space="preserve">permisos </w:t>
+      </w:r>
+      <w:r>
+        <w:rPr>
+          <w:rFonts w:cs="Arial"/>
+          <w:lang w:eastAsia="es-EC"/>
+        </w:rPr>
+        <w:t>necesarios.</w:t>
+      </w:r>
+    </w:p>
+    <w:p>
+      <w:pPr>
+        <w:rPr>
+          <w:rFonts w:cs="Arial"/>
+          <w:b/>
+          <w:bCs/>
+          <w:sz w:val="24"/>
+          <w:szCs w:val="24"/>
+          <w:lang w:eastAsia="es-EC"/>
+        </w:rPr>
+      </w:pPr>
+    </w:p>
+    <w:p>
+      <w:pPr>
+        <w:rPr>
+          <w:rFonts w:cs="Arial"/>
+          <w:b/>
+          <w:bCs/>
+          <w:sz w:val="24"/>
+          <w:szCs w:val="24"/>
+          <w:lang w:eastAsia="es-EC"/>
+        </w:rPr>
+      </w:pPr>
+    </w:p>
+    <w:p>
+      <w:pPr>
+        <w:rPr>
+          <w:rFonts w:cs="Arial"/>
+          <w:b/>
+          <w:bCs/>
+          <w:sz w:val="24"/>
+          <w:szCs w:val="24"/>
+          <w:lang w:eastAsia="es-EC"/>
+        </w:rPr>
+      </w:pPr>
+    </w:p>
+    <w:p>
+      <w:pPr>
+        <w:rPr>
+          <w:rFonts w:cs="Arial"/>
+          <w:b/>
+          <w:bCs/>
+          <w:sz w:val="24"/>
+          <w:szCs w:val="24"/>
+          <w:lang w:eastAsia="es-EC"/>
+        </w:rPr>
+      </w:pPr>
+      <w:r>
+        <w:rPr>
+          <w:rFonts w:cs="Arial"/>
+          <w:b/>
+          <w:bCs/>
+          <w:sz w:val="24"/>
+          <w:szCs w:val="24"/>
+          <w:lang w:eastAsia="es-EC"/>
+        </w:rPr>
+        <w:lastRenderedPageBreak/>
+        <w:t xml:space="preserve">Figura </w:t>
+      </w:r>
+      <w:r>
+        <w:rPr>
+          <w:rFonts w:cs="Arial"/>
+          <w:b/>
+          <w:bCs/>
+          <w:sz w:val="24"/>
+          <w:szCs w:val="24"/>
+          <w:lang w:eastAsia="es-EC"/>
+        </w:rPr>
+        <w:t>10</w:t>
+      </w:r>
+    </w:p>
+    <w:p>
+      <w:pPr>
+        <w:rPr>
+          <w:rFonts w:cs="Arial"/>
+          <w:i/>
+          <w:iCs/>
+          <w:lang w:eastAsia="es-EC"/>
+        </w:rPr>
+      </w:pPr>
+      <w:proofErr w:type="spellStart"/>
+      <w:r>
+        <w:rPr>
+          <w:rFonts w:cs="Arial"/>
+          <w:i/>
+          <w:iCs/>
+          <w:lang w:eastAsia="es-EC"/>
+        </w:rPr>
+        <w:t>Click</w:t>
+      </w:r>
+      <w:proofErr w:type="spellEnd"/>
+      <w:r>
+        <w:rPr>
+          <w:rFonts w:cs="Arial"/>
+          <w:i/>
+          <w:iCs/>
+          <w:lang w:eastAsia="es-EC"/>
+        </w:rPr>
+        <w:t xml:space="preserve"> en Tokens (</w:t>
+      </w:r>
+      <w:proofErr w:type="spellStart"/>
+      <w:r>
+        <w:rPr>
+          <w:rFonts w:cs="Arial"/>
+          <w:i/>
+          <w:iCs/>
+          <w:lang w:eastAsia="es-EC"/>
+        </w:rPr>
+        <w:t>classic</w:t>
+      </w:r>
+      <w:proofErr w:type="spellEnd"/>
+      <w:r>
+        <w:rPr>
+          <w:rFonts w:cs="Arial"/>
+          <w:i/>
+          <w:iCs/>
+          <w:lang w:eastAsia="es-EC"/>
+        </w:rPr>
+        <w:t>)</w:t>
+      </w:r>
+    </w:p>
+    <w:p>
+      <w:pPr>
+        <w:keepNext/>
+      </w:pPr>
+      <w:r>
+        <w:rPr>
+          <w:rFonts w:cs="Arial"/>
+          <w:b/>
+          <w:bCs/>
+          <w:noProof/>
+          <w:sz w:val="24"/>
+          <w:szCs w:val="24"/>
+          <w:lang w:eastAsia="es-EC"/>
+        </w:rPr>
+        <w:drawing>
+          <wp:inline distT="0" distB="0" distL="0" distR="0" wp14:anchorId="558CFD67" wp14:editId="07585BC5">
+            <wp:extent cx="5400040" cy="1944060"/>
+            <wp:effectExtent l="0" t="0" r="0" b="0"/>
+            <wp:docPr id="27" name="Imagen 27"/>
+            <wp:cNvGraphicFramePr>
+              <a:graphicFrameLocks xmlns:a="http://schemas.openxmlformats.org/drawingml/2006/main" noChangeAspect="1"/>
+            </wp:cNvGraphicFramePr>
+            <a:graphic xmlns:a="http://schemas.openxmlformats.org/drawingml/2006/main">
+              <a:graphicData uri="http://schemas.openxmlformats.org/drawingml/2006/picture">
+                <pic:pic xmlns:pic="http://schemas.openxmlformats.org/drawingml/2006/picture">
+                  <pic:nvPicPr>
+                    <pic:cNvPr id="0" name="Picture 11"/>
+                    <pic:cNvPicPr>
+                      <a:picLocks noChangeAspect="1" noChangeArrowheads="1"/>
+                    </pic:cNvPicPr>
+                  </pic:nvPicPr>
+                  <pic:blipFill rotWithShape="1">
+                    <a:blip r:embed="rId23" cstate="print">
+                      <a:extLst>
+                        <a:ext uri="{28A0092B-C50C-407E-A947-70E740481C1C}">
+                          <a14:useLocalDpi xmlns:a14="http://schemas.microsoft.com/office/drawing/2010/main" val="0"/>
+                        </a:ext>
+                      </a:extLst>
+                    </a:blip>
+                    <a:srcRect b="35952"/>
+                    <a:stretch/>
+                  </pic:blipFill>
+                  <pic:spPr bwMode="auto">
+                    <a:xfrm>
+                      <a:off x="0" y="0"/>
+                      <a:ext cx="5400040" cy="1944060"/>
+                    </a:xfrm>
+                    <a:prstGeom prst="rect">
+                      <a:avLst/>
+                    </a:prstGeom>
+                    <a:noFill/>
+                    <a:ln>
+                      <a:noFill/>
+                    </a:ln>
+                    <a:extLst>
+                      <a:ext uri="{53640926-AAD7-44D8-BBD7-CCE9431645EC}">
+                        <a14:shadowObscured xmlns:a14="http://schemas.microsoft.com/office/drawing/2010/main"/>
+                      </a:ext>
+                    </a:extLst>
+                  </pic:spPr>
+                </pic:pic>
+              </a:graphicData>
+            </a:graphic>
+          </wp:inline>
+        </w:drawing>
+      </w:r>
+    </w:p>
+    <w:p>
+      <w:pPr>
+        <w:rPr>
+          <w:i/>
+          <w:iCs/>
+          <w:color w:val="44546A" w:themeColor="text2"/>
+          <w:sz w:val="18"/>
+          <w:szCs w:val="18"/>
+        </w:rPr>
+      </w:pPr>
+      <w:r>
+        <w:rPr>
+          <w:b/>
+          <w:bCs/>
+          <w:i/>
+          <w:iCs/>
+          <w:color w:val="44546A" w:themeColor="text2"/>
+          <w:sz w:val="18"/>
+          <w:szCs w:val="18"/>
+        </w:rPr>
+        <w:t>Nota</w:t>
+      </w:r>
+      <w:r>
+        <w:rPr>
+          <w:i/>
+          <w:iCs/>
+          <w:color w:val="44546A" w:themeColor="text2"/>
+          <w:sz w:val="18"/>
+          <w:szCs w:val="18"/>
+        </w:rPr>
+        <w:t xml:space="preserve">: Elaboración propia </w:t>
+      </w:r>
+    </w:p>
+    <w:p>
+      <w:pPr>
+        <w:rPr>
+          <w:rFonts w:cs="Arial"/>
+          <w:b/>
+          <w:bCs/>
+          <w:lang w:eastAsia="es-EC"/>
+        </w:rPr>
+      </w:pPr>
+      <w:r>
+        <w:rPr>
+          <w:rFonts w:cs="Arial"/>
+          <w:b/>
+          <w:bCs/>
+          <w:lang w:eastAsia="es-EC"/>
+        </w:rPr>
+        <w:t>Figura 10</w:t>
+      </w:r>
+    </w:p>
+    <w:p>
+      <w:pPr>
+        <w:rPr>
+          <w:rFonts w:cs="Arial"/>
+          <w:i/>
+          <w:iCs/>
+          <w:lang w:eastAsia="es-EC"/>
+        </w:rPr>
+      </w:pPr>
+      <w:r>
+        <w:rPr>
+          <w:rFonts w:cs="Arial"/>
+          <w:b/>
+          <w:bCs/>
+          <w:noProof/>
+          <w:lang w:eastAsia="es-EC"/>
+        </w:rPr>
+        <w:drawing>
+          <wp:anchor distT="0" distB="0" distL="114300" distR="114300" simplePos="0" relativeHeight="251671552" behindDoc="0" locked="0" layoutInCell="1" allowOverlap="1" wp14:anchorId="38165D7A" wp14:editId="0EE54ED9">
+            <wp:simplePos x="0" y="0"/>
+            <wp:positionH relativeFrom="column">
+              <wp:posOffset>-3861</wp:posOffset>
+            </wp:positionH>
+            <wp:positionV relativeFrom="paragraph">
+              <wp:posOffset>215461</wp:posOffset>
+            </wp:positionV>
+            <wp:extent cx="5400040" cy="2773345"/>
+            <wp:effectExtent l="0" t="0" r="0" b="8255"/>
+            <wp:wrapTopAndBottom/>
+            <wp:docPr id="33" name="Imagen 33"/>
+            <wp:cNvGraphicFramePr>
+              <a:graphicFrameLocks xmlns:a="http://schemas.openxmlformats.org/drawingml/2006/main" noChangeAspect="1"/>
+            </wp:cNvGraphicFramePr>
+            <a:graphic xmlns:a="http://schemas.openxmlformats.org/drawingml/2006/main">
+              <a:graphicData uri="http://schemas.openxmlformats.org/drawingml/2006/picture">
+                <pic:pic xmlns:pic="http://schemas.openxmlformats.org/drawingml/2006/picture">
+                  <pic:nvPicPr>
+                    <pic:cNvPr id="0" name="Picture 17"/>
+                    <pic:cNvPicPr>
+                      <a:picLocks noChangeAspect="1" noChangeArrowheads="1"/>
+                    </pic:cNvPicPr>
+                  </pic:nvPicPr>
+                  <pic:blipFill>
+                    <a:blip r:embed="rId24" cstate="print">
+                      <a:extLst>
+                        <a:ext uri="{28A0092B-C50C-407E-A947-70E740481C1C}">
+                          <a14:useLocalDpi xmlns:a14="http://schemas.microsoft.com/office/drawing/2010/main" val="0"/>
+                        </a:ext>
+                      </a:extLst>
+                    </a:blip>
+                    <a:srcRect/>
+                    <a:stretch>
+                      <a:fillRect/>
+                    </a:stretch>
+                  </pic:blipFill>
+                  <pic:spPr bwMode="auto">
+                    <a:xfrm>
+                      <a:off x="0" y="0"/>
+                      <a:ext cx="5400040" cy="2773345"/>
+                    </a:xfrm>
+                    <a:prstGeom prst="rect">
+                      <a:avLst/>
+                    </a:prstGeom>
+                    <a:noFill/>
+                    <a:ln>
+                      <a:noFill/>
+                    </a:ln>
+                  </pic:spPr>
+                </pic:pic>
+              </a:graphicData>
+            </a:graphic>
+          </wp:anchor>
+        </w:drawing>
+      </w:r>
+      <w:r>
+        <w:rPr>
+          <w:rFonts w:cs="Arial"/>
+          <w:i/>
+          <w:iCs/>
+          <w:lang w:eastAsia="es-EC"/>
+        </w:rPr>
+        <w:t>Conexión</w:t>
+      </w:r>
+      <w:r>
+        <w:rPr>
+          <w:rFonts w:cs="Arial"/>
+          <w:i/>
+          <w:iCs/>
+          <w:lang w:eastAsia="es-EC"/>
+        </w:rPr>
+        <w:t xml:space="preserve"> exitosa</w:t>
+      </w:r>
+      <w:r>
+        <w:rPr>
+          <w:rFonts w:cs="Arial"/>
+          <w:i/>
+          <w:iCs/>
+          <w:lang w:eastAsia="es-EC"/>
+        </w:rPr>
+        <w:t xml:space="preserve"> </w:t>
+      </w:r>
+    </w:p>
+    <w:p>
+      <w:pPr>
+        <w:rPr>
+          <w:i/>
+          <w:iCs/>
+          <w:color w:val="44546A" w:themeColor="text2"/>
+          <w:sz w:val="18"/>
+          <w:szCs w:val="18"/>
+        </w:rPr>
+      </w:pPr>
+      <w:r>
+        <w:rPr>
+          <w:b/>
+          <w:bCs/>
+          <w:i/>
+          <w:iCs/>
+          <w:color w:val="44546A" w:themeColor="text2"/>
+          <w:sz w:val="18"/>
+          <w:szCs w:val="18"/>
+        </w:rPr>
+        <w:t>Nota</w:t>
+      </w:r>
+      <w:r>
+        <w:rPr>
+          <w:i/>
+          <w:iCs/>
+          <w:color w:val="44546A" w:themeColor="text2"/>
+          <w:sz w:val="18"/>
+          <w:szCs w:val="18"/>
+        </w:rPr>
+        <w:t>: Elaboración propia</w:t>
+      </w:r>
+    </w:p>
+    <w:p>
+      <w:pPr>
+        <w:rPr>
+          <w:color w:val="000000" w:themeColor="text1"/>
+          <w:sz w:val="18"/>
+          <w:szCs w:val="18"/>
+        </w:rPr>
+      </w:pPr>
+      <w:r>
+        <w:rPr>
+          <w:color w:val="000000" w:themeColor="text1"/>
+        </w:rPr>
+        <w:t xml:space="preserve">Una vez enlazado con éxito se pudo </w:t>
+      </w:r>
+      <w:r>
+        <w:rPr>
+          <w:i/>
+          <w:iCs/>
+          <w:color w:val="000000" w:themeColor="text1"/>
+        </w:rPr>
+        <w:t>continuar</w:t>
+      </w:r>
+      <w:r>
+        <w:rPr>
+          <w:color w:val="000000" w:themeColor="text1"/>
+        </w:rPr>
+        <w:t xml:space="preserve"> con la configuración, ver figura </w:t>
+      </w:r>
+      <w:proofErr w:type="gramStart"/>
+      <w:r>
+        <w:rPr>
+          <w:color w:val="000000" w:themeColor="text1"/>
+        </w:rPr>
+        <w:t>11</w:t>
+      </w:r>
+      <w:r>
+        <w:rPr>
+          <w:color w:val="000000" w:themeColor="text1"/>
+          <w:sz w:val="18"/>
+          <w:szCs w:val="18"/>
+        </w:rPr>
+        <w:t xml:space="preserve"> .</w:t>
+      </w:r>
+      <w:proofErr w:type="gramEnd"/>
+    </w:p>
+    <w:p>
+      <w:pPr>
+        <w:rPr>
+          <w:color w:val="000000" w:themeColor="text1"/>
+          <w:sz w:val="18"/>
+          <w:szCs w:val="18"/>
+        </w:rPr>
+      </w:pPr>
+    </w:p>
+    <w:p>
+      <w:pPr>
+        <w:rPr>
+          <w:color w:val="000000" w:themeColor="text1"/>
+          <w:sz w:val="18"/>
+          <w:szCs w:val="18"/>
+        </w:rPr>
+      </w:pPr>
+    </w:p>
+    <w:p>
+      <w:pPr>
+        <w:rPr>
+          <w:color w:val="000000" w:themeColor="text1"/>
+          <w:sz w:val="18"/>
+          <w:szCs w:val="18"/>
+        </w:rPr>
+      </w:pPr>
+    </w:p>
+    <w:p>
+      <w:pPr>
+        <w:rPr>
+          <w:color w:val="000000" w:themeColor="text1"/>
+          <w:sz w:val="18"/>
+          <w:szCs w:val="18"/>
+        </w:rPr>
+      </w:pPr>
+    </w:p>
+    <w:p>
+      <w:pPr>
+        <w:rPr>
+          <w:color w:val="000000" w:themeColor="text1"/>
+          <w:sz w:val="18"/>
+          <w:szCs w:val="18"/>
+        </w:rPr>
+      </w:pPr>
+    </w:p>
+    <w:p>
+      <w:pPr>
+        <w:rPr>
+          <w:color w:val="000000" w:themeColor="text1"/>
+          <w:sz w:val="18"/>
+          <w:szCs w:val="18"/>
+        </w:rPr>
+      </w:pPr>
+    </w:p>
+    <w:p>
+      <w:pPr>
+        <w:rPr>
+          <w:color w:val="000000" w:themeColor="text1"/>
+          <w:sz w:val="18"/>
+          <w:szCs w:val="18"/>
+        </w:rPr>
+      </w:pPr>
+    </w:p>
+    <w:p>
+      <w:pPr>
+        <w:rPr>
+          <w:color w:val="000000" w:themeColor="text1"/>
+          <w:sz w:val="18"/>
+          <w:szCs w:val="18"/>
+        </w:rPr>
+      </w:pPr>
+    </w:p>
+    <w:p>
+      <w:pPr>
+        <w:rPr>
+          <w:color w:val="000000" w:themeColor="text1"/>
+          <w:sz w:val="18"/>
+          <w:szCs w:val="18"/>
+        </w:rPr>
+      </w:pPr>
+    </w:p>
+    <w:p>
+      <w:pPr>
+        <w:rPr>
+          <w:color w:val="000000" w:themeColor="text1"/>
+          <w:sz w:val="18"/>
+          <w:szCs w:val="18"/>
+        </w:rPr>
+      </w:pPr>
+    </w:p>
+    <w:p>
+      <w:pPr>
+        <w:rPr>
+          <w:color w:val="000000" w:themeColor="text1"/>
+          <w:sz w:val="18"/>
+          <w:szCs w:val="18"/>
+        </w:rPr>
+      </w:pPr>
+    </w:p>
+    <w:p>
+      <w:pPr>
+        <w:rPr>
+          <w:color w:val="000000" w:themeColor="text1"/>
+          <w:sz w:val="18"/>
+          <w:szCs w:val="18"/>
+        </w:rPr>
+      </w:pPr>
+    </w:p>
+    <w:p>
+      <w:pPr>
+        <w:rPr>
+          <w:b/>
+          <w:bCs/>
+          <w:color w:val="000000" w:themeColor="text1"/>
+        </w:rPr>
+      </w:pPr>
+      <w:r>
+        <w:rPr>
+          <w:b/>
+          <w:bCs/>
+          <w:color w:val="000000" w:themeColor="text1"/>
+        </w:rPr>
+        <w:t>Figura 11</w:t>
+      </w:r>
+    </w:p>
+    <w:p>
+      <w:pPr>
+        <w:rPr>
+          <w:i/>
+          <w:iCs/>
+          <w:color w:val="000000" w:themeColor="text1"/>
+        </w:rPr>
+      </w:pPr>
+      <w:r>
+        <w:rPr>
+          <w:i/>
+          <w:iCs/>
+          <w:color w:val="000000" w:themeColor="text1"/>
+        </w:rPr>
+        <w:t>Repositorio actualizado</w:t>
+      </w:r>
+    </w:p>
+    <w:p>
+      <w:pPr>
+        <w:keepNext/>
+      </w:pPr>
+      <w:r>
+        <w:rPr>
+          <w:rFonts w:cs="Arial"/>
+          <w:b/>
+          <w:bCs/>
+          <w:noProof/>
+          <w:sz w:val="24"/>
+          <w:szCs w:val="24"/>
+          <w:lang w:eastAsia="es-EC"/>
+        </w:rPr>
+        <w:drawing>
+          <wp:inline distT="0" distB="0" distL="0" distR="0" wp14:anchorId="48A902FC" wp14:editId="6D82BD2D">
+            <wp:extent cx="5400040" cy="2551099"/>
+            <wp:effectExtent l="0" t="0" r="0" b="1905"/>
+            <wp:docPr id="35" name="Imagen 35"/>
+            <wp:cNvGraphicFramePr>
+              <a:graphicFrameLocks xmlns:a="http://schemas.openxmlformats.org/drawingml/2006/main" noChangeAspect="1"/>
+            </wp:cNvGraphicFramePr>
+            <a:graphic xmlns:a="http://schemas.openxmlformats.org/drawingml/2006/main">
+              <a:graphicData uri="http://schemas.openxmlformats.org/drawingml/2006/picture">
+                <pic:pic xmlns:pic="http://schemas.openxmlformats.org/drawingml/2006/picture">
+                  <pic:nvPicPr>
+                    <pic:cNvPr id="0" name="Picture 19"/>
+                    <pic:cNvPicPr>
+                      <a:picLocks noChangeAspect="1" noChangeArrowheads="1"/>
+                    </pic:cNvPicPr>
+                  </pic:nvPicPr>
+                  <pic:blipFill>
+                    <a:blip r:embed="rId25" cstate="print">
+                      <a:extLst>
+                        <a:ext uri="{28A0092B-C50C-407E-A947-70E740481C1C}">
+                          <a14:useLocalDpi xmlns:a14="http://schemas.microsoft.com/office/drawing/2010/main" val="0"/>
+                        </a:ext>
+                      </a:extLst>
+                    </a:blip>
+                    <a:srcRect/>
+                    <a:stretch>
+                      <a:fillRect/>
+                    </a:stretch>
+                  </pic:blipFill>
+                  <pic:spPr bwMode="auto">
+                    <a:xfrm>
+                      <a:off x="0" y="0"/>
+                      <a:ext cx="5412168" cy="2556829"/>
                     </a:xfrm>
                     <a:prstGeom prst="rect">
                       <a:avLst/>
@@ -5352,224 +5834,222 @@
     <w:p>
       <w:pPr>
         <w:rPr>
-          <w:rFonts w:ascii="Arial" w:hAnsi="Arial" w:cs="Arial"/>
-          <w:sz w:val="20"/>
-          <w:szCs w:val="20"/>
-          <w:lang w:eastAsia="es-EC"/>
-        </w:rPr>
-      </w:pPr>
-      <w:r>
-        <w:rPr>
-          <w:rFonts w:ascii="Arial" w:hAnsi="Arial" w:cs="Arial"/>
-          <w:sz w:val="20"/>
-          <w:szCs w:val="20"/>
-          <w:lang w:eastAsia="es-EC"/>
-        </w:rPr>
-        <w:t xml:space="preserve">Tutorial de </w:t>
-      </w:r>
-      <w:proofErr w:type="spellStart"/>
-      <w:r>
-        <w:rPr>
-          <w:rFonts w:ascii="Arial" w:hAnsi="Arial" w:cs="Arial"/>
-          <w:sz w:val="20"/>
-          <w:szCs w:val="20"/>
-          <w:lang w:eastAsia="es-EC"/>
-        </w:rPr>
-        <w:t>Atlassian</w:t>
-      </w:r>
-      <w:proofErr w:type="spellEnd"/>
-      <w:r>
-        <w:rPr>
-          <w:rFonts w:ascii="Arial" w:hAnsi="Arial" w:cs="Arial"/>
-          <w:sz w:val="20"/>
-          <w:szCs w:val="20"/>
-          <w:lang w:eastAsia="es-EC"/>
-        </w:rPr>
-        <w:t xml:space="preserve"> sobre Git</w:t>
-      </w:r>
-    </w:p>
-    <w:p>
-      <w:pPr>
-        <w:rPr>
-          <w:rFonts w:ascii="Arial" w:hAnsi="Arial" w:cs="Arial"/>
-          <w:sz w:val="20"/>
-          <w:szCs w:val="20"/>
-          <w:lang w:eastAsia="es-EC"/>
-        </w:rPr>
-      </w:pPr>
-      <w:r>
-        <w:rPr>
-          <w:rFonts w:ascii="Arial" w:hAnsi="Arial" w:cs="Arial"/>
-          <w:sz w:val="20"/>
-          <w:szCs w:val="20"/>
-          <w:lang w:eastAsia="es-EC"/>
-        </w:rPr>
-        <w:t xml:space="preserve">¿Para qué te sirve? Para explicar el uso de las ramas master, </w:t>
-      </w:r>
-      <w:proofErr w:type="spellStart"/>
-      <w:r>
-        <w:rPr>
-          <w:rFonts w:ascii="Arial" w:hAnsi="Arial" w:cs="Arial"/>
-          <w:sz w:val="20"/>
-          <w:szCs w:val="20"/>
-          <w:lang w:eastAsia="es-EC"/>
-        </w:rPr>
-        <w:t>develop</w:t>
-      </w:r>
-      <w:proofErr w:type="spellEnd"/>
-      <w:r>
-        <w:rPr>
-          <w:rFonts w:ascii="Arial" w:hAnsi="Arial" w:cs="Arial"/>
-          <w:sz w:val="20"/>
-          <w:szCs w:val="20"/>
-          <w:lang w:eastAsia="es-EC"/>
-        </w:rPr>
-        <w:t xml:space="preserve"> y </w:t>
-      </w:r>
-      <w:proofErr w:type="spellStart"/>
-      <w:r>
-        <w:rPr>
-          <w:rFonts w:ascii="Arial" w:hAnsi="Arial" w:cs="Arial"/>
-          <w:sz w:val="20"/>
-          <w:szCs w:val="20"/>
-          <w:lang w:eastAsia="es-EC"/>
-        </w:rPr>
-        <w:t>feature</w:t>
-      </w:r>
-      <w:proofErr w:type="spellEnd"/>
-      <w:r>
-        <w:rPr>
-          <w:rFonts w:ascii="Arial" w:hAnsi="Arial" w:cs="Arial"/>
-          <w:sz w:val="20"/>
-          <w:szCs w:val="20"/>
-          <w:lang w:eastAsia="es-EC"/>
-        </w:rPr>
-        <w:t>/, de acuerdo con lo que solicita la actividad.</w:t>
-      </w:r>
-    </w:p>
-    <w:p>
-      <w:pPr>
-        <w:rPr>
-          <w:rFonts w:ascii="Arial" w:hAnsi="Arial" w:cs="Arial"/>
-          <w:sz w:val="20"/>
-          <w:szCs w:val="20"/>
-          <w:lang w:eastAsia="es-EC"/>
-        </w:rPr>
-      </w:pPr>
-      <w:r>
-        <w:rPr>
-          <w:rFonts w:ascii="Arial" w:hAnsi="Arial" w:cs="Arial"/>
-          <w:sz w:val="20"/>
-          <w:szCs w:val="20"/>
-          <w:lang w:eastAsia="es-EC"/>
-        </w:rPr>
-        <w:t xml:space="preserve">5. Patrón </w:t>
-      </w:r>
-      <w:proofErr w:type="spellStart"/>
-      <w:r>
-        <w:rPr>
-          <w:rFonts w:ascii="Arial" w:hAnsi="Arial" w:cs="Arial"/>
-          <w:sz w:val="20"/>
-          <w:szCs w:val="20"/>
-          <w:lang w:eastAsia="es-EC"/>
-        </w:rPr>
-        <w:t>Singleton</w:t>
-      </w:r>
-      <w:proofErr w:type="spellEnd"/>
-    </w:p>
-    <w:p>
-      <w:pPr>
-        <w:rPr>
-          <w:rFonts w:ascii="Arial" w:hAnsi="Arial" w:cs="Arial"/>
-          <w:sz w:val="20"/>
-          <w:szCs w:val="20"/>
-          <w:lang w:eastAsia="es-EC"/>
-        </w:rPr>
-      </w:pPr>
-      <w:proofErr w:type="spellStart"/>
-      <w:r>
-        <w:rPr>
-          <w:rFonts w:ascii="Arial" w:hAnsi="Arial" w:cs="Arial"/>
-          <w:sz w:val="20"/>
-          <w:szCs w:val="20"/>
-          <w:lang w:eastAsia="es-EC"/>
-        </w:rPr>
-        <w:t>Refactoring.Guru</w:t>
-      </w:r>
-      <w:proofErr w:type="spellEnd"/>
-      <w:r>
-        <w:rPr>
-          <w:rFonts w:ascii="Arial" w:hAnsi="Arial" w:cs="Arial"/>
-          <w:sz w:val="20"/>
-          <w:szCs w:val="20"/>
-          <w:lang w:eastAsia="es-EC"/>
-        </w:rPr>
-        <w:t xml:space="preserve">. (s. f.). </w:t>
-      </w:r>
-      <w:proofErr w:type="spellStart"/>
-      <w:r>
-        <w:rPr>
-          <w:rFonts w:ascii="Arial" w:hAnsi="Arial" w:cs="Arial"/>
-          <w:sz w:val="20"/>
-          <w:szCs w:val="20"/>
-          <w:lang w:eastAsia="es-EC"/>
-        </w:rPr>
-        <w:t>Singleton</w:t>
-      </w:r>
-      <w:proofErr w:type="spellEnd"/>
-      <w:r>
-        <w:rPr>
-          <w:rFonts w:ascii="Arial" w:hAnsi="Arial" w:cs="Arial"/>
-          <w:sz w:val="20"/>
-          <w:szCs w:val="20"/>
-          <w:lang w:eastAsia="es-EC"/>
-        </w:rPr>
-        <w:t xml:space="preserve">. </w:t>
-      </w:r>
-      <w:hyperlink r:id="rId24" w:history="1">
-        <w:r>
-          <w:rPr>
-            <w:rStyle w:val="Hipervnculo"/>
-            <w:rFonts w:ascii="Arial" w:hAnsi="Arial" w:cs="Arial"/>
-            <w:sz w:val="20"/>
-            <w:szCs w:val="20"/>
-            <w:lang w:eastAsia="es-EC"/>
-          </w:rPr>
-          <w:t>https://refactoring.guru/es/design-patterns/singleton</w:t>
-        </w:r>
-      </w:hyperlink>
-      <w:r>
-        <w:rPr>
-          <w:rFonts w:ascii="Arial" w:hAnsi="Arial" w:cs="Arial"/>
-          <w:sz w:val="20"/>
-          <w:szCs w:val="20"/>
-          <w:lang w:eastAsia="es-EC"/>
-        </w:rPr>
-        <w:t xml:space="preserve"> </w:t>
-      </w:r>
-    </w:p>
-    <w:p>
-      <w:pPr>
-        <w:rPr>
-          <w:rFonts w:ascii="Arial" w:hAnsi="Arial" w:cs="Arial"/>
-          <w:sz w:val="20"/>
-          <w:szCs w:val="20"/>
-          <w:lang w:eastAsia="es-EC"/>
-        </w:rPr>
-      </w:pPr>
-      <w:r>
-        <w:rPr>
-          <w:rFonts w:ascii="Arial" w:hAnsi="Arial" w:cs="Arial"/>
+          <w:i/>
+          <w:iCs/>
+          <w:color w:val="44546A" w:themeColor="text2"/>
+          <w:sz w:val="18"/>
+          <w:szCs w:val="18"/>
+        </w:rPr>
+      </w:pPr>
+      <w:r>
+        <w:rPr>
+          <w:b/>
+          <w:bCs/>
+          <w:i/>
+          <w:iCs/>
+          <w:color w:val="44546A" w:themeColor="text2"/>
+          <w:sz w:val="18"/>
+          <w:szCs w:val="18"/>
+        </w:rPr>
+        <w:t>Nota</w:t>
+      </w:r>
+      <w:r>
+        <w:rPr>
+          <w:i/>
+          <w:iCs/>
+          <w:color w:val="44546A" w:themeColor="text2"/>
+          <w:sz w:val="18"/>
+          <w:szCs w:val="18"/>
+        </w:rPr>
+        <w:t>: Elaboración propia</w:t>
+      </w:r>
+    </w:p>
+    <w:p>
+      <w:pPr>
+        <w:rPr>
+          <w:rFonts w:cs="Times New Roman"/>
+          <w:color w:val="000000" w:themeColor="text1"/>
+        </w:rPr>
+      </w:pPr>
+      <w:r>
+        <w:rPr>
+          <w:rFonts w:cs="Times New Roman"/>
+          <w:color w:val="000000" w:themeColor="text1"/>
+        </w:rPr>
+        <w:t xml:space="preserve">En la figura 12 se observa </w:t>
+      </w:r>
+      <w:r>
+        <w:rPr>
+          <w:rFonts w:cs="Times New Roman"/>
+          <w:color w:val="000000" w:themeColor="text1"/>
+        </w:rPr>
+        <w:t xml:space="preserve">el segundo cambio donde se realizo en un documento de Word borrando la ultima parte archivo guardado. </w:t>
+      </w:r>
+    </w:p>
+    <w:p>
+      <w:pPr>
+        <w:rPr>
+          <w:rFonts w:cs="Times New Roman"/>
+          <w:b/>
+          <w:bCs/>
+          <w:color w:val="000000" w:themeColor="text1"/>
+        </w:rPr>
+      </w:pPr>
+      <w:r>
+        <w:rPr>
           <w:noProof/>
-          <w:sz w:val="20"/>
-          <w:szCs w:val="20"/>
+        </w:rPr>
+        <mc:AlternateContent>
+          <mc:Choice Requires="wps">
+            <w:drawing>
+              <wp:anchor distT="0" distB="0" distL="114300" distR="114300" simplePos="0" relativeHeight="251674624" behindDoc="0" locked="0" layoutInCell="1" allowOverlap="1" wp14:anchorId="22B7F58A" wp14:editId="0D9995AA">
+                <wp:simplePos x="0" y="0"/>
+                <wp:positionH relativeFrom="column">
+                  <wp:posOffset>3175</wp:posOffset>
+                </wp:positionH>
+                <wp:positionV relativeFrom="paragraph">
+                  <wp:posOffset>3456940</wp:posOffset>
+                </wp:positionV>
+                <wp:extent cx="5400040" cy="635"/>
+                <wp:effectExtent l="0" t="0" r="0" b="0"/>
+                <wp:wrapTopAndBottom/>
+                <wp:docPr id="36" name="Cuadro de texto 36"/>
+                <wp:cNvGraphicFramePr/>
+                <a:graphic xmlns:a="http://schemas.openxmlformats.org/drawingml/2006/main">
+                  <a:graphicData uri="http://schemas.microsoft.com/office/word/2010/wordprocessingShape">
+                    <wps:wsp>
+                      <wps:cNvSpPr txBox="1"/>
+                      <wps:spPr>
+                        <a:xfrm>
+                          <a:off x="0" y="0"/>
+                          <a:ext cx="5400040" cy="635"/>
+                        </a:xfrm>
+                        <a:prstGeom prst="rect">
+                          <a:avLst/>
+                        </a:prstGeom>
+                        <a:solidFill>
+                          <a:prstClr val="white"/>
+                        </a:solidFill>
+                        <a:ln>
+                          <a:noFill/>
+                        </a:ln>
+                      </wps:spPr>
+                      <wps:txbx>
+                        <w:txbxContent>
+                          <w:p>
+                            <w:pPr>
+                              <w:rPr>
+                                <w:i/>
+                                <w:iCs/>
+                                <w:color w:val="44546A" w:themeColor="text2"/>
+                                <w:sz w:val="18"/>
+                                <w:szCs w:val="18"/>
+                              </w:rPr>
+                            </w:pPr>
+                            <w:r>
+                              <w:rPr>
+                                <w:b/>
+                                <w:bCs/>
+                                <w:i/>
+                                <w:iCs/>
+                                <w:color w:val="44546A" w:themeColor="text2"/>
+                                <w:sz w:val="18"/>
+                                <w:szCs w:val="18"/>
+                              </w:rPr>
+                              <w:t>Nota</w:t>
+                            </w:r>
+                            <w:r>
+                              <w:rPr>
+                                <w:i/>
+                                <w:iCs/>
+                                <w:color w:val="44546A" w:themeColor="text2"/>
+                                <w:sz w:val="18"/>
+                                <w:szCs w:val="18"/>
+                              </w:rPr>
+                              <w:t>: Elaboración propia</w:t>
+                            </w:r>
+                          </w:p>
+                        </w:txbxContent>
+                      </wps:txbx>
+                      <wps:bodyPr rot="0" spcFirstLastPara="0" vertOverflow="overflow" horzOverflow="overflow" vert="horz" wrap="square" lIns="0" tIns="0" rIns="0" bIns="0" numCol="1" spcCol="0" rtlCol="0" fromWordArt="0" anchor="t" anchorCtr="0" forceAA="0" compatLnSpc="1">
+                        <a:prstTxWarp prst="textNoShape">
+                          <a:avLst/>
+                        </a:prstTxWarp>
+                        <a:spAutoFit/>
+                      </wps:bodyPr>
+                    </wps:wsp>
+                  </a:graphicData>
+                </a:graphic>
+              </wp:anchor>
+            </w:drawing>
+          </mc:Choice>
+          <mc:Fallback>
+            <w:pict>
+              <v:shape w14:anchorId="22B7F58A" id="Cuadro de texto 36" o:spid="_x0000_s1027" type="#_x0000_t202" style="position:absolute;left:0;text-align:left;margin-left:.25pt;margin-top:272.2pt;width:425.2pt;height:.05pt;z-index:251674624;visibility:visible;mso-wrap-style:square;mso-wrap-distance-left:9pt;mso-wrap-distance-top:0;mso-wrap-distance-right:9pt;mso-wrap-distance-bottom:0;mso-position-horizontal:absolute;mso-position-horizontal-relative:text;mso-position-vertical:absolute;mso-position-vertical-relative:text;v-text-anchor:top" o:gfxdata="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" stroked="f">
+                <v:textbox style="mso-fit-shape-to-text:t" inset="0,0,0,0">
+                  <w:txbxContent>
+                    <w:p>
+                      <w:pPr>
+                        <w:rPr>
+                          <w:i/>
+                          <w:iCs/>
+                          <w:color w:val="44546A" w:themeColor="text2"/>
+                          <w:sz w:val="18"/>
+                          <w:szCs w:val="18"/>
+                        </w:rPr>
+                      </w:pPr>
+                      <w:r>
+                        <w:rPr>
+                          <w:b/>
+                          <w:bCs/>
+                          <w:i/>
+                          <w:iCs/>
+                          <w:color w:val="44546A" w:themeColor="text2"/>
+                          <w:sz w:val="18"/>
+                          <w:szCs w:val="18"/>
+                        </w:rPr>
+                        <w:t>Nota</w:t>
+                      </w:r>
+                      <w:r>
+                        <w:rPr>
+                          <w:i/>
+                          <w:iCs/>
+                          <w:color w:val="44546A" w:themeColor="text2"/>
+                          <w:sz w:val="18"/>
+                          <w:szCs w:val="18"/>
+                        </w:rPr>
+                        <w:t>: Elaboración propia</w:t>
+                      </w:r>
+                    </w:p>
+                  </w:txbxContent>
+                </v:textbox>
+                <w10:wrap type="topAndBottom"/>
+              </v:shape>
+            </w:pict>
+          </mc:Fallback>
+        </mc:AlternateContent>
+      </w:r>
+      <w:r>
+        <w:rPr>
+          <w:rFonts w:cs="Arial"/>
+          <w:b/>
+          <w:bCs/>
+          <w:noProof/>
           <w:lang w:eastAsia="es-EC"/>
         </w:rPr>
         <w:drawing>
-          <wp:inline distT="0" distB="0" distL="0" distR="0" wp14:anchorId="557E0D5B" wp14:editId="3ADA6B00">
-            <wp:extent cx="304800" cy="304800"/>
+          <wp:anchor distT="0" distB="0" distL="114300" distR="114300" simplePos="0" relativeHeight="251672576" behindDoc="0" locked="0" layoutInCell="1" allowOverlap="1" wp14:anchorId="304EC2DE" wp14:editId="2FF347B6">
+            <wp:simplePos x="0" y="0"/>
+            <wp:positionH relativeFrom="column">
+              <wp:posOffset>3534</wp:posOffset>
+            </wp:positionH>
+            <wp:positionV relativeFrom="paragraph">
+              <wp:posOffset>513715</wp:posOffset>
+            </wp:positionV>
+            <wp:extent cx="5400040" cy="3034665"/>
             <wp:effectExtent l="0" t="0" r="0" b="0"/>
-            <wp:docPr id="4" name="Imagen 4"/>
+            <wp:wrapTopAndBottom/>
+            <wp:docPr id="32" name="Imagen 32"/>
             <wp:cNvGraphicFramePr>
               <a:graphicFrameLocks xmlns:a="http://schemas.openxmlformats.org/drawingml/2006/main" noChangeAspect="1"/>
             </wp:cNvGraphicFramePr>
@@ -5577,13 +6057,13 @@
               <a:graphicData uri="http://schemas.openxmlformats.org/drawingml/2006/picture">
                 <pic:pic xmlns:pic="http://schemas.openxmlformats.org/drawingml/2006/picture">
                   <pic:nvPicPr>
-                    <pic:cNvPr id="0" name="Picture 6"/>
+                    <pic:cNvPr id="0" name="Picture 16"/>
                     <pic:cNvPicPr>
                       <a:picLocks noChangeAspect="1" noChangeArrowheads="1"/>
                     </pic:cNvPicPr>
                   </pic:nvPicPr>
                   <pic:blipFill>
-                    <a:blip r:embed="rId25">
+                    <a:blip r:embed="rId26" cstate="print">
                       <a:extLst>
                         <a:ext uri="{28A0092B-C50C-407E-A947-70E740481C1C}">
                           <a14:useLocalDpi xmlns:a14="http://schemas.microsoft.com/office/drawing/2010/main" val="0"/>
@@ -5598,7 +6078,172 @@
                   <pic:spPr bwMode="auto">
                     <a:xfrm>
                       <a:off x="0" y="0"/>
-                      <a:ext cx="304800" cy="304800"/>
+                      <a:ext cx="5400040" cy="3034665"/>
+                    </a:xfrm>
+                    <a:prstGeom prst="rect">
+                      <a:avLst/>
+                    </a:prstGeom>
+                    <a:noFill/>
+                    <a:ln>
+                      <a:noFill/>
+                    </a:ln>
+                  </pic:spPr>
+                </pic:pic>
+              </a:graphicData>
+            </a:graphic>
+          </wp:anchor>
+        </w:drawing>
+      </w:r>
+      <w:r>
+        <w:rPr>
+          <w:rFonts w:cs="Times New Roman"/>
+          <w:b/>
+          <w:bCs/>
+          <w:color w:val="000000" w:themeColor="text1"/>
+        </w:rPr>
+        <w:t>Figura 12</w:t>
+      </w:r>
+    </w:p>
+    <w:p>
+      <w:pPr>
+        <w:rPr>
+          <w:rFonts w:cs="Times New Roman"/>
+          <w:i/>
+          <w:iCs/>
+        </w:rPr>
+      </w:pPr>
+      <w:r>
+        <w:rPr>
+          <w:rFonts w:cs="Times New Roman"/>
+          <w:i/>
+          <w:iCs/>
+        </w:rPr>
+        <w:t>Documento de Word como prueba para el</w:t>
+      </w:r>
+      <w:r>
+        <w:rPr>
+          <w:rFonts w:cs="Times New Roman"/>
+          <w:i/>
+          <w:iCs/>
+        </w:rPr>
+        <w:t xml:space="preserve"> segundo cambio</w:t>
+      </w:r>
+    </w:p>
+    <w:p>
+      <w:pPr>
+        <w:rPr>
+          <w:rFonts w:cs="Times New Roman"/>
+        </w:rPr>
+      </w:pPr>
+      <w:r>
+        <w:rPr>
+          <w:rFonts w:cs="Times New Roman"/>
+        </w:rPr>
+        <w:t>En la figura 13 se ingres</w:t>
+      </w:r>
+      <w:r>
+        <w:rPr>
+          <w:rFonts w:cs="Times New Roman"/>
+        </w:rPr>
+        <w:t>ó</w:t>
+      </w:r>
+      <w:r>
+        <w:rPr>
+          <w:rFonts w:cs="Times New Roman"/>
+        </w:rPr>
+        <w:t xml:space="preserve"> los comandos que se observan para registrar o actualizar los cambios.</w:t>
+      </w:r>
+    </w:p>
+    <w:p>
+      <w:pPr>
+        <w:rPr>
+          <w:rFonts w:cs="Times New Roman"/>
+        </w:rPr>
+      </w:pPr>
+    </w:p>
+    <w:p>
+      <w:pPr>
+        <w:rPr>
+          <w:rFonts w:cs="Times New Roman"/>
+          <w:b/>
+          <w:bCs/>
+        </w:rPr>
+      </w:pPr>
+      <w:r>
+        <w:rPr>
+          <w:rFonts w:cs="Times New Roman"/>
+          <w:b/>
+          <w:bCs/>
+        </w:rPr>
+        <w:lastRenderedPageBreak/>
+        <w:t>Figura 13</w:t>
+      </w:r>
+    </w:p>
+    <w:p>
+      <w:pPr>
+        <w:rPr>
+          <w:rFonts w:cs="Times New Roman"/>
+          <w:i/>
+          <w:iCs/>
+        </w:rPr>
+      </w:pPr>
+      <w:r>
+        <w:rPr>
+          <w:rFonts w:cs="Times New Roman"/>
+          <w:i/>
+          <w:iCs/>
+        </w:rPr>
+        <w:t>Cambios realizados</w:t>
+      </w:r>
+    </w:p>
+    <w:p>
+      <w:pPr>
+        <w:keepNext/>
+      </w:pPr>
+      <w:r>
+        <w:rPr>
+          <w:rFonts w:cs="Arial"/>
+          <w:b/>
+          <w:bCs/>
+          <w:noProof/>
+          <w:sz w:val="24"/>
+          <w:szCs w:val="24"/>
+          <w:lang w:eastAsia="es-EC"/>
+        </w:rPr>
+        <w:drawing>
+          <wp:inline distT="0" distB="0" distL="0" distR="0" wp14:anchorId="58967FAF" wp14:editId="5C40212E">
+            <wp:extent cx="5396675" cy="2743200"/>
+            <wp:effectExtent l="0" t="0" r="0" b="0"/>
+            <wp:docPr id="31" name="Imagen 31"/>
+            <wp:cNvGraphicFramePr>
+              <a:graphicFrameLocks xmlns:a="http://schemas.openxmlformats.org/drawingml/2006/main" noChangeAspect="1"/>
+            </wp:cNvGraphicFramePr>
+            <a:graphic xmlns:a="http://schemas.openxmlformats.org/drawingml/2006/main">
+              <a:graphicData uri="http://schemas.openxmlformats.org/drawingml/2006/picture">
+                <pic:pic xmlns:pic="http://schemas.openxmlformats.org/drawingml/2006/picture">
+                  <pic:nvPicPr>
+                    <pic:cNvPr id="0" name="Picture 15"/>
+                    <pic:cNvPicPr>
+                      <a:picLocks noChangeAspect="1" noChangeArrowheads="1"/>
+                    </pic:cNvPicPr>
+                  </pic:nvPicPr>
+                  <pic:blipFill>
+                    <a:blip r:embed="rId27" cstate="print">
+                      <a:extLst>
+                        <a:ext uri="{28A0092B-C50C-407E-A947-70E740481C1C}">
+                          <a14:useLocalDpi xmlns:a14="http://schemas.microsoft.com/office/drawing/2010/main" val="0"/>
+                        </a:ext>
+                      </a:extLst>
+                    </a:blip>
+                    <a:srcRect/>
+                    <a:stretch>
+                      <a:fillRect/>
+                    </a:stretch>
+                  </pic:blipFill>
+                  <pic:spPr bwMode="auto">
+                    <a:xfrm>
+                      <a:off x="0" y="0"/>
+                      <a:ext cx="5431868" cy="2761089"/>
                     </a:xfrm>
                     <a:prstGeom prst="rect">
                       <a:avLst/>
@@ -5618,188 +6263,89 @@
     <w:p>
       <w:pPr>
         <w:rPr>
-          <w:rFonts w:ascii="Arial" w:hAnsi="Arial" w:cs="Arial"/>
-          <w:sz w:val="20"/>
-          <w:szCs w:val="20"/>
-          <w:lang w:eastAsia="es-EC"/>
-        </w:rPr>
-      </w:pPr>
-      <w:proofErr w:type="spellStart"/>
-      <w:proofErr w:type="gramStart"/>
-      <w:r>
-        <w:rPr>
-          <w:rFonts w:ascii="Arial" w:hAnsi="Arial" w:cs="Arial"/>
-          <w:sz w:val="20"/>
-          <w:szCs w:val="20"/>
-          <w:lang w:eastAsia="es-EC"/>
-        </w:rPr>
-        <w:t>refactoring.guru</w:t>
-      </w:r>
-      <w:proofErr w:type="spellEnd"/>
-      <w:proofErr w:type="gramEnd"/>
-    </w:p>
-    <w:p>
-      <w:pPr>
-        <w:rPr>
-          <w:rFonts w:ascii="Arial" w:hAnsi="Arial" w:cs="Arial"/>
-          <w:sz w:val="20"/>
-          <w:szCs w:val="20"/>
-          <w:lang w:eastAsia="es-EC"/>
-        </w:rPr>
-      </w:pPr>
-      <w:r>
-        <w:rPr>
-          <w:rFonts w:ascii="Arial" w:hAnsi="Arial" w:cs="Arial"/>
-          <w:sz w:val="20"/>
-          <w:szCs w:val="20"/>
-          <w:lang w:eastAsia="es-EC"/>
-        </w:rPr>
-        <w:t xml:space="preserve">¿Para qué te sirve? Para explicar el propósito, la estructura y la aplicación del patrón </w:t>
-      </w:r>
-      <w:proofErr w:type="spellStart"/>
-      <w:r>
-        <w:rPr>
-          <w:rFonts w:ascii="Arial" w:hAnsi="Arial" w:cs="Arial"/>
-          <w:sz w:val="20"/>
-          <w:szCs w:val="20"/>
-          <w:lang w:eastAsia="es-EC"/>
-        </w:rPr>
-        <w:t>Singleton</w:t>
-      </w:r>
-      <w:proofErr w:type="spellEnd"/>
-      <w:r>
-        <w:rPr>
-          <w:rFonts w:ascii="Arial" w:hAnsi="Arial" w:cs="Arial"/>
-          <w:sz w:val="20"/>
-          <w:szCs w:val="20"/>
-          <w:lang w:eastAsia="es-EC"/>
-        </w:rPr>
-        <w:t xml:space="preserve"> en el sistema.</w:t>
-      </w:r>
-    </w:p>
-    <w:p>
-      <w:pPr>
-        <w:rPr>
-          <w:rFonts w:ascii="Arial" w:hAnsi="Arial" w:cs="Arial"/>
-          <w:sz w:val="20"/>
-          <w:szCs w:val="20"/>
-          <w:lang w:eastAsia="es-EC"/>
-        </w:rPr>
-      </w:pPr>
-      <w:r>
-        <w:rPr>
-          <w:rFonts w:ascii="Arial" w:hAnsi="Arial" w:cs="Arial"/>
-          <w:sz w:val="20"/>
-          <w:szCs w:val="20"/>
-          <w:lang w:eastAsia="es-EC"/>
-        </w:rPr>
-        <w:t xml:space="preserve">6. Patrón </w:t>
-      </w:r>
-      <w:proofErr w:type="spellStart"/>
-      <w:r>
-        <w:rPr>
-          <w:rFonts w:ascii="Arial" w:hAnsi="Arial" w:cs="Arial"/>
-          <w:sz w:val="20"/>
-          <w:szCs w:val="20"/>
-          <w:lang w:eastAsia="es-EC"/>
-        </w:rPr>
-        <w:t>Observer</w:t>
-      </w:r>
-      <w:proofErr w:type="spellEnd"/>
-    </w:p>
-    <w:p>
-      <w:pPr>
-        <w:rPr>
-          <w:rFonts w:ascii="Arial" w:hAnsi="Arial" w:cs="Arial"/>
-          <w:sz w:val="20"/>
-          <w:szCs w:val="20"/>
-          <w:lang w:eastAsia="es-EC"/>
-        </w:rPr>
-      </w:pPr>
-      <w:proofErr w:type="spellStart"/>
-      <w:r>
-        <w:rPr>
-          <w:rFonts w:ascii="Arial" w:hAnsi="Arial" w:cs="Arial"/>
-          <w:sz w:val="20"/>
-          <w:szCs w:val="20"/>
-          <w:lang w:eastAsia="es-EC"/>
-        </w:rPr>
-        <w:t>Refactoring.Guru</w:t>
-      </w:r>
-      <w:proofErr w:type="spellEnd"/>
-      <w:r>
-        <w:rPr>
-          <w:rFonts w:ascii="Arial" w:hAnsi="Arial" w:cs="Arial"/>
-          <w:sz w:val="20"/>
-          <w:szCs w:val="20"/>
-          <w:lang w:eastAsia="es-EC"/>
-        </w:rPr>
-        <w:t xml:space="preserve">. (s. f.). </w:t>
-      </w:r>
-      <w:proofErr w:type="spellStart"/>
-      <w:r>
-        <w:rPr>
-          <w:rFonts w:ascii="Arial" w:hAnsi="Arial" w:cs="Arial"/>
-          <w:sz w:val="20"/>
-          <w:szCs w:val="20"/>
-          <w:lang w:eastAsia="es-EC"/>
-        </w:rPr>
-        <w:t>Observer</w:t>
-      </w:r>
-      <w:proofErr w:type="spellEnd"/>
-      <w:r>
-        <w:rPr>
-          <w:rFonts w:ascii="Arial" w:hAnsi="Arial" w:cs="Arial"/>
-          <w:sz w:val="20"/>
-          <w:szCs w:val="20"/>
-          <w:lang w:eastAsia="es-EC"/>
-        </w:rPr>
-        <w:t xml:space="preserve">. </w:t>
-      </w:r>
-      <w:hyperlink r:id="rId26" w:history="1">
-        <w:r>
-          <w:rPr>
-            <w:rStyle w:val="Hipervnculo"/>
-            <w:rFonts w:ascii="Arial" w:hAnsi="Arial" w:cs="Arial"/>
-            <w:sz w:val="20"/>
-            <w:szCs w:val="20"/>
-            <w:lang w:eastAsia="es-EC"/>
-          </w:rPr>
-          <w:t>https://refactoring.guru/es/design-patterns/observer</w:t>
-        </w:r>
-      </w:hyperlink>
-      <w:r>
-        <w:rPr>
-          <w:rFonts w:ascii="Arial" w:hAnsi="Arial" w:cs="Arial"/>
-          <w:sz w:val="20"/>
-          <w:szCs w:val="20"/>
-          <w:lang w:eastAsia="es-EC"/>
-        </w:rPr>
-        <w:t xml:space="preserve"> </w:t>
-      </w:r>
-    </w:p>
-    <w:p>
-      <w:pPr>
-        <w:rPr>
-          <w:rFonts w:ascii="Arial" w:hAnsi="Arial" w:cs="Arial"/>
-          <w:sz w:val="20"/>
-          <w:szCs w:val="20"/>
-          <w:lang w:eastAsia="es-EC"/>
-        </w:rPr>
-      </w:pPr>
-      <w:r>
-        <w:rPr>
-          <w:rFonts w:ascii="Arial" w:hAnsi="Arial" w:cs="Arial"/>
+          <w:b/>
+          <w:bCs/>
+          <w:i/>
+          <w:iCs/>
+          <w:color w:val="44546A" w:themeColor="text2"/>
+          <w:sz w:val="18"/>
+          <w:szCs w:val="18"/>
+        </w:rPr>
+      </w:pPr>
+      <w:r>
+        <w:rPr>
+          <w:b/>
+          <w:bCs/>
+          <w:i/>
+          <w:iCs/>
+          <w:color w:val="44546A" w:themeColor="text2"/>
+          <w:sz w:val="18"/>
+          <w:szCs w:val="18"/>
+        </w:rPr>
+        <w:t>Nota</w:t>
+      </w:r>
+      <w:r>
+        <w:rPr>
+          <w:i/>
+          <w:iCs/>
+          <w:color w:val="44546A" w:themeColor="text2"/>
+          <w:sz w:val="18"/>
+          <w:szCs w:val="18"/>
+        </w:rPr>
+        <w:t>: Elaboración propia</w:t>
+      </w:r>
+    </w:p>
+    <w:p>
+      <w:r>
+        <w:t>E</w:t>
+      </w:r>
+      <w:r>
+        <w:t xml:space="preserve">n la figura 14 ya se observa el segundo cambio hecho en consola </w:t>
+      </w:r>
+    </w:p>
+    <w:p>
+      <w:pPr>
+        <w:rPr>
+          <w:b/>
+          <w:bCs/>
+        </w:rPr>
+      </w:pPr>
+      <w:r>
+        <w:rPr>
+          <w:b/>
+          <w:bCs/>
+        </w:rPr>
+        <w:t>Figura 14</w:t>
+      </w:r>
+    </w:p>
+    <w:p>
+      <w:pPr>
+        <w:rPr>
+          <w:i/>
+          <w:iCs/>
+        </w:rPr>
+      </w:pPr>
+      <w:r>
+        <w:rPr>
+          <w:rFonts w:cs="Arial"/>
+          <w:b/>
+          <w:bCs/>
           <w:noProof/>
-          <w:sz w:val="20"/>
-          <w:szCs w:val="20"/>
           <w:lang w:eastAsia="es-EC"/>
         </w:rPr>
         <w:drawing>
-          <wp:inline distT="0" distB="0" distL="0" distR="0" wp14:anchorId="5FD345B5" wp14:editId="6A2346F1">
-            <wp:extent cx="304800" cy="304800"/>
+          <wp:anchor distT="0" distB="0" distL="114300" distR="114300" simplePos="0" relativeHeight="251675648" behindDoc="0" locked="0" layoutInCell="1" allowOverlap="1" wp14:anchorId="20AD4FE4" wp14:editId="73848114">
+            <wp:simplePos x="0" y="0"/>
+            <wp:positionH relativeFrom="column">
+              <wp:posOffset>-58420</wp:posOffset>
+            </wp:positionH>
+            <wp:positionV relativeFrom="paragraph">
+              <wp:posOffset>219710</wp:posOffset>
+            </wp:positionV>
+            <wp:extent cx="5399405" cy="2766060"/>
             <wp:effectExtent l="0" t="0" r="0" b="0"/>
-            <wp:docPr id="3" name="Imagen 3"/>
+            <wp:wrapTopAndBottom/>
+            <wp:docPr id="30" name="Imagen 30"/>
             <wp:cNvGraphicFramePr>
               <a:graphicFrameLocks xmlns:a="http://schemas.openxmlformats.org/drawingml/2006/main" noChangeAspect="1"/>
             </wp:cNvGraphicFramePr>
@@ -5807,13 +6353,13 @@
               <a:graphicData uri="http://schemas.openxmlformats.org/drawingml/2006/picture">
                 <pic:pic xmlns:pic="http://schemas.openxmlformats.org/drawingml/2006/picture">
                   <pic:nvPicPr>
-                    <pic:cNvPr id="0" name="Picture 7"/>
+                    <pic:cNvPr id="0" name="Picture 14"/>
                     <pic:cNvPicPr>
                       <a:picLocks noChangeAspect="1" noChangeArrowheads="1"/>
                     </pic:cNvPicPr>
                   </pic:nvPicPr>
                   <pic:blipFill>
-                    <a:blip r:embed="rId25">
+                    <a:blip r:embed="rId28" cstate="print">
                       <a:extLst>
                         <a:ext uri="{28A0092B-C50C-407E-A947-70E740481C1C}">
                           <a14:useLocalDpi xmlns:a14="http://schemas.microsoft.com/office/drawing/2010/main" val="0"/>
@@ -5828,7 +6374,7 @@
                   <pic:spPr bwMode="auto">
                     <a:xfrm>
                       <a:off x="0" y="0"/>
-                      <a:ext cx="304800" cy="304800"/>
+                      <a:ext cx="5399405" cy="2766060"/>
                     </a:xfrm>
                     <a:prstGeom prst="rect">
                       <a:avLst/>
@@ -5841,138 +6387,727 @@
                 </pic:pic>
               </a:graphicData>
             </a:graphic>
-          </wp:inline>
+            <wp14:sizeRelV relativeFrom="margin">
+              <wp14:pctHeight>0</wp14:pctHeight>
+            </wp14:sizeRelV>
+          </wp:anchor>
         </w:drawing>
       </w:r>
-    </w:p>
-    <w:p>
-      <w:pPr>
-        <w:rPr>
-          <w:rFonts w:ascii="Arial" w:hAnsi="Arial" w:cs="Arial"/>
-          <w:sz w:val="20"/>
-          <w:szCs w:val="20"/>
+      <w:r>
+        <w:rPr>
+          <w:noProof/>
+        </w:rPr>
+        <mc:AlternateContent>
+          <mc:Choice Requires="wps">
+            <w:drawing>
+              <wp:anchor distT="0" distB="0" distL="114300" distR="114300" simplePos="0" relativeHeight="251677696" behindDoc="0" locked="0" layoutInCell="1" allowOverlap="1" wp14:anchorId="395B3051" wp14:editId="7F1EC9D7">
+                <wp:simplePos x="0" y="0"/>
+                <wp:positionH relativeFrom="column">
+                  <wp:posOffset>-56515</wp:posOffset>
+                </wp:positionH>
+                <wp:positionV relativeFrom="paragraph">
+                  <wp:posOffset>3160811</wp:posOffset>
+                </wp:positionV>
+                <wp:extent cx="5400040" cy="635"/>
+                <wp:effectExtent l="0" t="0" r="0" b="0"/>
+                <wp:wrapTopAndBottom/>
+                <wp:docPr id="37" name="Cuadro de texto 37"/>
+                <wp:cNvGraphicFramePr/>
+                <a:graphic xmlns:a="http://schemas.openxmlformats.org/drawingml/2006/main">
+                  <a:graphicData uri="http://schemas.microsoft.com/office/word/2010/wordprocessingShape">
+                    <wps:wsp>
+                      <wps:cNvSpPr txBox="1"/>
+                      <wps:spPr>
+                        <a:xfrm>
+                          <a:off x="0" y="0"/>
+                          <a:ext cx="5400040" cy="635"/>
+                        </a:xfrm>
+                        <a:prstGeom prst="rect">
+                          <a:avLst/>
+                        </a:prstGeom>
+                        <a:solidFill>
+                          <a:prstClr val="white"/>
+                        </a:solidFill>
+                        <a:ln>
+                          <a:noFill/>
+                        </a:ln>
+                      </wps:spPr>
+                      <wps:txbx>
+                        <w:txbxContent>
+                          <w:p>
+                            <w:pPr>
+                              <w:rPr>
+                                <w:i/>
+                                <w:iCs/>
+                                <w:color w:val="44546A" w:themeColor="text2"/>
+                                <w:sz w:val="18"/>
+                                <w:szCs w:val="18"/>
+                              </w:rPr>
+                            </w:pPr>
+                            <w:r>
+                              <w:rPr>
+                                <w:b/>
+                                <w:bCs/>
+                                <w:i/>
+                                <w:iCs/>
+                                <w:color w:val="44546A" w:themeColor="text2"/>
+                                <w:sz w:val="18"/>
+                                <w:szCs w:val="18"/>
+                              </w:rPr>
+                              <w:t>Nota</w:t>
+                            </w:r>
+                            <w:r>
+                              <w:rPr>
+                                <w:i/>
+                                <w:iCs/>
+                                <w:color w:val="44546A" w:themeColor="text2"/>
+                                <w:sz w:val="18"/>
+                                <w:szCs w:val="18"/>
+                              </w:rPr>
+                              <w:t>: Elaboración propia</w:t>
+                            </w:r>
+                          </w:p>
+                        </w:txbxContent>
+                      </wps:txbx>
+                      <wps:bodyPr rot="0" spcFirstLastPara="0" vertOverflow="overflow" horzOverflow="overflow" vert="horz" wrap="square" lIns="0" tIns="0" rIns="0" bIns="0" numCol="1" spcCol="0" rtlCol="0" fromWordArt="0" anchor="t" anchorCtr="0" forceAA="0" compatLnSpc="1">
+                        <a:prstTxWarp prst="textNoShape">
+                          <a:avLst/>
+                        </a:prstTxWarp>
+                        <a:spAutoFit/>
+                      </wps:bodyPr>
+                    </wps:wsp>
+                  </a:graphicData>
+                </a:graphic>
+              </wp:anchor>
+            </w:drawing>
+          </mc:Choice>
+          <mc:Fallback>
+            <w:pict>
+              <v:shape w14:anchorId="395B3051" id="Cuadro de texto 37" o:spid="_x0000_s1028" type="#_x0000_t202" style="position:absolute;left:0;text-align:left;margin-left:-4.45pt;margin-top:248.9pt;width:425.2pt;height:.05pt;z-index:251677696;visibility:visible;mso-wrap-style:square;mso-wrap-distance-left:9pt;mso-wrap-distance-top:0;mso-wrap-distance-right:9pt;mso-wrap-distance-bottom:0;mso-position-horizontal:absolute;mso-position-horizontal-relative:text;mso-position-vertical:absolute;mso-position-vertical-relative:text;v-text-anchor:top" o:gfxdata="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" stroked="f">
+                <v:textbox style="mso-fit-shape-to-text:t" inset="0,0,0,0">
+                  <w:txbxContent>
+                    <w:p>
+                      <w:pPr>
+                        <w:rPr>
+                          <w:i/>
+                          <w:iCs/>
+                          <w:color w:val="44546A" w:themeColor="text2"/>
+                          <w:sz w:val="18"/>
+                          <w:szCs w:val="18"/>
+                        </w:rPr>
+                      </w:pPr>
+                      <w:r>
+                        <w:rPr>
+                          <w:b/>
+                          <w:bCs/>
+                          <w:i/>
+                          <w:iCs/>
+                          <w:color w:val="44546A" w:themeColor="text2"/>
+                          <w:sz w:val="18"/>
+                          <w:szCs w:val="18"/>
+                        </w:rPr>
+                        <w:t>Nota</w:t>
+                      </w:r>
+                      <w:r>
+                        <w:rPr>
+                          <w:i/>
+                          <w:iCs/>
+                          <w:color w:val="44546A" w:themeColor="text2"/>
+                          <w:sz w:val="18"/>
+                          <w:szCs w:val="18"/>
+                        </w:rPr>
+                        <w:t>: Elaboración propia</w:t>
+                      </w:r>
+                    </w:p>
+                  </w:txbxContent>
+                </v:textbox>
+                <w10:wrap type="topAndBottom"/>
+              </v:shape>
+            </w:pict>
+          </mc:Fallback>
+        </mc:AlternateContent>
+      </w:r>
+      <w:r>
+        <w:rPr>
+          <w:i/>
+          <w:iCs/>
+        </w:rPr>
+        <w:t>Segundo cambio</w:t>
+      </w:r>
+    </w:p>
+    <w:p>
+      <w:pPr>
+        <w:spacing w:after="160" w:line="259" w:lineRule="auto"/>
+        <w:rPr>
+          <w:rFonts w:cs="Arial"/>
+          <w:b/>
+          <w:bCs/>
+          <w:sz w:val="24"/>
+          <w:szCs w:val="24"/>
+          <w:lang w:eastAsia="es-EC"/>
+        </w:rPr>
+      </w:pPr>
+      <w:r>
+        <w:rPr>
+          <w:rFonts w:cs="Arial"/>
+          <w:b/>
+          <w:bCs/>
+          <w:sz w:val="24"/>
+          <w:szCs w:val="24"/>
+          <w:lang w:eastAsia="es-EC"/>
+        </w:rPr>
+        <w:br w:type="page"/>
+      </w:r>
+    </w:p>
+    <w:p>
+      <w:pPr>
+        <w:pStyle w:val="Sinespaciado"/>
+        <w:spacing w:line="360" w:lineRule="auto"/>
+        <w:jc w:val="both"/>
+        <w:rPr>
+          <w:rFonts w:cs="Arial"/>
+          <w:b/>
+          <w:bCs/>
+          <w:lang w:eastAsia="es-EC"/>
+        </w:rPr>
+      </w:pPr>
+      <w:r>
+        <w:rPr>
+          <w:rFonts w:cs="Arial"/>
+          <w:b/>
+          <w:bCs/>
+          <w:lang w:eastAsia="es-EC"/>
+        </w:rPr>
+        <w:lastRenderedPageBreak/>
+        <w:t>Bibliografía</w:t>
+      </w:r>
+    </w:p>
+    <w:p>
+      <w:pPr>
+        <w:rPr>
+          <w:rFonts w:cs="Arial"/>
           <w:lang w:eastAsia="es-EC"/>
         </w:rPr>
       </w:pPr>
       <w:proofErr w:type="spellStart"/>
-      <w:proofErr w:type="gramStart"/>
-      <w:r>
-        <w:rPr>
-          <w:rFonts w:ascii="Arial" w:hAnsi="Arial" w:cs="Arial"/>
-          <w:sz w:val="20"/>
-          <w:szCs w:val="20"/>
-          <w:lang w:eastAsia="es-EC"/>
-        </w:rPr>
-        <w:t>refactoring.guru</w:t>
+      <w:r>
+        <w:rPr>
+          <w:rFonts w:cs="Arial"/>
+          <w:lang w:eastAsia="es-EC"/>
+        </w:rPr>
+        <w:t>Object</w:t>
       </w:r>
       <w:proofErr w:type="spellEnd"/>
-      <w:proofErr w:type="gramEnd"/>
-    </w:p>
-    <w:p>
-      <w:pPr>
-        <w:rPr>
-          <w:rFonts w:ascii="Arial" w:hAnsi="Arial" w:cs="Arial"/>
-          <w:sz w:val="20"/>
-          <w:szCs w:val="20"/>
-          <w:lang w:eastAsia="es-EC"/>
-        </w:rPr>
-      </w:pPr>
-      <w:r>
-        <w:rPr>
-          <w:rFonts w:ascii="Arial" w:hAnsi="Arial" w:cs="Arial"/>
-          <w:sz w:val="20"/>
-          <w:szCs w:val="20"/>
-          <w:lang w:eastAsia="es-EC"/>
-        </w:rPr>
-        <w:t>¿Para qué te sirve? Para fundamentar las notificaciones automáticas a los voluntarios cuando se registra un nuevo caso de rescate.</w:t>
-      </w:r>
-    </w:p>
-    <w:p>
-      <w:pPr>
-        <w:rPr>
-          <w:rFonts w:ascii="Arial" w:hAnsi="Arial" w:cs="Arial"/>
-          <w:sz w:val="20"/>
-          <w:szCs w:val="20"/>
-          <w:lang w:eastAsia="es-EC"/>
-        </w:rPr>
-      </w:pPr>
-      <w:r>
-        <w:rPr>
-          <w:rFonts w:ascii="Arial" w:hAnsi="Arial" w:cs="Arial"/>
-          <w:sz w:val="20"/>
-          <w:szCs w:val="20"/>
-          <w:lang w:eastAsia="es-EC"/>
-        </w:rPr>
-        <w:t xml:space="preserve">7. Patrón Factory </w:t>
+      <w:r>
+        <w:rPr>
+          <w:rFonts w:cs="Arial"/>
+          <w:lang w:eastAsia="es-EC"/>
+        </w:rPr>
+        <w:t xml:space="preserve"> Management </w:t>
       </w:r>
       <w:proofErr w:type="spellStart"/>
       <w:r>
         <w:rPr>
-          <w:rFonts w:ascii="Arial" w:hAnsi="Arial" w:cs="Arial"/>
-          <w:sz w:val="20"/>
-          <w:szCs w:val="20"/>
-          <w:lang w:eastAsia="es-EC"/>
-        </w:rPr>
-        <w:t>Method</w:t>
+          <w:rFonts w:cs="Arial"/>
+          <w:lang w:eastAsia="es-EC"/>
+        </w:rPr>
+        <w:t>Group</w:t>
       </w:r>
       <w:proofErr w:type="spellEnd"/>
-    </w:p>
-    <w:p>
-      <w:pPr>
-        <w:rPr>
-          <w:rFonts w:ascii="Arial" w:hAnsi="Arial" w:cs="Arial"/>
-          <w:sz w:val="20"/>
-          <w:szCs w:val="20"/>
-          <w:lang w:eastAsia="es-EC"/>
-        </w:rPr>
-      </w:pPr>
+      <w:r>
+        <w:rPr>
+          <w:rFonts w:cs="Arial"/>
+          <w:lang w:eastAsia="es-EC"/>
+        </w:rPr>
+        <w:t xml:space="preserve">. (2017). OMG </w:t>
+      </w:r>
       <w:proofErr w:type="spellStart"/>
       <w:r>
         <w:rPr>
-          <w:rFonts w:ascii="Arial" w:hAnsi="Arial" w:cs="Arial"/>
-          <w:sz w:val="20"/>
-          <w:szCs w:val="20"/>
-          <w:lang w:eastAsia="es-EC"/>
-        </w:rPr>
-        <w:t>Refactoring.Guru</w:t>
+          <w:rFonts w:cs="Arial"/>
+          <w:lang w:eastAsia="es-EC"/>
+        </w:rPr>
+        <w:t>Unified</w:t>
       </w:r>
       <w:proofErr w:type="spellEnd"/>
       <w:r>
         <w:rPr>
-          <w:rFonts w:ascii="Arial" w:hAnsi="Arial" w:cs="Arial"/>
-          <w:sz w:val="20"/>
-          <w:szCs w:val="20"/>
-          <w:lang w:eastAsia="es-EC"/>
-        </w:rPr>
-        <w:t xml:space="preserve">. (s. f.). Factory </w:t>
+          <w:rFonts w:cs="Arial"/>
+          <w:lang w:eastAsia="es-EC"/>
+        </w:rPr>
+        <w:t xml:space="preserve"> </w:t>
       </w:r>
       <w:proofErr w:type="spellStart"/>
       <w:r>
         <w:rPr>
-          <w:rFonts w:ascii="Arial" w:hAnsi="Arial" w:cs="Arial"/>
-          <w:sz w:val="20"/>
-          <w:szCs w:val="20"/>
-          <w:lang w:eastAsia="es-EC"/>
-        </w:rPr>
-        <w:t>Method</w:t>
+          <w:rFonts w:cs="Arial"/>
+          <w:lang w:eastAsia="es-EC"/>
+        </w:rPr>
+        <w:t>Modeling</w:t>
       </w:r>
       <w:proofErr w:type="spellEnd"/>
       <w:r>
         <w:rPr>
-          <w:rFonts w:ascii="Arial" w:hAnsi="Arial" w:cs="Arial"/>
-          <w:sz w:val="20"/>
-          <w:szCs w:val="20"/>
-          <w:lang w:eastAsia="es-EC"/>
-        </w:rPr>
-        <w:t xml:space="preserve">. </w:t>
-      </w:r>
-      <w:hyperlink r:id="rId27" w:history="1">
+          <w:rFonts w:cs="Arial"/>
+          <w:lang w:eastAsia="es-EC"/>
+        </w:rPr>
+        <w:t xml:space="preserve"> </w:t>
+      </w:r>
+      <w:proofErr w:type="spellStart"/>
+      <w:r>
+        <w:rPr>
+          <w:rFonts w:cs="Arial"/>
+          <w:lang w:eastAsia="es-EC"/>
+        </w:rPr>
+        <w:t>Language</w:t>
+      </w:r>
+      <w:proofErr w:type="spellEnd"/>
+      <w:r>
+        <w:rPr>
+          <w:rFonts w:cs="Arial"/>
+          <w:lang w:eastAsia="es-EC"/>
+        </w:rPr>
+        <w:t xml:space="preserve"> (OMG UML), </w:t>
+      </w:r>
+      <w:proofErr w:type="spellStart"/>
+      <w:r>
+        <w:rPr>
+          <w:rFonts w:cs="Arial"/>
+          <w:lang w:eastAsia="es-EC"/>
+        </w:rPr>
+        <w:t>version</w:t>
+      </w:r>
+      <w:proofErr w:type="spellEnd"/>
+      <w:r>
+        <w:rPr>
+          <w:rFonts w:cs="Arial"/>
+          <w:lang w:eastAsia="es-EC"/>
+        </w:rPr>
+        <w:t xml:space="preserve"> 2.5.1. </w:t>
+      </w:r>
+      <w:hyperlink r:id="rId29" w:history="1">
         <w:r>
           <w:rPr>
             <w:rStyle w:val="Hipervnculo"/>
-            <w:rFonts w:ascii="Arial" w:hAnsi="Arial" w:cs="Arial"/>
-            <w:sz w:val="20"/>
-            <w:szCs w:val="20"/>
+            <w:rFonts w:cs="Arial"/>
+            <w:lang w:eastAsia="es-EC"/>
+          </w:rPr>
+          <w:t>https://www.omg.org/spec/UML/2.5.1</w:t>
+        </w:r>
+      </w:hyperlink>
+      <w:r>
+        <w:rPr>
+          <w:rFonts w:cs="Arial"/>
+          <w:lang w:eastAsia="es-EC"/>
+        </w:rPr>
+        <w:t xml:space="preserve"> </w:t>
+      </w:r>
+    </w:p>
+    <w:p>
+      <w:pPr>
+        <w:rPr>
+          <w:rFonts w:cs="Arial"/>
+          <w:lang w:eastAsia="es-EC"/>
+        </w:rPr>
+      </w:pPr>
+      <w:r>
+        <w:rPr>
+          <w:rFonts w:cs="Arial"/>
+          <w:lang w:eastAsia="es-EC"/>
+        </w:rPr>
+        <w:t xml:space="preserve">Gamma, E., Helm, R., Johnson, R., &amp; </w:t>
+      </w:r>
+      <w:proofErr w:type="spellStart"/>
+      <w:r>
+        <w:rPr>
+          <w:rFonts w:cs="Arial"/>
+          <w:lang w:eastAsia="es-EC"/>
+        </w:rPr>
+        <w:t>Vlissides</w:t>
+      </w:r>
+      <w:proofErr w:type="spellEnd"/>
+      <w:r>
+        <w:rPr>
+          <w:rFonts w:cs="Arial"/>
+          <w:lang w:eastAsia="es-EC"/>
+        </w:rPr>
+        <w:t xml:space="preserve">, J. (1994). </w:t>
+      </w:r>
+      <w:proofErr w:type="spellStart"/>
+      <w:r>
+        <w:rPr>
+          <w:rFonts w:cs="Arial"/>
+          <w:lang w:eastAsia="es-EC"/>
+        </w:rPr>
+        <w:t>Design</w:t>
+      </w:r>
+      <w:proofErr w:type="spellEnd"/>
+      <w:r>
+        <w:rPr>
+          <w:rFonts w:cs="Arial"/>
+          <w:lang w:eastAsia="es-EC"/>
+        </w:rPr>
+        <w:t xml:space="preserve"> </w:t>
+      </w:r>
+      <w:proofErr w:type="spellStart"/>
+      <w:r>
+        <w:rPr>
+          <w:rFonts w:cs="Arial"/>
+          <w:lang w:eastAsia="es-EC"/>
+        </w:rPr>
+        <w:t>patterns</w:t>
+      </w:r>
+      <w:proofErr w:type="spellEnd"/>
+      <w:r>
+        <w:rPr>
+          <w:rFonts w:cs="Arial"/>
+          <w:lang w:eastAsia="es-EC"/>
+        </w:rPr>
+        <w:t xml:space="preserve">: </w:t>
+      </w:r>
+      <w:proofErr w:type="spellStart"/>
+      <w:r>
+        <w:rPr>
+          <w:rFonts w:cs="Arial"/>
+          <w:lang w:eastAsia="es-EC"/>
+        </w:rPr>
+        <w:t>Elements</w:t>
+      </w:r>
+      <w:proofErr w:type="spellEnd"/>
+      <w:r>
+        <w:rPr>
+          <w:rFonts w:cs="Arial"/>
+          <w:lang w:eastAsia="es-EC"/>
+        </w:rPr>
+        <w:t xml:space="preserve"> </w:t>
+      </w:r>
+      <w:proofErr w:type="spellStart"/>
+      <w:r>
+        <w:rPr>
+          <w:rFonts w:cs="Arial"/>
+          <w:lang w:eastAsia="es-EC"/>
+        </w:rPr>
+        <w:t>of</w:t>
+      </w:r>
+      <w:proofErr w:type="spellEnd"/>
+      <w:r>
+        <w:rPr>
+          <w:rFonts w:cs="Arial"/>
+          <w:lang w:eastAsia="es-EC"/>
+        </w:rPr>
+        <w:t xml:space="preserve"> reusable </w:t>
+      </w:r>
+      <w:proofErr w:type="spellStart"/>
+      <w:r>
+        <w:rPr>
+          <w:rFonts w:cs="Arial"/>
+          <w:lang w:eastAsia="es-EC"/>
+        </w:rPr>
+        <w:t>object-oriented</w:t>
+      </w:r>
+      <w:proofErr w:type="spellEnd"/>
+      <w:r>
+        <w:rPr>
+          <w:rFonts w:cs="Arial"/>
+          <w:lang w:eastAsia="es-EC"/>
+        </w:rPr>
+        <w:t xml:space="preserve"> software. Addison-Wesley Professional. </w:t>
+      </w:r>
+    </w:p>
+    <w:p>
+      <w:pPr>
+        <w:rPr>
+          <w:rFonts w:cs="Arial"/>
+          <w:lang w:eastAsia="es-EC"/>
+        </w:rPr>
+      </w:pPr>
+      <w:r>
+        <w:rPr>
+          <w:rFonts w:cs="Arial"/>
+          <w:lang w:eastAsia="es-EC"/>
+        </w:rPr>
+        <w:t xml:space="preserve">Martin, R. C. (2002). Agile software </w:t>
+      </w:r>
+      <w:proofErr w:type="spellStart"/>
+      <w:r>
+        <w:rPr>
+          <w:rFonts w:cs="Arial"/>
+          <w:lang w:eastAsia="es-EC"/>
+        </w:rPr>
+        <w:t>development</w:t>
+      </w:r>
+      <w:proofErr w:type="spellEnd"/>
+      <w:r>
+        <w:rPr>
+          <w:rFonts w:cs="Arial"/>
+          <w:lang w:eastAsia="es-EC"/>
+        </w:rPr>
+        <w:t xml:space="preserve">: </w:t>
+      </w:r>
+      <w:proofErr w:type="spellStart"/>
+      <w:r>
+        <w:rPr>
+          <w:rFonts w:cs="Arial"/>
+          <w:lang w:eastAsia="es-EC"/>
+        </w:rPr>
+        <w:t>Principles</w:t>
+      </w:r>
+      <w:proofErr w:type="spellEnd"/>
+      <w:r>
+        <w:rPr>
+          <w:rFonts w:cs="Arial"/>
+          <w:lang w:eastAsia="es-EC"/>
+        </w:rPr>
+        <w:t xml:space="preserve">, </w:t>
+      </w:r>
+      <w:proofErr w:type="spellStart"/>
+      <w:r>
+        <w:rPr>
+          <w:rFonts w:cs="Arial"/>
+          <w:lang w:eastAsia="es-EC"/>
+        </w:rPr>
+        <w:t>patterns</w:t>
+      </w:r>
+      <w:proofErr w:type="spellEnd"/>
+      <w:r>
+        <w:rPr>
+          <w:rFonts w:cs="Arial"/>
+          <w:lang w:eastAsia="es-EC"/>
+        </w:rPr>
+        <w:t xml:space="preserve">, and </w:t>
+      </w:r>
+      <w:proofErr w:type="spellStart"/>
+      <w:r>
+        <w:rPr>
+          <w:rFonts w:cs="Arial"/>
+          <w:lang w:eastAsia="es-EC"/>
+        </w:rPr>
+        <w:t>practices</w:t>
+      </w:r>
+      <w:proofErr w:type="spellEnd"/>
+      <w:r>
+        <w:rPr>
+          <w:rFonts w:cs="Arial"/>
+          <w:lang w:eastAsia="es-EC"/>
+        </w:rPr>
+        <w:t xml:space="preserve">. Prentice Hall. </w:t>
+      </w:r>
+    </w:p>
+    <w:p>
+      <w:pPr>
+        <w:rPr>
+          <w:rFonts w:cs="Arial"/>
+          <w:lang w:eastAsia="es-EC"/>
+        </w:rPr>
+      </w:pPr>
+      <w:proofErr w:type="spellStart"/>
+      <w:r>
+        <w:rPr>
+          <w:rFonts w:cs="Arial"/>
+          <w:lang w:eastAsia="es-EC"/>
+        </w:rPr>
+        <w:t>Atlassian</w:t>
+      </w:r>
+      <w:proofErr w:type="spellEnd"/>
+      <w:r>
+        <w:rPr>
+          <w:rFonts w:cs="Arial"/>
+          <w:lang w:eastAsia="es-EC"/>
+        </w:rPr>
+        <w:t xml:space="preserve">. (s. f.). Flujo de trabajo de </w:t>
+      </w:r>
+      <w:proofErr w:type="spellStart"/>
+      <w:r>
+        <w:rPr>
+          <w:rFonts w:cs="Arial"/>
+          <w:lang w:eastAsia="es-EC"/>
+        </w:rPr>
+        <w:t>Gitflow</w:t>
+      </w:r>
+      <w:proofErr w:type="spellEnd"/>
+      <w:r>
+        <w:rPr>
+          <w:rFonts w:cs="Arial"/>
+          <w:lang w:eastAsia="es-EC"/>
+        </w:rPr>
+        <w:t xml:space="preserve">. </w:t>
+      </w:r>
+      <w:hyperlink r:id="rId30" w:history="1">
+        <w:r>
+          <w:rPr>
+            <w:rStyle w:val="Hipervnculo"/>
+            <w:rFonts w:cs="Arial"/>
+            <w:lang w:eastAsia="es-EC"/>
+          </w:rPr>
+          <w:t>https://www.atlassian.com/es/git/tutorials/comparing-workflows/gitflow-workflow</w:t>
+        </w:r>
+      </w:hyperlink>
+      <w:r>
+        <w:rPr>
+          <w:rFonts w:cs="Arial"/>
+          <w:lang w:eastAsia="es-EC"/>
+        </w:rPr>
+        <w:t xml:space="preserve"> </w:t>
+      </w:r>
+    </w:p>
+    <w:p>
+      <w:pPr>
+        <w:rPr>
+          <w:rFonts w:cs="Arial"/>
+          <w:lang w:eastAsia="es-EC"/>
+        </w:rPr>
+      </w:pPr>
+      <w:proofErr w:type="spellStart"/>
+      <w:r>
+        <w:rPr>
+          <w:rFonts w:cs="Arial"/>
+          <w:lang w:eastAsia="es-EC"/>
+        </w:rPr>
+        <w:t>Refactoring.Guru</w:t>
+      </w:r>
+      <w:proofErr w:type="spellEnd"/>
+      <w:r>
+        <w:rPr>
+          <w:rFonts w:cs="Arial"/>
+          <w:lang w:eastAsia="es-EC"/>
+        </w:rPr>
+        <w:t xml:space="preserve">. (s. f.). </w:t>
+      </w:r>
+      <w:proofErr w:type="spellStart"/>
+      <w:r>
+        <w:rPr>
+          <w:rFonts w:cs="Arial"/>
+          <w:lang w:eastAsia="es-EC"/>
+        </w:rPr>
+        <w:t>Singleton</w:t>
+      </w:r>
+      <w:proofErr w:type="spellEnd"/>
+      <w:r>
+        <w:rPr>
+          <w:rFonts w:cs="Arial"/>
+          <w:lang w:eastAsia="es-EC"/>
+        </w:rPr>
+        <w:t xml:space="preserve">. </w:t>
+      </w:r>
+      <w:hyperlink r:id="rId31" w:history="1">
+        <w:r>
+          <w:rPr>
+            <w:rStyle w:val="Hipervnculo"/>
+            <w:rFonts w:cs="Arial"/>
+            <w:lang w:eastAsia="es-EC"/>
+          </w:rPr>
+          <w:t>https://refactoring.guru/es/design-patterns/singleton</w:t>
+        </w:r>
+      </w:hyperlink>
+      <w:r>
+        <w:rPr>
+          <w:rFonts w:cs="Arial"/>
+          <w:lang w:eastAsia="es-EC"/>
+        </w:rPr>
+        <w:t xml:space="preserve"> </w:t>
+      </w:r>
+    </w:p>
+    <w:p>
+      <w:pPr>
+        <w:rPr>
+          <w:rFonts w:cs="Arial"/>
+          <w:lang w:eastAsia="es-EC"/>
+        </w:rPr>
+      </w:pPr>
+      <w:proofErr w:type="spellStart"/>
+      <w:r>
+        <w:rPr>
+          <w:rFonts w:cs="Arial"/>
+          <w:lang w:eastAsia="es-EC"/>
+        </w:rPr>
+        <w:t>Refactoring.Guru</w:t>
+      </w:r>
+      <w:proofErr w:type="spellEnd"/>
+      <w:r>
+        <w:rPr>
+          <w:rFonts w:cs="Arial"/>
+          <w:lang w:eastAsia="es-EC"/>
+        </w:rPr>
+        <w:t xml:space="preserve">. (s. f.). </w:t>
+      </w:r>
+      <w:proofErr w:type="spellStart"/>
+      <w:r>
+        <w:rPr>
+          <w:rFonts w:cs="Arial"/>
+          <w:lang w:eastAsia="es-EC"/>
+        </w:rPr>
+        <w:t>Observer</w:t>
+      </w:r>
+      <w:proofErr w:type="spellEnd"/>
+      <w:r>
+        <w:rPr>
+          <w:rFonts w:cs="Arial"/>
+          <w:lang w:eastAsia="es-EC"/>
+        </w:rPr>
+        <w:t xml:space="preserve">. </w:t>
+      </w:r>
+      <w:hyperlink r:id="rId32" w:history="1">
+        <w:r>
+          <w:rPr>
+            <w:rStyle w:val="Hipervnculo"/>
+            <w:rFonts w:cs="Arial"/>
+            <w:lang w:eastAsia="es-EC"/>
+          </w:rPr>
+          <w:t>https://refactoring.guru/es/design-patterns/observer</w:t>
+        </w:r>
+      </w:hyperlink>
+      <w:r>
+        <w:rPr>
+          <w:rFonts w:cs="Arial"/>
+          <w:lang w:eastAsia="es-EC"/>
+        </w:rPr>
+        <w:t xml:space="preserve"> </w:t>
+      </w:r>
+    </w:p>
+    <w:p>
+      <w:pPr>
+        <w:rPr>
+          <w:rFonts w:cs="Arial"/>
+          <w:lang w:eastAsia="es-EC"/>
+        </w:rPr>
+      </w:pPr>
+      <w:proofErr w:type="spellStart"/>
+      <w:r>
+        <w:rPr>
+          <w:rFonts w:cs="Arial"/>
+          <w:lang w:eastAsia="es-EC"/>
+        </w:rPr>
+        <w:t>Refactoring.Guru</w:t>
+      </w:r>
+      <w:proofErr w:type="spellEnd"/>
+      <w:r>
+        <w:rPr>
+          <w:rFonts w:cs="Arial"/>
+          <w:lang w:eastAsia="es-EC"/>
+        </w:rPr>
+        <w:t xml:space="preserve">. (s. f.). Factory </w:t>
+      </w:r>
+      <w:proofErr w:type="spellStart"/>
+      <w:r>
+        <w:rPr>
+          <w:rFonts w:cs="Arial"/>
+          <w:lang w:eastAsia="es-EC"/>
+        </w:rPr>
+        <w:t>Method</w:t>
+      </w:r>
+      <w:proofErr w:type="spellEnd"/>
+      <w:r>
+        <w:rPr>
+          <w:rFonts w:cs="Arial"/>
+          <w:lang w:eastAsia="es-EC"/>
+        </w:rPr>
+        <w:t xml:space="preserve">. </w:t>
+      </w:r>
+      <w:hyperlink r:id="rId33" w:history="1">
+        <w:r>
+          <w:rPr>
+            <w:rStyle w:val="Hipervnculo"/>
+            <w:rFonts w:cs="Arial"/>
             <w:lang w:eastAsia="es-EC"/>
           </w:rPr>
           <w:t>https://refactoring.guru/es/design-patterns/factory-method</w:t>
@@ -5980,135 +7115,116 @@
       </w:hyperlink>
       <w:r>
         <w:rPr>
+          <w:rFonts w:cs="Arial"/>
+          <w:lang w:eastAsia="es-EC"/>
+        </w:rPr>
+        <w:t xml:space="preserve"> </w:t>
+      </w:r>
+    </w:p>
+    <w:p>
+      <w:pPr>
+        <w:rPr>
+          <w:rFonts w:cs="Arial"/>
+          <w:lang w:eastAsia="es-EC"/>
+        </w:rPr>
+      </w:pPr>
+    </w:p>
+    <w:p>
+      <w:pPr>
+        <w:rPr>
+          <w:rFonts w:cs="Arial"/>
+          <w:b/>
+          <w:bCs/>
+          <w:lang w:eastAsia="es-EC"/>
+        </w:rPr>
+      </w:pPr>
+      <w:r>
+        <w:rPr>
+          <w:rFonts w:cs="Arial"/>
+          <w:b/>
+          <w:bCs/>
+          <w:lang w:eastAsia="es-EC"/>
+        </w:rPr>
+        <w:t xml:space="preserve">Enlaces </w:t>
+      </w:r>
+      <w:r>
+        <w:rPr>
+          <w:rFonts w:cs="Arial"/>
+          <w:b/>
+          <w:bCs/>
+          <w:lang w:eastAsia="es-EC"/>
+        </w:rPr>
+        <w:t xml:space="preserve">de los diagramas hecho en </w:t>
+      </w:r>
+      <w:r>
+        <w:rPr>
+          <w:rFonts w:cs="Arial"/>
+          <w:b/>
+          <w:bCs/>
+          <w:lang w:eastAsia="es-EC"/>
+        </w:rPr>
+        <w:t>github.com</w:t>
+      </w:r>
+    </w:p>
+    <w:p>
+      <w:pPr>
+        <w:rPr>
+          <w:rFonts w:cs="Arial"/>
+          <w:lang w:eastAsia="es-EC"/>
+        </w:rPr>
+      </w:pPr>
+      <w:r>
+        <w:rPr>
+          <w:rFonts w:cs="Arial"/>
+          <w:lang w:eastAsia="es-EC"/>
+        </w:rPr>
+        <w:t>https://app.diagrams.net/#G1Bw0TrWxLkLRZ6nVfjErkTpPGn8Kv5lSz#%7B%22pageId%22%3A%2252opxhc2MYbXhIZrIKbe%22%7D</w:t>
+      </w:r>
+    </w:p>
+    <w:p>
+      <w:pPr>
+        <w:rPr>
+          <w:rFonts w:cs="Arial"/>
+          <w:b/>
+          <w:bCs/>
+          <w:lang w:eastAsia="es-EC"/>
+        </w:rPr>
+      </w:pPr>
+      <w:r>
+        <w:rPr>
+          <w:rFonts w:cs="Arial"/>
+          <w:b/>
+          <w:bCs/>
+          <w:lang w:eastAsia="es-EC"/>
+        </w:rPr>
+        <w:t>Enlace de GitHub</w:t>
+      </w:r>
+    </w:p>
+    <w:p>
+      <w:pPr>
+        <w:rPr>
+          <w:rFonts w:cs="Arial"/>
+          <w:lang w:eastAsia="es-EC"/>
+        </w:rPr>
+      </w:pPr>
+      <w:r>
+        <w:rPr>
+          <w:rFonts w:cs="Arial"/>
+          <w:lang w:eastAsia="es-EC"/>
+        </w:rPr>
+        <w:t>https://github.com/jcedeno0684-cpu/JenyDSI</w:t>
+      </w:r>
+    </w:p>
+    <w:p>
+      <w:pPr>
+        <w:rPr>
           <w:rFonts w:ascii="Arial" w:hAnsi="Arial" w:cs="Arial"/>
-          <w:sz w:val="20"/>
-          <w:szCs w:val="20"/>
-          <w:lang w:eastAsia="es-EC"/>
-        </w:rPr>
-        <w:t xml:space="preserve"> </w:t>
-      </w:r>
-    </w:p>
-    <w:p>
-      <w:pPr>
-        <w:rPr>
-          <w:rFonts w:ascii="Arial" w:hAnsi="Arial" w:cs="Arial"/>
-          <w:sz w:val="20"/>
-          <w:szCs w:val="20"/>
-          <w:lang w:eastAsia="es-EC"/>
-        </w:rPr>
-      </w:pPr>
-      <w:r>
-        <w:rPr>
-          <w:rFonts w:ascii="Arial" w:hAnsi="Arial" w:cs="Arial"/>
-          <w:noProof/>
-          <w:sz w:val="20"/>
-          <w:szCs w:val="20"/>
-          <w:lang w:eastAsia="es-EC"/>
-        </w:rPr>
-        <w:drawing>
-          <wp:inline distT="0" distB="0" distL="0" distR="0" wp14:anchorId="47260EF0" wp14:editId="5FBBF746">
-            <wp:extent cx="304800" cy="304800"/>
-            <wp:effectExtent l="0" t="0" r="0" b="0"/>
-            <wp:docPr id="2" name="Imagen 2"/>
-            <wp:cNvGraphicFramePr>
-              <a:graphicFrameLocks xmlns:a="http://schemas.openxmlformats.org/drawingml/2006/main" noChangeAspect="1"/>
-            </wp:cNvGraphicFramePr>
-            <a:graphic xmlns:a="http://schemas.openxmlformats.org/drawingml/2006/main">
-              <a:graphicData uri="http://schemas.openxmlformats.org/drawingml/2006/picture">
-                <pic:pic xmlns:pic="http://schemas.openxmlformats.org/drawingml/2006/picture">
-                  <pic:nvPicPr>
-                    <pic:cNvPr id="0" name="Picture 8"/>
-                    <pic:cNvPicPr>
-                      <a:picLocks noChangeAspect="1" noChangeArrowheads="1"/>
-                    </pic:cNvPicPr>
-                  </pic:nvPicPr>
-                  <pic:blipFill>
-                    <a:blip r:embed="rId25">
-                      <a:extLst>
-                        <a:ext uri="{28A0092B-C50C-407E-A947-70E740481C1C}">
-                          <a14:useLocalDpi xmlns:a14="http://schemas.microsoft.com/office/drawing/2010/main" val="0"/>
-                        </a:ext>
-                      </a:extLst>
-                    </a:blip>
-                    <a:srcRect/>
-                    <a:stretch>
-                      <a:fillRect/>
-                    </a:stretch>
-                  </pic:blipFill>
-                  <pic:spPr bwMode="auto">
-                    <a:xfrm>
-                      <a:off x="0" y="0"/>
-                      <a:ext cx="304800" cy="304800"/>
-                    </a:xfrm>
-                    <a:prstGeom prst="rect">
-                      <a:avLst/>
-                    </a:prstGeom>
-                    <a:noFill/>
-                    <a:ln>
-                      <a:noFill/>
-                    </a:ln>
-                  </pic:spPr>
-                </pic:pic>
-              </a:graphicData>
-            </a:graphic>
-          </wp:inline>
-        </w:drawing>
-      </w:r>
-    </w:p>
-    <w:p>
-      <w:pPr>
-        <w:rPr>
-          <w:rFonts w:ascii="Arial" w:hAnsi="Arial" w:cs="Arial"/>
-          <w:sz w:val="20"/>
-          <w:szCs w:val="20"/>
-          <w:lang w:eastAsia="es-EC"/>
-        </w:rPr>
-      </w:pPr>
-      <w:proofErr w:type="spellStart"/>
-      <w:proofErr w:type="gramStart"/>
-      <w:r>
-        <w:rPr>
-          <w:rFonts w:ascii="Arial" w:hAnsi="Arial" w:cs="Arial"/>
-          <w:sz w:val="20"/>
-          <w:szCs w:val="20"/>
-          <w:lang w:eastAsia="es-EC"/>
-        </w:rPr>
-        <w:t>refactoring.guru</w:t>
-      </w:r>
-      <w:proofErr w:type="spellEnd"/>
-      <w:proofErr w:type="gramEnd"/>
-    </w:p>
-    <w:p>
-      <w:pPr>
-        <w:rPr>
-          <w:rFonts w:ascii="Arial" w:hAnsi="Arial" w:cs="Arial"/>
-          <w:sz w:val="20"/>
-          <w:szCs w:val="20"/>
-          <w:lang w:eastAsia="es-EC"/>
-        </w:rPr>
-      </w:pPr>
-      <w:r>
-        <w:rPr>
-          <w:rFonts w:ascii="Arial" w:hAnsi="Arial" w:cs="Arial"/>
-          <w:sz w:val="20"/>
-          <w:szCs w:val="20"/>
-          <w:lang w:eastAsia="es-EC"/>
-        </w:rPr>
-        <w:t>¿Para qué te sirve? Para explicar cómo crear distintos tipos de registros de rescate según la especie animal.</w:t>
-      </w:r>
-    </w:p>
-    <w:p>
-      <w:pPr>
-        <w:rPr>
-          <w:rFonts w:ascii="Arial" w:hAnsi="Arial" w:cs="Arial"/>
-          <w:sz w:val="20"/>
-          <w:szCs w:val="20"/>
           <w:lang w:eastAsia="es-EC"/>
         </w:rPr>
       </w:pPr>
     </w:p>
     <w:sectPr>
-      <w:headerReference w:type="first" r:id="rId28"/>
+      <w:headerReference w:type="first" r:id="rId34"/>
       <w:pgSz w:w="11906" w:h="16838"/>
       <w:pgMar w:top="1417" w:right="1701" w:bottom="1417" w:left="1701" w:header="708" w:footer="708" w:gutter="0"/>
       <w:pgNumType w:start="1"/>
@@ -6125,7 +7241,7 @@
   <w:endnote w:type="separator" w:id="-1">
     <w:p>
       <w:pPr>
-        <w:spacing w:after="0" w:line="240" w:lineRule="auto"/>
+        <w:spacing w:line="240" w:lineRule="auto"/>
       </w:pPr>
       <w:r>
         <w:separator/>
@@ -6135,7 +7251,7 @@
   <w:endnote w:type="continuationSeparator" w:id="0">
     <w:p>
       <w:pPr>
-        <w:spacing w:after="0" w:line="240" w:lineRule="auto"/>
+        <w:spacing w:line="240" w:lineRule="auto"/>
       </w:pPr>
       <w:r>
         <w:continuationSeparator/>
@@ -6472,7 +7588,7 @@
   <w:footnote w:type="separator" w:id="-1">
     <w:p>
       <w:pPr>
-        <w:spacing w:after="0" w:line="240" w:lineRule="auto"/>
+        <w:spacing w:line="240" w:lineRule="auto"/>
       </w:pPr>
       <w:r>
         <w:separator/>
@@ -6482,7 +7598,7 @@
   <w:footnote w:type="continuationSeparator" w:id="0">
     <w:p>
       <w:pPr>
-        <w:spacing w:after="0" w:line="240" w:lineRule="auto"/>
+        <w:spacing w:line="240" w:lineRule="auto"/>
       </w:pPr>
       <w:r>
         <w:continuationSeparator/>
@@ -6984,7 +8100,7 @@
         <v:path o:extrusionok="f" gradientshapeok="t" o:connecttype="rect"/>
         <o:lock v:ext="edit" aspectratio="t"/>
       </v:shapetype>
-      <v:shape id="_x0000_i1065" type="#_x0000_t75" style="width:11.25pt;height:11.25pt" o:bullet="t">
+      <v:shape id="_x0000_i1317" type="#_x0000_t75" style="width:11.25pt;height:11.25pt" o:bullet="t">
         <v:imagedata r:id="rId1" o:title="mso3E28"/>
       </v:shape>
     </w:pict>
@@ -11516,7 +12632,13 @@
   </w:latentStyles>
   <w:style w:type="paragraph" w:default="1" w:styleId="Normal">
     <w:name w:val="Normal"/>
+    <w:aliases w:val="apa7"/>
     <w:qFormat/>
+    <w:rsid w:val="007C68E8"/>
+    <w:pPr>
+      <w:spacing w:after="0" w:line="360" w:lineRule="auto"/>
+      <w:ind w:left="720" w:hanging="720"/>
+    </w:pPr>
   </w:style>
   <w:style w:type="paragraph" w:styleId="Ttulo1">
     <w:name w:val="heading 1"/>
@@ -11529,7 +12651,7 @@
     <w:pPr>
       <w:keepNext/>
       <w:keepLines/>
-      <w:spacing w:before="240" w:after="0"/>
+      <w:spacing w:before="240"/>
       <w:outlineLvl w:val="0"/>
     </w:pPr>
     <w:rPr>
@@ -11551,7 +12673,7 @@
     <w:pPr>
       <w:keepNext/>
       <w:keepLines/>
-      <w:spacing w:before="40" w:after="0"/>
+      <w:spacing w:before="40"/>
       <w:outlineLvl w:val="1"/>
     </w:pPr>
     <w:rPr>
@@ -11573,7 +12695,7 @@
     <w:pPr>
       <w:keepNext/>
       <w:keepLines/>
-      <w:spacing w:before="40" w:after="0"/>
+      <w:spacing w:before="40"/>
       <w:outlineLvl w:val="2"/>
     </w:pPr>
     <w:rPr>
@@ -11595,7 +12717,7 @@
     <w:pPr>
       <w:keepNext/>
       <w:keepLines/>
-      <w:spacing w:before="40" w:after="0"/>
+      <w:spacing w:before="40"/>
       <w:outlineLvl w:val="3"/>
     </w:pPr>
     <w:rPr>
@@ -11638,7 +12760,6 @@
     <w:qFormat/>
     <w:rsid w:val="004950CF"/>
     <w:pPr>
-      <w:ind w:left="720"/>
       <w:contextualSpacing/>
     </w:pPr>
   </w:style>
@@ -11677,7 +12798,7 @@
         <w:tab w:val="center" w:pos="4419"/>
         <w:tab w:val="right" w:pos="8838"/>
       </w:tabs>
-      <w:spacing w:after="0" w:line="240" w:lineRule="auto"/>
+      <w:spacing w:line="240" w:lineRule="auto"/>
     </w:pPr>
   </w:style>
   <w:style w:type="character" w:customStyle="1" w:styleId="EncabezadoCar">
@@ -11699,7 +12820,7 @@
         <w:tab w:val="center" w:pos="4419"/>
         <w:tab w:val="right" w:pos="8838"/>
       </w:tabs>
-      <w:spacing w:after="0" w:line="240" w:lineRule="auto"/>
+      <w:spacing w:line="240" w:lineRule="auto"/>
     </w:pPr>
   </w:style>
   <w:style w:type="character" w:customStyle="1" w:styleId="PiedepginaCar">
@@ -11849,9 +12970,6 @@
     <w:uiPriority w:val="99"/>
     <w:unhideWhenUsed/>
     <w:rsid w:val="00085DE9"/>
-    <w:pPr>
-      <w:spacing w:after="0"/>
-    </w:pPr>
   </w:style>
   <w:style w:type="character" w:customStyle="1" w:styleId="Ttulo4Car">
     <w:name w:val="Título 4 Car"/>
